--- a/bookkeeper-v2/v2-consulting/03-Client-Documents/Client-Intake-and-Onboarding-Pack-v2.docx
+++ b/bookkeeper-v2/v2-consulting/03-Client-Documents/Client-Intake-and-Onboarding-Pack-v2.docx
@@ -9,20 +9,12 @@
         <w:tblLook w:firstColumn="1" w:firstRow="1" w:lastColumn="0" w:lastRow="0" w:noHBand="0" w:noVBand="1" w:val="04A0"/>
       </w:tblPr>
       <w:tblGrid>
-        <w:gridCol w:w="9406"/>
+        <w:gridCol w:w="9518"/>
       </w:tblGrid>
       <w:tr>
         <w:tc>
           <w:tcPr>
-            <w:tcW w:type="dxa" w:w="9406"/>
-            <w:shd w:val="clear" w:color="auto" w:fill="0F172A"/>
-            <w:tcMar>
-              <w:top w:w="800" w:type="dxa"/>
-              <w:bottom w:w="800" w:type="dxa"/>
-              <w:left w:w="700" w:type="dxa"/>
-              <w:right w:w="700" w:type="dxa"/>
-            </w:tcMar>
-            <w:vAlign w:val="center"/>
+            <w:tcW w:type="dxa" w:w="9518"/>
             <w:tcBorders>
               <w:top w:val="none" w:sz="0" w:color="auto"/>
               <w:bottom w:val="none" w:sz="0" w:color="auto"/>
@@ -31,17 +23,67 @@
               <w:insideH w:val="none" w:sz="0" w:color="auto"/>
               <w:insideV w:val="none" w:sz="0" w:color="auto"/>
             </w:tcBorders>
+            <w:shd w:val="clear" w:color="auto" w:fill="0F172A"/>
+            <w:tcMar>
+              <w:top w:w="0" w:type="dxa"/>
+              <w:bottom w:w="0" w:type="dxa"/>
+              <w:left w:w="0" w:type="dxa"/>
+              <w:right w:w="0" w:type="dxa"/>
+            </w:tcMar>
+            <w:vAlign w:val="top"/>
           </w:tcPr>
           <w:p>
             <w:pPr>
               <w:shd w:val="clear" w:color="auto" w:fill="0F766E"/>
-              <w:spacing w:before="0" w:after="0"/>
+              <w:spacing w:before="160" w:after="160" w:line="276" w:lineRule="auto"/>
+              <w:ind w:left="400"/>
+            </w:pPr>
+            <w:r>
+              <w:rPr>
+                <w:rFonts w:ascii="Poppins" w:hAnsi="Poppins" w:eastAsia="Poppins"/>
+                <w:b/>
+                <w:i w:val="0"/>
+                <w:color w:val="FFFFFF"/>
+                <w:sz w:val="18"/>
+              </w:rPr>
+              <w:t>NOVAOPS</w:t>
+            </w:r>
+            <w:r>
+              <w:rPr>
+                <w:rFonts w:ascii="Inter" w:hAnsi="Inter" w:eastAsia="Inter"/>
+                <w:b w:val="0"/>
+                <w:i w:val="0"/>
+                <w:color w:val="CCFBF1"/>
+                <w:sz w:val="15"/>
+              </w:rPr>
+              <w:t xml:space="preserve">  ·  Bookkeeper Practice Launch System  ·  v2.0</w:t>
+            </w:r>
+          </w:p>
+          <w:p>
+            <w:pPr>
+              <w:spacing w:before="1200" w:after="0" w:line="276" w:lineRule="auto"/>
             </w:pPr>
           </w:p>
-          <w:p/>
           <w:p>
             <w:pPr>
-              <w:spacing w:before="0" w:after="240"/>
+              <w:spacing w:before="0" w:after="280" w:line="276" w:lineRule="auto"/>
+              <w:ind w:left="400"/>
+            </w:pPr>
+            <w:r>
+              <w:rPr>
+                <w:rFonts w:ascii="Inter" w:hAnsi="Inter" w:eastAsia="Inter"/>
+                <w:b/>
+                <w:i w:val="0"/>
+                <w:color w:val="0F766E"/>
+                <w:sz w:val="15"/>
+              </w:rPr>
+              <w:t>03  —  CLIENT DOCUMENTS</w:t>
+            </w:r>
+          </w:p>
+          <w:p>
+            <w:pPr>
+              <w:spacing w:before="0" w:after="1000" w:line="276" w:lineRule="auto"/>
+              <w:ind w:left="400"/>
             </w:pPr>
             <w:r>
               <w:rPr>
@@ -49,14 +91,15 @@
                 <w:b/>
                 <w:i w:val="0"/>
                 <w:color w:val="0F766E"/>
-                <w:sz w:val="16"/>
+                <w:sz w:val="22"/>
               </w:rPr>
-              <w:t>03  —  CLIENT DOCUMENTS</w:t>
+              <w:t>NOVAOPS</w:t>
             </w:r>
           </w:p>
           <w:p>
             <w:pPr>
-              <w:spacing w:before="0" w:after="80"/>
+              <w:spacing w:before="0" w:after="80" w:line="276" w:lineRule="auto"/>
+              <w:ind w:left="400"/>
             </w:pPr>
             <w:r>
               <w:rPr>
@@ -64,14 +107,15 @@
                 <w:b/>
                 <w:i w:val="0"/>
                 <w:color w:val="FFFFFF"/>
-                <w:sz w:val="60"/>
+                <w:sz w:val="64"/>
               </w:rPr>
               <w:t>Client Intake &amp;</w:t>
             </w:r>
           </w:p>
           <w:p>
             <w:pPr>
-              <w:spacing w:before="0" w:after="80"/>
+              <w:spacing w:before="0" w:after="80" w:line="276" w:lineRule="auto"/>
+              <w:ind w:left="400"/>
             </w:pPr>
             <w:r>
               <w:rPr>
@@ -79,37 +123,40 @@
                 <w:b/>
                 <w:i w:val="0"/>
                 <w:color w:val="FFFFFF"/>
-                <w:sz w:val="60"/>
+                <w:sz w:val="64"/>
               </w:rPr>
               <w:t>Onboarding Pack</w:t>
             </w:r>
           </w:p>
           <w:p>
             <w:pPr>
-              <w:spacing w:before="120" w:after="400"/>
+              <w:spacing w:before="160" w:after="560" w:line="276" w:lineRule="auto"/>
+              <w:ind w:left="400"/>
             </w:pPr>
             <w:r>
               <w:rPr>
                 <w:rFonts w:ascii="Inter" w:hAnsi="Inter" w:eastAsia="Inter"/>
                 <w:b w:val="0"/>
-                <w:i w:val="0"/>
+                <w:i/>
                 <w:color w:val="94A3B8"/>
                 <w:sz w:val="24"/>
               </w:rPr>
-              <w:t>Everything needed for a clean, confident engagement start</w:t>
+              <w:t>Everything needed to start a clean, confident bookkeeping engagement</w:t>
             </w:r>
           </w:p>
           <w:p>
             <w:pPr>
-              <w:spacing w:before="0" w:after="320"/>
               <w:pBdr>
                 <w:bottom w:val="single" w:sz="12" w:space="1" w:color="0F766E"/>
               </w:pBdr>
+              <w:spacing w:before="0" w:after="400" w:line="276" w:lineRule="auto"/>
+              <w:ind w:left="400" w:right="400"/>
             </w:pPr>
           </w:p>
           <w:p>
             <w:pPr>
-              <w:spacing w:before="0" w:after="60"/>
+              <w:spacing w:before="0" w:after="80" w:line="276" w:lineRule="auto"/>
+              <w:ind w:left="400"/>
             </w:pPr>
             <w:r>
               <w:rPr>
@@ -119,7 +166,7 @@
                 <w:color w:val="64748B"/>
                 <w:sz w:val="15"/>
               </w:rPr>
-              <w:t xml:space="preserve">PREPARED BY  </w:t>
+              <w:t xml:space="preserve">PREPARED BY   </w:t>
             </w:r>
             <w:r>
               <w:rPr>
@@ -127,14 +174,15 @@
                 <w:b/>
                 <w:i w:val="0"/>
                 <w:color w:val="FFFFFF"/>
-                <w:sz w:val="16"/>
+                <w:sz w:val="15"/>
               </w:rPr>
               <w:t>[PRACTICE NAME]</w:t>
             </w:r>
           </w:p>
           <w:p>
             <w:pPr>
-              <w:spacing w:before="0" w:after="60"/>
+              <w:spacing w:before="0" w:after="80" w:line="276" w:lineRule="auto"/>
+              <w:ind w:left="400"/>
             </w:pPr>
             <w:r>
               <w:rPr>
@@ -144,7 +192,7 @@
                 <w:color w:val="64748B"/>
                 <w:sz w:val="15"/>
               </w:rPr>
-              <w:t xml:space="preserve">CLIENT  </w:t>
+              <w:t xml:space="preserve">CLIENT        </w:t>
             </w:r>
             <w:r>
               <w:rPr>
@@ -152,24 +200,57 @@
                 <w:b/>
                 <w:i w:val="0"/>
                 <w:color w:val="FFFFFF"/>
-                <w:sz w:val="16"/>
+                <w:sz w:val="15"/>
               </w:rPr>
               <w:t>[CLIENT COMPANY]</w:t>
             </w:r>
           </w:p>
           <w:p>
             <w:pPr>
-              <w:spacing w:before="800" w:after="0"/>
+              <w:spacing w:before="0" w:after="80" w:line="276" w:lineRule="auto"/>
+              <w:ind w:left="400"/>
+            </w:pPr>
+            <w:r>
+              <w:rPr>
+                <w:rFonts w:ascii="Inter" w:hAnsi="Inter" w:eastAsia="Inter"/>
+                <w:b w:val="0"/>
+                <w:i w:val="0"/>
+                <w:color w:val="64748B"/>
+                <w:sz w:val="15"/>
+              </w:rPr>
+              <w:t xml:space="preserve">KICKOFF DATE  </w:t>
+            </w:r>
+            <w:r>
+              <w:rPr>
+                <w:rFonts w:ascii="Inter" w:hAnsi="Inter" w:eastAsia="Inter"/>
+                <w:b/>
+                <w:i w:val="0"/>
+                <w:color w:val="FFFFFF"/>
+                <w:sz w:val="15"/>
+              </w:rPr>
+              <w:t>[DATE]</w:t>
+            </w:r>
+          </w:p>
+          <w:p>
+            <w:pPr>
+              <w:spacing w:before="800" w:after="0" w:line="276" w:lineRule="auto"/>
+            </w:pPr>
+          </w:p>
+          <w:p>
+            <w:pPr>
+              <w:shd w:val="clear" w:color="auto" w:fill="D97706"/>
+              <w:spacing w:before="160" w:after="160" w:line="276" w:lineRule="auto"/>
+              <w:ind w:left="400"/>
             </w:pPr>
             <w:r>
               <w:rPr>
                 <w:rFonts w:ascii="Poppins" w:hAnsi="Poppins" w:eastAsia="Poppins"/>
                 <w:b/>
                 <w:i w:val="0"/>
-                <w:color w:val="D97706"/>
+                <w:color w:val="FFFFFF"/>
                 <w:sz w:val="15"/>
               </w:rPr>
-              <w:t>VERSION 2.0  ·  PREMIUM EDITION  ·  2025</w:t>
+              <w:t>VERSION 2.0  ·  PREMIUM CONSULTING EDITION  ·  © 2025 NOVAOPS</w:t>
             </w:r>
           </w:p>
         </w:tc>
@@ -187,46 +268,31 @@
         <w:tblLook w:firstColumn="1" w:firstRow="1" w:lastColumn="0" w:lastRow="0" w:noHBand="0" w:noVBand="1" w:val="04A0"/>
       </w:tblPr>
       <w:tblGrid>
-        <w:gridCol w:w="9406"/>
+        <w:gridCol w:w="9518"/>
       </w:tblGrid>
       <w:tr>
         <w:tc>
           <w:tcPr>
-            <w:tcW w:type="dxa" w:w="9406"/>
+            <w:tcW w:type="dxa" w:w="9518"/>
             <w:shd w:val="clear" w:color="auto" w:fill="FFFBEB"/>
             <w:tcMar>
-              <w:top w:w="100" w:type="dxa"/>
-              <w:bottom w:w="100" w:type="dxa"/>
-              <w:left w:w="160" w:type="dxa"/>
-              <w:right w:w="160" w:type="dxa"/>
+              <w:top w:w="110" w:type="dxa"/>
+              <w:bottom w:w="110" w:type="dxa"/>
+              <w:left w:w="170" w:type="dxa"/>
+              <w:right w:w="170" w:type="dxa"/>
             </w:tcMar>
             <w:tcBorders>
-              <w:left w:val="single" w:sz="14" w:color="D97706"/>
+              <w:top w:val="single" w:sz="4" w:color="CBD5E1"/>
+              <w:bottom w:val="single" w:sz="4" w:color="CBD5E1"/>
+              <w:left w:val="single" w:sz="16" w:color="D97706"/>
+              <w:right w:val="single" w:sz="4" w:color="CBD5E1"/>
               <w:insideH w:val="none" w:sz="0" w:color="auto"/>
               <w:insideV w:val="none" w:sz="0" w:color="auto"/>
-              <w:top w:val="single" w:sz="4" w:color="CBD5E1"/>
-              <w:right w:val="single" w:sz="4" w:color="CBD5E1"/>
-              <w:bottom w:val="single" w:sz="4" w:color="CBD5E1"/>
             </w:tcBorders>
           </w:tcPr>
           <w:p>
             <w:pPr>
-              <w:spacing w:before="0" w:after="0"/>
-            </w:pPr>
-            <w:r>
-              <w:rPr>
-                <w:rFonts w:ascii="Inter" w:hAnsi="Inter" w:eastAsia="Inter"/>
-                <w:b w:val="0"/>
-                <w:i w:val="0"/>
-                <w:color w:val="0F172A"/>
-                <w:sz w:val="18"/>
-              </w:rPr>
-              <w:t>Complete Sections 1–4 with the client during or before the kickoff call. Replace all [BRACKETED TEXT] before sending.</w:t>
-            </w:r>
-          </w:p>
-          <w:p>
-            <w:pPr>
-              <w:spacing w:before="0" w:after="80"/>
+              <w:spacing w:before="0" w:after="100" w:line="276" w:lineRule="auto"/>
             </w:pPr>
             <w:r>
               <w:rPr>
@@ -239,12 +305,27 @@
               <w:t>INSTRUCTIONS</w:t>
             </w:r>
           </w:p>
+          <w:p>
+            <w:pPr>
+              <w:spacing w:before="0" w:after="0" w:line="276" w:lineRule="auto"/>
+            </w:pPr>
+            <w:r>
+              <w:rPr>
+                <w:rFonts w:ascii="Calibri" w:hAnsi="Calibri" w:eastAsia="Calibri"/>
+                <w:b w:val="0"/>
+                <w:i w:val="0"/>
+                <w:color w:val="0F172A"/>
+                <w:sz w:val="18"/>
+              </w:rPr>
+              <w:t>Complete Sections 1–5 with the client during or before the kickoff call. Replace all [BRACKETED TEXT] before sending.</w:t>
+            </w:r>
+          </w:p>
         </w:tc>
       </w:tr>
     </w:tbl>
     <w:p>
       <w:pPr>
-        <w:spacing w:before="0" w:after="80"/>
+        <w:spacing w:before="0" w:after="120" w:line="276" w:lineRule="auto"/>
       </w:pPr>
     </w:p>
     <w:tbl>
@@ -254,13 +335,18 @@
         <w:tblLook w:firstColumn="1" w:firstRow="1" w:lastColumn="0" w:lastRow="0" w:noHBand="0" w:noVBand="1" w:val="04A0"/>
       </w:tblPr>
       <w:tblGrid>
-        <w:gridCol w:w="4703"/>
-        <w:gridCol w:w="4703"/>
+        <w:gridCol w:w="2379"/>
+        <w:gridCol w:w="2379"/>
+        <w:gridCol w:w="2379"/>
+        <w:gridCol w:w="2379"/>
       </w:tblGrid>
       <w:tr>
+        <w:trPr>
+          <w:trHeight w:val="260" w:hRule="atLeast"/>
+        </w:trPr>
         <w:tc>
           <w:tcPr>
-            <w:tcW w:type="dxa" w:w="850"/>
+            <w:tcW w:type="dxa" w:w="2379"/>
             <w:tcBorders>
               <w:top w:val="none" w:sz="0" w:color="auto"/>
               <w:bottom w:val="none" w:sz="0" w:color="auto"/>
@@ -269,32 +355,33 @@
               <w:insideH w:val="none" w:sz="0" w:color="auto"/>
               <w:insideV w:val="none" w:sz="0" w:color="auto"/>
             </w:tcBorders>
+            <w:shd w:val="clear" w:color="auto" w:fill="0F766E"/>
             <w:tcMar>
-              <w:top w:w="0" w:type="dxa"/>
-              <w:bottom w:w="0" w:type="dxa"/>
-              <w:left w:w="0" w:type="dxa"/>
-              <w:right w:w="60" w:type="dxa"/>
+              <w:top w:w="80" w:type="dxa"/>
+              <w:bottom w:w="60" w:type="dxa"/>
+              <w:left w:w="120" w:type="dxa"/>
+              <w:right w:w="120" w:type="dxa"/>
             </w:tcMar>
           </w:tcPr>
           <w:p>
             <w:pPr>
-              <w:spacing w:before="0" w:after="0"/>
+              <w:jc w:val="center"/>
             </w:pPr>
             <w:r>
               <w:rPr>
-                <w:rFonts w:ascii="Poppins" w:hAnsi="Poppins" w:eastAsia="Poppins"/>
+                <w:rFonts w:ascii="Inter" w:hAnsi="Inter" w:eastAsia="Inter"/>
                 <w:b/>
                 <w:i w:val="0"/>
-                <w:color w:val="0F766E"/>
-                <w:sz w:val="20"/>
+                <w:color w:val="CCFBF1"/>
+                <w:sz w:val="13"/>
               </w:rPr>
-              <w:t>01</w:t>
+              <w:t>SECTIONS</w:t>
             </w:r>
           </w:p>
         </w:tc>
         <w:tc>
           <w:tcPr>
-            <w:tcW w:type="dxa" w:w="4703"/>
+            <w:tcW w:type="dxa" w:w="2379"/>
             <w:tcBorders>
               <w:top w:val="none" w:sz="0" w:color="auto"/>
               <w:bottom w:val="none" w:sz="0" w:color="auto"/>
@@ -303,26 +390,387 @@
               <w:insideH w:val="none" w:sz="0" w:color="auto"/>
               <w:insideV w:val="none" w:sz="0" w:color="auto"/>
             </w:tcBorders>
+            <w:shd w:val="clear" w:color="auto" w:fill="0F766E"/>
             <w:tcMar>
-              <w:top w:w="0" w:type="dxa"/>
-              <w:bottom w:w="0" w:type="dxa"/>
-              <w:left w:w="0" w:type="dxa"/>
-              <w:right w:w="0" w:type="dxa"/>
+              <w:top w:w="80" w:type="dxa"/>
+              <w:bottom w:w="60" w:type="dxa"/>
+              <w:left w:w="120" w:type="dxa"/>
+              <w:right w:w="120" w:type="dxa"/>
             </w:tcMar>
           </w:tcPr>
           <w:p>
             <w:pPr>
-              <w:spacing w:before="0" w:after="0"/>
+              <w:jc w:val="center"/>
+            </w:pPr>
+            <w:r>
+              <w:rPr>
+                <w:rFonts w:ascii="Inter" w:hAnsi="Inter" w:eastAsia="Inter"/>
+                <w:b/>
+                <w:i w:val="0"/>
+                <w:color w:val="CCFBF1"/>
+                <w:sz w:val="13"/>
+              </w:rPr>
+              <w:t>FORM FIELDS</w:t>
+            </w:r>
+          </w:p>
+        </w:tc>
+        <w:tc>
+          <w:tcPr>
+            <w:tcW w:type="dxa" w:w="2379"/>
+            <w:tcBorders>
+              <w:top w:val="none" w:sz="0" w:color="auto"/>
+              <w:bottom w:val="none" w:sz="0" w:color="auto"/>
+              <w:left w:val="none" w:sz="0" w:color="auto"/>
+              <w:right w:val="none" w:sz="0" w:color="auto"/>
+              <w:insideH w:val="none" w:sz="0" w:color="auto"/>
+              <w:insideV w:val="none" w:sz="0" w:color="auto"/>
+            </w:tcBorders>
+            <w:shd w:val="clear" w:color="auto" w:fill="0F766E"/>
+            <w:tcMar>
+              <w:top w:w="80" w:type="dxa"/>
+              <w:bottom w:w="60" w:type="dxa"/>
+              <w:left w:w="120" w:type="dxa"/>
+              <w:right w:w="120" w:type="dxa"/>
+            </w:tcMar>
+          </w:tcPr>
+          <w:p>
+            <w:pPr>
+              <w:jc w:val="center"/>
+            </w:pPr>
+            <w:r>
+              <w:rPr>
+                <w:rFonts w:ascii="Inter" w:hAnsi="Inter" w:eastAsia="Inter"/>
+                <w:b/>
+                <w:i w:val="0"/>
+                <w:color w:val="CCFBF1"/>
+                <w:sz w:val="13"/>
+              </w:rPr>
+              <w:t>DOCUMENTS</w:t>
+            </w:r>
+          </w:p>
+        </w:tc>
+        <w:tc>
+          <w:tcPr>
+            <w:tcW w:type="dxa" w:w="2379"/>
+            <w:tcBorders>
+              <w:top w:val="none" w:sz="0" w:color="auto"/>
+              <w:bottom w:val="none" w:sz="0" w:color="auto"/>
+              <w:left w:val="none" w:sz="0" w:color="auto"/>
+              <w:right w:val="none" w:sz="0" w:color="auto"/>
+              <w:insideH w:val="none" w:sz="0" w:color="auto"/>
+              <w:insideV w:val="none" w:sz="0" w:color="auto"/>
+            </w:tcBorders>
+            <w:shd w:val="clear" w:color="auto" w:fill="0F766E"/>
+            <w:tcMar>
+              <w:top w:w="80" w:type="dxa"/>
+              <w:bottom w:w="60" w:type="dxa"/>
+              <w:left w:w="120" w:type="dxa"/>
+              <w:right w:w="120" w:type="dxa"/>
+            </w:tcMar>
+          </w:tcPr>
+          <w:p>
+            <w:pPr>
+              <w:jc w:val="center"/>
+            </w:pPr>
+            <w:r>
+              <w:rPr>
+                <w:rFonts w:ascii="Inter" w:hAnsi="Inter" w:eastAsia="Inter"/>
+                <w:b/>
+                <w:i w:val="0"/>
+                <w:color w:val="CCFBF1"/>
+                <w:sz w:val="13"/>
+              </w:rPr>
+              <w:t>ACCESS ITEMS</w:t>
+            </w:r>
+          </w:p>
+        </w:tc>
+      </w:tr>
+      <w:tr>
+        <w:trPr>
+          <w:trHeight w:val="640" w:hRule="atLeast"/>
+        </w:trPr>
+        <w:tc>
+          <w:tcPr>
+            <w:tcW w:type="dxa" w:w="2379"/>
+            <w:tcBorders>
+              <w:top w:val="none" w:sz="0" w:color="auto"/>
+              <w:bottom w:val="none" w:sz="0" w:color="auto"/>
+              <w:left w:val="none" w:sz="0" w:color="auto"/>
+              <w:right w:val="none" w:sz="0" w:color="auto"/>
+              <w:insideH w:val="none" w:sz="0" w:color="auto"/>
+              <w:insideV w:val="none" w:sz="0" w:color="auto"/>
+            </w:tcBorders>
+            <w:shd w:val="clear" w:color="auto" w:fill="0F172A"/>
+            <w:tcMar>
+              <w:top w:w="60" w:type="dxa"/>
+              <w:bottom w:w="60" w:type="dxa"/>
+              <w:left w:w="120" w:type="dxa"/>
+              <w:right w:w="120" w:type="dxa"/>
+            </w:tcMar>
+          </w:tcPr>
+          <w:p>
+            <w:pPr>
+              <w:jc w:val="center"/>
             </w:pPr>
             <w:r>
               <w:rPr>
                 <w:rFonts w:ascii="Poppins" w:hAnsi="Poppins" w:eastAsia="Poppins"/>
                 <w:b/>
                 <w:i w:val="0"/>
-                <w:color w:val="0F172A"/>
-                <w:sz w:val="20"/>
+                <w:color w:val="FFFFFF"/>
+                <w:sz w:val="44"/>
               </w:rPr>
-              <w:t>—  BUSINESS PROFILE</w:t>
+              <w:t>5</w:t>
+            </w:r>
+          </w:p>
+        </w:tc>
+        <w:tc>
+          <w:tcPr>
+            <w:tcW w:type="dxa" w:w="2379"/>
+            <w:tcBorders>
+              <w:top w:val="none" w:sz="0" w:color="auto"/>
+              <w:bottom w:val="none" w:sz="0" w:color="auto"/>
+              <w:left w:val="none" w:sz="0" w:color="auto"/>
+              <w:right w:val="none" w:sz="0" w:color="auto"/>
+              <w:insideH w:val="none" w:sz="0" w:color="auto"/>
+              <w:insideV w:val="none" w:sz="0" w:color="auto"/>
+            </w:tcBorders>
+            <w:shd w:val="clear" w:color="auto" w:fill="0F172A"/>
+            <w:tcMar>
+              <w:top w:w="60" w:type="dxa"/>
+              <w:bottom w:w="60" w:type="dxa"/>
+              <w:left w:w="120" w:type="dxa"/>
+              <w:right w:w="120" w:type="dxa"/>
+            </w:tcMar>
+          </w:tcPr>
+          <w:p>
+            <w:pPr>
+              <w:jc w:val="center"/>
+            </w:pPr>
+            <w:r>
+              <w:rPr>
+                <w:rFonts w:ascii="Poppins" w:hAnsi="Poppins" w:eastAsia="Poppins"/>
+                <w:b/>
+                <w:i w:val="0"/>
+                <w:color w:val="FFFFFF"/>
+                <w:sz w:val="44"/>
+              </w:rPr>
+              <w:t>22+</w:t>
+            </w:r>
+          </w:p>
+        </w:tc>
+        <w:tc>
+          <w:tcPr>
+            <w:tcW w:type="dxa" w:w="2379"/>
+            <w:tcBorders>
+              <w:top w:val="none" w:sz="0" w:color="auto"/>
+              <w:bottom w:val="none" w:sz="0" w:color="auto"/>
+              <w:left w:val="none" w:sz="0" w:color="auto"/>
+              <w:right w:val="none" w:sz="0" w:color="auto"/>
+              <w:insideH w:val="none" w:sz="0" w:color="auto"/>
+              <w:insideV w:val="none" w:sz="0" w:color="auto"/>
+            </w:tcBorders>
+            <w:shd w:val="clear" w:color="auto" w:fill="0F172A"/>
+            <w:tcMar>
+              <w:top w:w="60" w:type="dxa"/>
+              <w:bottom w:w="60" w:type="dxa"/>
+              <w:left w:w="120" w:type="dxa"/>
+              <w:right w:w="120" w:type="dxa"/>
+            </w:tcMar>
+          </w:tcPr>
+          <w:p>
+            <w:pPr>
+              <w:jc w:val="center"/>
+            </w:pPr>
+            <w:r>
+              <w:rPr>
+                <w:rFonts w:ascii="Poppins" w:hAnsi="Poppins" w:eastAsia="Poppins"/>
+                <w:b/>
+                <w:i w:val="0"/>
+                <w:color w:val="FFFFFF"/>
+                <w:sz w:val="44"/>
+              </w:rPr>
+              <w:t>9+</w:t>
+            </w:r>
+          </w:p>
+        </w:tc>
+        <w:tc>
+          <w:tcPr>
+            <w:tcW w:type="dxa" w:w="2379"/>
+            <w:tcBorders>
+              <w:top w:val="none" w:sz="0" w:color="auto"/>
+              <w:bottom w:val="none" w:sz="0" w:color="auto"/>
+              <w:left w:val="none" w:sz="0" w:color="auto"/>
+              <w:right w:val="none" w:sz="0" w:color="auto"/>
+              <w:insideH w:val="none" w:sz="0" w:color="auto"/>
+              <w:insideV w:val="none" w:sz="0" w:color="auto"/>
+            </w:tcBorders>
+            <w:shd w:val="clear" w:color="auto" w:fill="0F172A"/>
+            <w:tcMar>
+              <w:top w:w="60" w:type="dxa"/>
+              <w:bottom w:w="60" w:type="dxa"/>
+              <w:left w:w="120" w:type="dxa"/>
+              <w:right w:w="120" w:type="dxa"/>
+            </w:tcMar>
+          </w:tcPr>
+          <w:p>
+            <w:pPr>
+              <w:jc w:val="center"/>
+            </w:pPr>
+            <w:r>
+              <w:rPr>
+                <w:rFonts w:ascii="Poppins" w:hAnsi="Poppins" w:eastAsia="Poppins"/>
+                <w:b/>
+                <w:i w:val="0"/>
+                <w:color w:val="FFFFFF"/>
+                <w:sz w:val="44"/>
+              </w:rPr>
+              <w:t>6</w:t>
+            </w:r>
+          </w:p>
+        </w:tc>
+      </w:tr>
+      <w:tr>
+        <w:trPr>
+          <w:trHeight w:val="260" w:hRule="atLeast"/>
+        </w:trPr>
+        <w:tc>
+          <w:tcPr>
+            <w:tcW w:type="dxa" w:w="2379"/>
+            <w:tcBorders>
+              <w:top w:val="none" w:sz="0" w:color="auto"/>
+              <w:bottom w:val="none" w:sz="0" w:color="auto"/>
+              <w:left w:val="none" w:sz="0" w:color="auto"/>
+              <w:right w:val="none" w:sz="0" w:color="auto"/>
+              <w:insideH w:val="none" w:sz="0" w:color="auto"/>
+              <w:insideV w:val="none" w:sz="0" w:color="auto"/>
+            </w:tcBorders>
+            <w:shd w:val="clear" w:color="auto" w:fill="F8FAFC"/>
+            <w:tcMar>
+              <w:top w:w="55" w:type="dxa"/>
+              <w:bottom w:w="70" w:type="dxa"/>
+              <w:left w:w="120" w:type="dxa"/>
+              <w:right w:w="120" w:type="dxa"/>
+            </w:tcMar>
+          </w:tcPr>
+          <w:p>
+            <w:pPr>
+              <w:jc w:val="center"/>
+            </w:pPr>
+            <w:r>
+              <w:rPr>
+                <w:rFonts w:ascii="Calibri" w:hAnsi="Calibri" w:eastAsia="Calibri"/>
+                <w:b w:val="0"/>
+                <w:i/>
+                <w:color w:val="64748B"/>
+                <w:sz w:val="15"/>
+              </w:rPr>
+              <w:t>intake to access</w:t>
+            </w:r>
+          </w:p>
+        </w:tc>
+        <w:tc>
+          <w:tcPr>
+            <w:tcW w:type="dxa" w:w="2379"/>
+            <w:tcBorders>
+              <w:top w:val="none" w:sz="0" w:color="auto"/>
+              <w:bottom w:val="none" w:sz="0" w:color="auto"/>
+              <w:left w:val="none" w:sz="0" w:color="auto"/>
+              <w:right w:val="none" w:sz="0" w:color="auto"/>
+              <w:insideH w:val="none" w:sz="0" w:color="auto"/>
+              <w:insideV w:val="none" w:sz="0" w:color="auto"/>
+            </w:tcBorders>
+            <w:shd w:val="clear" w:color="auto" w:fill="F8FAFC"/>
+            <w:tcMar>
+              <w:top w:w="55" w:type="dxa"/>
+              <w:bottom w:w="70" w:type="dxa"/>
+              <w:left w:w="120" w:type="dxa"/>
+              <w:right w:w="120" w:type="dxa"/>
+            </w:tcMar>
+          </w:tcPr>
+          <w:p>
+            <w:pPr>
+              <w:jc w:val="center"/>
+            </w:pPr>
+            <w:r>
+              <w:rPr>
+                <w:rFonts w:ascii="Calibri" w:hAnsi="Calibri" w:eastAsia="Calibri"/>
+                <w:b w:val="0"/>
+                <w:i/>
+                <w:color w:val="64748B"/>
+                <w:sz w:val="15"/>
+              </w:rPr>
+              <w:t>business + volume</w:t>
+            </w:r>
+          </w:p>
+        </w:tc>
+        <w:tc>
+          <w:tcPr>
+            <w:tcW w:type="dxa" w:w="2379"/>
+            <w:tcBorders>
+              <w:top w:val="none" w:sz="0" w:color="auto"/>
+              <w:bottom w:val="none" w:sz="0" w:color="auto"/>
+              <w:left w:val="none" w:sz="0" w:color="auto"/>
+              <w:right w:val="none" w:sz="0" w:color="auto"/>
+              <w:insideH w:val="none" w:sz="0" w:color="auto"/>
+              <w:insideV w:val="none" w:sz="0" w:color="auto"/>
+            </w:tcBorders>
+            <w:shd w:val="clear" w:color="auto" w:fill="F8FAFC"/>
+            <w:tcMar>
+              <w:top w:w="55" w:type="dxa"/>
+              <w:bottom w:w="70" w:type="dxa"/>
+              <w:left w:w="120" w:type="dxa"/>
+              <w:right w:w="120" w:type="dxa"/>
+            </w:tcMar>
+          </w:tcPr>
+          <w:p>
+            <w:pPr>
+              <w:jc w:val="center"/>
+            </w:pPr>
+            <w:r>
+              <w:rPr>
+                <w:rFonts w:ascii="Calibri" w:hAnsi="Calibri" w:eastAsia="Calibri"/>
+                <w:b w:val="0"/>
+                <w:i/>
+                <w:color w:val="64748B"/>
+                <w:sz w:val="15"/>
+              </w:rPr>
+              <w:t>to collect upfront</w:t>
+            </w:r>
+          </w:p>
+        </w:tc>
+        <w:tc>
+          <w:tcPr>
+            <w:tcW w:type="dxa" w:w="2379"/>
+            <w:tcBorders>
+              <w:top w:val="none" w:sz="0" w:color="auto"/>
+              <w:bottom w:val="none" w:sz="0" w:color="auto"/>
+              <w:left w:val="none" w:sz="0" w:color="auto"/>
+              <w:right w:val="none" w:sz="0" w:color="auto"/>
+              <w:insideH w:val="none" w:sz="0" w:color="auto"/>
+              <w:insideV w:val="none" w:sz="0" w:color="auto"/>
+            </w:tcBorders>
+            <w:shd w:val="clear" w:color="auto" w:fill="F8FAFC"/>
+            <w:tcMar>
+              <w:top w:w="55" w:type="dxa"/>
+              <w:bottom w:w="70" w:type="dxa"/>
+              <w:left w:w="120" w:type="dxa"/>
+              <w:right w:w="120" w:type="dxa"/>
+            </w:tcMar>
+          </w:tcPr>
+          <w:p>
+            <w:pPr>
+              <w:jc w:val="center"/>
+            </w:pPr>
+            <w:r>
+              <w:rPr>
+                <w:rFonts w:ascii="Calibri" w:hAnsi="Calibri" w:eastAsia="Calibri"/>
+                <w:b w:val="0"/>
+                <w:i/>
+                <w:color w:val="64748B"/>
+                <w:sz w:val="15"/>
+              </w:rPr>
+              <w:t>to grant before close</w:t>
             </w:r>
           </w:p>
         </w:tc>
@@ -330,10 +778,112 @@
     </w:tbl>
     <w:p>
       <w:pPr>
-        <w:spacing w:before="120" w:after="120"/>
-        <w:pBdr>
-          <w:bottom w:val="single" w:sz="8" w:space="1" w:color="0F766E"/>
-        </w:pBdr>
+        <w:spacing w:before="0" w:after="200" w:line="276" w:lineRule="auto"/>
+      </w:pPr>
+    </w:p>
+    <w:p>
+      <w:pPr>
+        <w:spacing w:before="200" w:after="0" w:line="276" w:lineRule="auto"/>
+      </w:pPr>
+    </w:p>
+    <w:tbl>
+      <w:tblPr>
+        <w:tblW w:type="auto" w:w="0"/>
+        <w:jc w:val="center"/>
+        <w:tblLook w:firstColumn="1" w:firstRow="1" w:lastColumn="0" w:lastRow="0" w:noHBand="0" w:noVBand="1" w:val="04A0"/>
+      </w:tblPr>
+      <w:tblGrid>
+        <w:gridCol w:w="4759"/>
+        <w:gridCol w:w="4759"/>
+      </w:tblGrid>
+      <w:tr>
+        <w:trPr>
+          <w:trHeight w:val="480" w:hRule="atLeast"/>
+        </w:trPr>
+        <w:tc>
+          <w:tcPr>
+            <w:tcW w:type="dxa" w:w="907"/>
+            <w:tcBorders>
+              <w:top w:val="none" w:sz="0" w:color="auto"/>
+              <w:bottom w:val="none" w:sz="0" w:color="auto"/>
+              <w:left w:val="none" w:sz="0" w:color="auto"/>
+              <w:right w:val="none" w:sz="0" w:color="auto"/>
+              <w:insideH w:val="none" w:sz="0" w:color="auto"/>
+              <w:insideV w:val="none" w:sz="0" w:color="auto"/>
+            </w:tcBorders>
+            <w:shd w:val="clear" w:color="auto" w:fill="0F766E"/>
+            <w:tcMar>
+              <w:top w:w="100" w:type="dxa"/>
+              <w:bottom w:w="100" w:type="dxa"/>
+              <w:left w:w="140" w:type="dxa"/>
+              <w:right w:w="100" w:type="dxa"/>
+            </w:tcMar>
+            <w:vAlign w:val="center"/>
+          </w:tcPr>
+          <w:p>
+            <w:pPr>
+              <w:jc w:val="center"/>
+            </w:pPr>
+            <w:r>
+              <w:rPr>
+                <w:rFonts w:ascii="Poppins" w:hAnsi="Poppins" w:eastAsia="Poppins"/>
+                <w:b/>
+                <w:i w:val="0"/>
+                <w:color w:val="FFFFFF"/>
+                <w:sz w:val="26"/>
+              </w:rPr>
+              <w:t>01</w:t>
+            </w:r>
+          </w:p>
+        </w:tc>
+        <w:tc>
+          <w:tcPr>
+            <w:tcW w:type="dxa" w:w="4759"/>
+            <w:tcBorders>
+              <w:top w:val="none" w:sz="0" w:color="auto"/>
+              <w:bottom w:val="none" w:sz="0" w:color="auto"/>
+              <w:left w:val="none" w:sz="0" w:color="auto"/>
+              <w:right w:val="none" w:sz="0" w:color="auto"/>
+              <w:insideH w:val="none" w:sz="0" w:color="auto"/>
+              <w:insideV w:val="none" w:sz="0" w:color="auto"/>
+            </w:tcBorders>
+            <w:shd w:val="clear" w:color="auto" w:fill="0F172A"/>
+            <w:tcMar>
+              <w:top w:w="100" w:type="dxa"/>
+              <w:bottom w:w="100" w:type="dxa"/>
+              <w:left w:w="180" w:type="dxa"/>
+              <w:right w:w="120" w:type="dxa"/>
+            </w:tcMar>
+            <w:vAlign w:val="center"/>
+          </w:tcPr>
+          <w:p>
+            <w:r>
+              <w:rPr>
+                <w:rFonts w:ascii="Poppins" w:hAnsi="Poppins" w:eastAsia="Poppins"/>
+                <w:b/>
+                <w:i w:val="0"/>
+                <w:color w:val="0F766E"/>
+                <w:sz w:val="21"/>
+              </w:rPr>
+              <w:t xml:space="preserve">— </w:t>
+            </w:r>
+            <w:r>
+              <w:rPr>
+                <w:rFonts w:ascii="Poppins" w:hAnsi="Poppins" w:eastAsia="Poppins"/>
+                <w:b/>
+                <w:i w:val="0"/>
+                <w:color w:val="FFFFFF"/>
+                <w:sz w:val="21"/>
+              </w:rPr>
+              <w:t>BUSINESS PROFILE</w:t>
+            </w:r>
+          </w:p>
+        </w:tc>
+      </w:tr>
+    </w:tbl>
+    <w:p>
+      <w:pPr>
+        <w:spacing w:before="0" w:after="120" w:line="276" w:lineRule="auto"/>
       </w:pPr>
     </w:p>
     <w:tbl>
@@ -344,13 +894,16 @@
         <w:tblLook w:firstColumn="1" w:firstRow="1" w:lastColumn="0" w:lastRow="0" w:noHBand="0" w:noVBand="1" w:val="04A0"/>
       </w:tblPr>
       <w:tblGrid>
-        <w:gridCol w:w="4703"/>
-        <w:gridCol w:w="4703"/>
+        <w:gridCol w:w="4759"/>
+        <w:gridCol w:w="4759"/>
       </w:tblGrid>
       <w:tr>
+        <w:trPr>
+          <w:trHeight w:val="400" w:hRule="atLeast"/>
+        </w:trPr>
         <w:tc>
           <w:tcPr>
-            <w:tcW w:type="dxa" w:w="3969"/>
+            <w:tcW w:type="dxa" w:w="4252"/>
             <w:shd w:val="clear" w:color="auto" w:fill="0F766E"/>
             <w:tcMar>
               <w:top w:w="70" w:type="dxa"/>
@@ -359,10 +912,10 @@
               <w:right w:w="100" w:type="dxa"/>
             </w:tcMar>
             <w:tcBorders>
-              <w:top w:val="none" w:sz="0" w:color="auto"/>
+              <w:top w:val="single" w:sz="4" w:color="0F766E"/>
               <w:bottom w:val="single" w:sz="8" w:color="0F766E"/>
-              <w:left w:val="none" w:sz="0" w:color="auto"/>
-              <w:right w:val="none" w:sz="0" w:color="auto"/>
+              <w:left w:val="single" w:sz="4" w:color="0F766E"/>
+              <w:right w:val="single" w:sz="4" w:color="0F766E"/>
               <w:insideH w:val="none" w:sz="0" w:color="auto"/>
               <w:insideV w:val="none" w:sz="0" w:color="auto"/>
             </w:tcBorders>
@@ -382,7 +935,7 @@
         </w:tc>
         <w:tc>
           <w:tcPr>
-            <w:tcW w:type="dxa" w:w="6236"/>
+            <w:tcW w:type="dxa" w:w="5669"/>
             <w:shd w:val="clear" w:color="auto" w:fill="0F766E"/>
             <w:tcMar>
               <w:top w:w="70" w:type="dxa"/>
@@ -391,10 +944,10 @@
               <w:right w:w="100" w:type="dxa"/>
             </w:tcMar>
             <w:tcBorders>
-              <w:top w:val="none" w:sz="0" w:color="auto"/>
+              <w:top w:val="single" w:sz="4" w:color="0F766E"/>
               <w:bottom w:val="single" w:sz="8" w:color="0F766E"/>
-              <w:left w:val="none" w:sz="0" w:color="auto"/>
-              <w:right w:val="none" w:sz="0" w:color="auto"/>
+              <w:left w:val="single" w:sz="4" w:color="0F766E"/>
+              <w:right w:val="single" w:sz="4" w:color="0F766E"/>
               <w:insideH w:val="none" w:sz="0" w:color="auto"/>
               <w:insideV w:val="none" w:sz="0" w:color="auto"/>
             </w:tcBorders>
@@ -416,19 +969,19 @@
       <w:tr>
         <w:tc>
           <w:tcPr>
-            <w:tcW w:type="dxa" w:w="3969"/>
+            <w:tcW w:type="dxa" w:w="4252"/>
             <w:shd w:val="clear" w:color="auto" w:fill="FFFFFF"/>
             <w:tcBorders>
-              <w:top w:val="single" w:sz="4" w:color="CBD5E1"/>
-              <w:bottom w:val="single" w:sz="4" w:color="CBD5E1"/>
-              <w:left w:val="single" w:sz="4" w:color="CBD5E1"/>
-              <w:right w:val="single" w:sz="4" w:color="CBD5E1"/>
+              <w:top w:val="single" w:sz="3" w:color="CBD5E1"/>
+              <w:bottom w:val="single" w:sz="3" w:color="CBD5E1"/>
+              <w:left w:val="single" w:sz="3" w:color="CBD5E1"/>
+              <w:right w:val="single" w:sz="3" w:color="CBD5E1"/>
               <w:insideH w:val="none" w:sz="0" w:color="auto"/>
               <w:insideV w:val="none" w:sz="0" w:color="auto"/>
             </w:tcBorders>
             <w:tcMar>
-              <w:top w:w="55" w:type="dxa"/>
-              <w:bottom w:w="55" w:type="dxa"/>
+              <w:top w:w="60" w:type="dxa"/>
+              <w:bottom w:w="60" w:type="dxa"/>
               <w:left w:w="100" w:type="dxa"/>
               <w:right w:w="100" w:type="dxa"/>
             </w:tcMar>
@@ -436,7 +989,7 @@
           <w:p>
             <w:r>
               <w:rPr>
-                <w:rFonts w:ascii="Inter" w:hAnsi="Inter" w:eastAsia="Inter"/>
+                <w:rFonts w:ascii="Calibri" w:hAnsi="Calibri" w:eastAsia="Calibri"/>
                 <w:b w:val="0"/>
                 <w:i w:val="0"/>
                 <w:color w:val="0F172A"/>
@@ -448,19 +1001,19 @@
         </w:tc>
         <w:tc>
           <w:tcPr>
-            <w:tcW w:type="dxa" w:w="6236"/>
+            <w:tcW w:type="dxa" w:w="5669"/>
             <w:shd w:val="clear" w:color="auto" w:fill="FFFFFF"/>
             <w:tcBorders>
-              <w:top w:val="single" w:sz="4" w:color="CBD5E1"/>
-              <w:bottom w:val="single" w:sz="4" w:color="CBD5E1"/>
-              <w:left w:val="single" w:sz="4" w:color="CBD5E1"/>
-              <w:right w:val="single" w:sz="4" w:color="CBD5E1"/>
+              <w:top w:val="single" w:sz="3" w:color="CBD5E1"/>
+              <w:bottom w:val="single" w:sz="3" w:color="CBD5E1"/>
+              <w:left w:val="single" w:sz="3" w:color="CBD5E1"/>
+              <w:right w:val="single" w:sz="3" w:color="CBD5E1"/>
               <w:insideH w:val="none" w:sz="0" w:color="auto"/>
               <w:insideV w:val="none" w:sz="0" w:color="auto"/>
             </w:tcBorders>
             <w:tcMar>
-              <w:top w:w="55" w:type="dxa"/>
-              <w:bottom w:w="55" w:type="dxa"/>
+              <w:top w:w="60" w:type="dxa"/>
+              <w:bottom w:w="60" w:type="dxa"/>
               <w:left w:w="100" w:type="dxa"/>
               <w:right w:w="100" w:type="dxa"/>
             </w:tcMar>
@@ -468,7 +1021,7 @@
           <w:p>
             <w:r>
               <w:rPr>
-                <w:rFonts w:ascii="Inter" w:hAnsi="Inter" w:eastAsia="Inter"/>
+                <w:rFonts w:ascii="Calibri" w:hAnsi="Calibri" w:eastAsia="Calibri"/>
                 <w:b w:val="0"/>
                 <w:i w:val="0"/>
                 <w:color w:val="0F172A"/>
@@ -481,19 +1034,19 @@
       <w:tr>
         <w:tc>
           <w:tcPr>
-            <w:tcW w:type="dxa" w:w="3969"/>
+            <w:tcW w:type="dxa" w:w="4252"/>
             <w:shd w:val="clear" w:color="auto" w:fill="F8FAFC"/>
             <w:tcBorders>
-              <w:top w:val="single" w:sz="4" w:color="CBD5E1"/>
-              <w:bottom w:val="single" w:sz="4" w:color="CBD5E1"/>
-              <w:left w:val="single" w:sz="4" w:color="CBD5E1"/>
-              <w:right w:val="single" w:sz="4" w:color="CBD5E1"/>
+              <w:top w:val="single" w:sz="3" w:color="CBD5E1"/>
+              <w:bottom w:val="single" w:sz="3" w:color="CBD5E1"/>
+              <w:left w:val="single" w:sz="3" w:color="CBD5E1"/>
+              <w:right w:val="single" w:sz="3" w:color="CBD5E1"/>
               <w:insideH w:val="none" w:sz="0" w:color="auto"/>
               <w:insideV w:val="none" w:sz="0" w:color="auto"/>
             </w:tcBorders>
             <w:tcMar>
-              <w:top w:w="55" w:type="dxa"/>
-              <w:bottom w:w="55" w:type="dxa"/>
+              <w:top w:w="60" w:type="dxa"/>
+              <w:bottom w:w="60" w:type="dxa"/>
               <w:left w:w="100" w:type="dxa"/>
               <w:right w:w="100" w:type="dxa"/>
             </w:tcMar>
@@ -501,7 +1054,7 @@
           <w:p>
             <w:r>
               <w:rPr>
-                <w:rFonts w:ascii="Inter" w:hAnsi="Inter" w:eastAsia="Inter"/>
+                <w:rFonts w:ascii="Calibri" w:hAnsi="Calibri" w:eastAsia="Calibri"/>
                 <w:b w:val="0"/>
                 <w:i w:val="0"/>
                 <w:color w:val="0F172A"/>
@@ -513,19 +1066,19 @@
         </w:tc>
         <w:tc>
           <w:tcPr>
-            <w:tcW w:type="dxa" w:w="6236"/>
+            <w:tcW w:type="dxa" w:w="5669"/>
             <w:shd w:val="clear" w:color="auto" w:fill="F8FAFC"/>
             <w:tcBorders>
-              <w:top w:val="single" w:sz="4" w:color="CBD5E1"/>
-              <w:bottom w:val="single" w:sz="4" w:color="CBD5E1"/>
-              <w:left w:val="single" w:sz="4" w:color="CBD5E1"/>
-              <w:right w:val="single" w:sz="4" w:color="CBD5E1"/>
+              <w:top w:val="single" w:sz="3" w:color="CBD5E1"/>
+              <w:bottom w:val="single" w:sz="3" w:color="CBD5E1"/>
+              <w:left w:val="single" w:sz="3" w:color="CBD5E1"/>
+              <w:right w:val="single" w:sz="3" w:color="CBD5E1"/>
               <w:insideH w:val="none" w:sz="0" w:color="auto"/>
               <w:insideV w:val="none" w:sz="0" w:color="auto"/>
             </w:tcBorders>
             <w:tcMar>
-              <w:top w:w="55" w:type="dxa"/>
-              <w:bottom w:w="55" w:type="dxa"/>
+              <w:top w:w="60" w:type="dxa"/>
+              <w:bottom w:w="60" w:type="dxa"/>
               <w:left w:w="100" w:type="dxa"/>
               <w:right w:w="100" w:type="dxa"/>
             </w:tcMar>
@@ -533,7 +1086,7 @@
           <w:p>
             <w:r>
               <w:rPr>
-                <w:rFonts w:ascii="Inter" w:hAnsi="Inter" w:eastAsia="Inter"/>
+                <w:rFonts w:ascii="Calibri" w:hAnsi="Calibri" w:eastAsia="Calibri"/>
                 <w:b w:val="0"/>
                 <w:i w:val="0"/>
                 <w:color w:val="0F172A"/>
@@ -546,19 +1099,19 @@
       <w:tr>
         <w:tc>
           <w:tcPr>
-            <w:tcW w:type="dxa" w:w="3969"/>
+            <w:tcW w:type="dxa" w:w="4252"/>
             <w:shd w:val="clear" w:color="auto" w:fill="FFFFFF"/>
             <w:tcBorders>
-              <w:top w:val="single" w:sz="4" w:color="CBD5E1"/>
-              <w:bottom w:val="single" w:sz="4" w:color="CBD5E1"/>
-              <w:left w:val="single" w:sz="4" w:color="CBD5E1"/>
-              <w:right w:val="single" w:sz="4" w:color="CBD5E1"/>
+              <w:top w:val="single" w:sz="3" w:color="CBD5E1"/>
+              <w:bottom w:val="single" w:sz="3" w:color="CBD5E1"/>
+              <w:left w:val="single" w:sz="3" w:color="CBD5E1"/>
+              <w:right w:val="single" w:sz="3" w:color="CBD5E1"/>
               <w:insideH w:val="none" w:sz="0" w:color="auto"/>
               <w:insideV w:val="none" w:sz="0" w:color="auto"/>
             </w:tcBorders>
             <w:tcMar>
-              <w:top w:w="55" w:type="dxa"/>
-              <w:bottom w:w="55" w:type="dxa"/>
+              <w:top w:w="60" w:type="dxa"/>
+              <w:bottom w:w="60" w:type="dxa"/>
               <w:left w:w="100" w:type="dxa"/>
               <w:right w:w="100" w:type="dxa"/>
             </w:tcMar>
@@ -566,7 +1119,7 @@
           <w:p>
             <w:r>
               <w:rPr>
-                <w:rFonts w:ascii="Inter" w:hAnsi="Inter" w:eastAsia="Inter"/>
+                <w:rFonts w:ascii="Calibri" w:hAnsi="Calibri" w:eastAsia="Calibri"/>
                 <w:b w:val="0"/>
                 <w:i w:val="0"/>
                 <w:color w:val="0F172A"/>
@@ -578,19 +1131,19 @@
         </w:tc>
         <w:tc>
           <w:tcPr>
-            <w:tcW w:type="dxa" w:w="6236"/>
+            <w:tcW w:type="dxa" w:w="5669"/>
             <w:shd w:val="clear" w:color="auto" w:fill="FFFFFF"/>
             <w:tcBorders>
-              <w:top w:val="single" w:sz="4" w:color="CBD5E1"/>
-              <w:bottom w:val="single" w:sz="4" w:color="CBD5E1"/>
-              <w:left w:val="single" w:sz="4" w:color="CBD5E1"/>
-              <w:right w:val="single" w:sz="4" w:color="CBD5E1"/>
+              <w:top w:val="single" w:sz="3" w:color="CBD5E1"/>
+              <w:bottom w:val="single" w:sz="3" w:color="CBD5E1"/>
+              <w:left w:val="single" w:sz="3" w:color="CBD5E1"/>
+              <w:right w:val="single" w:sz="3" w:color="CBD5E1"/>
               <w:insideH w:val="none" w:sz="0" w:color="auto"/>
               <w:insideV w:val="none" w:sz="0" w:color="auto"/>
             </w:tcBorders>
             <w:tcMar>
-              <w:top w:w="55" w:type="dxa"/>
-              <w:bottom w:w="55" w:type="dxa"/>
+              <w:top w:w="60" w:type="dxa"/>
+              <w:bottom w:w="60" w:type="dxa"/>
               <w:left w:w="100" w:type="dxa"/>
               <w:right w:w="100" w:type="dxa"/>
             </w:tcMar>
@@ -598,7 +1151,7 @@
           <w:p>
             <w:r>
               <w:rPr>
-                <w:rFonts w:ascii="Inter" w:hAnsi="Inter" w:eastAsia="Inter"/>
+                <w:rFonts w:ascii="Calibri" w:hAnsi="Calibri" w:eastAsia="Calibri"/>
                 <w:b w:val="0"/>
                 <w:i w:val="0"/>
                 <w:color w:val="0F172A"/>
@@ -611,19 +1164,19 @@
       <w:tr>
         <w:tc>
           <w:tcPr>
-            <w:tcW w:type="dxa" w:w="3969"/>
+            <w:tcW w:type="dxa" w:w="4252"/>
             <w:shd w:val="clear" w:color="auto" w:fill="F8FAFC"/>
             <w:tcBorders>
-              <w:top w:val="single" w:sz="4" w:color="CBD5E1"/>
-              <w:bottom w:val="single" w:sz="4" w:color="CBD5E1"/>
-              <w:left w:val="single" w:sz="4" w:color="CBD5E1"/>
-              <w:right w:val="single" w:sz="4" w:color="CBD5E1"/>
+              <w:top w:val="single" w:sz="3" w:color="CBD5E1"/>
+              <w:bottom w:val="single" w:sz="3" w:color="CBD5E1"/>
+              <w:left w:val="single" w:sz="3" w:color="CBD5E1"/>
+              <w:right w:val="single" w:sz="3" w:color="CBD5E1"/>
               <w:insideH w:val="none" w:sz="0" w:color="auto"/>
               <w:insideV w:val="none" w:sz="0" w:color="auto"/>
             </w:tcBorders>
             <w:tcMar>
-              <w:top w:w="55" w:type="dxa"/>
-              <w:bottom w:w="55" w:type="dxa"/>
+              <w:top w:w="60" w:type="dxa"/>
+              <w:bottom w:w="60" w:type="dxa"/>
               <w:left w:w="100" w:type="dxa"/>
               <w:right w:w="100" w:type="dxa"/>
             </w:tcMar>
@@ -631,7 +1184,7 @@
           <w:p>
             <w:r>
               <w:rPr>
-                <w:rFonts w:ascii="Inter" w:hAnsi="Inter" w:eastAsia="Inter"/>
+                <w:rFonts w:ascii="Calibri" w:hAnsi="Calibri" w:eastAsia="Calibri"/>
                 <w:b w:val="0"/>
                 <w:i w:val="0"/>
                 <w:color w:val="0F172A"/>
@@ -643,19 +1196,19 @@
         </w:tc>
         <w:tc>
           <w:tcPr>
-            <w:tcW w:type="dxa" w:w="6236"/>
+            <w:tcW w:type="dxa" w:w="5669"/>
             <w:shd w:val="clear" w:color="auto" w:fill="F8FAFC"/>
             <w:tcBorders>
-              <w:top w:val="single" w:sz="4" w:color="CBD5E1"/>
-              <w:bottom w:val="single" w:sz="4" w:color="CBD5E1"/>
-              <w:left w:val="single" w:sz="4" w:color="CBD5E1"/>
-              <w:right w:val="single" w:sz="4" w:color="CBD5E1"/>
+              <w:top w:val="single" w:sz="3" w:color="CBD5E1"/>
+              <w:bottom w:val="single" w:sz="3" w:color="CBD5E1"/>
+              <w:left w:val="single" w:sz="3" w:color="CBD5E1"/>
+              <w:right w:val="single" w:sz="3" w:color="CBD5E1"/>
               <w:insideH w:val="none" w:sz="0" w:color="auto"/>
               <w:insideV w:val="none" w:sz="0" w:color="auto"/>
             </w:tcBorders>
             <w:tcMar>
-              <w:top w:w="55" w:type="dxa"/>
-              <w:bottom w:w="55" w:type="dxa"/>
+              <w:top w:w="60" w:type="dxa"/>
+              <w:bottom w:w="60" w:type="dxa"/>
               <w:left w:w="100" w:type="dxa"/>
               <w:right w:w="100" w:type="dxa"/>
             </w:tcMar>
@@ -663,7 +1216,7 @@
           <w:p>
             <w:r>
               <w:rPr>
-                <w:rFonts w:ascii="Inter" w:hAnsi="Inter" w:eastAsia="Inter"/>
+                <w:rFonts w:ascii="Calibri" w:hAnsi="Calibri" w:eastAsia="Calibri"/>
                 <w:b w:val="0"/>
                 <w:i w:val="0"/>
                 <w:color w:val="0F172A"/>
@@ -676,19 +1229,19 @@
       <w:tr>
         <w:tc>
           <w:tcPr>
-            <w:tcW w:type="dxa" w:w="3969"/>
+            <w:tcW w:type="dxa" w:w="4252"/>
             <w:shd w:val="clear" w:color="auto" w:fill="FFFFFF"/>
             <w:tcBorders>
-              <w:top w:val="single" w:sz="4" w:color="CBD5E1"/>
-              <w:bottom w:val="single" w:sz="4" w:color="CBD5E1"/>
-              <w:left w:val="single" w:sz="4" w:color="CBD5E1"/>
-              <w:right w:val="single" w:sz="4" w:color="CBD5E1"/>
+              <w:top w:val="single" w:sz="3" w:color="CBD5E1"/>
+              <w:bottom w:val="single" w:sz="3" w:color="CBD5E1"/>
+              <w:left w:val="single" w:sz="3" w:color="CBD5E1"/>
+              <w:right w:val="single" w:sz="3" w:color="CBD5E1"/>
               <w:insideH w:val="none" w:sz="0" w:color="auto"/>
               <w:insideV w:val="none" w:sz="0" w:color="auto"/>
             </w:tcBorders>
             <w:tcMar>
-              <w:top w:w="55" w:type="dxa"/>
-              <w:bottom w:w="55" w:type="dxa"/>
+              <w:top w:w="60" w:type="dxa"/>
+              <w:bottom w:w="60" w:type="dxa"/>
               <w:left w:w="100" w:type="dxa"/>
               <w:right w:w="100" w:type="dxa"/>
             </w:tcMar>
@@ -696,7 +1249,7 @@
           <w:p>
             <w:r>
               <w:rPr>
-                <w:rFonts w:ascii="Inter" w:hAnsi="Inter" w:eastAsia="Inter"/>
+                <w:rFonts w:ascii="Calibri" w:hAnsi="Calibri" w:eastAsia="Calibri"/>
                 <w:b w:val="0"/>
                 <w:i w:val="0"/>
                 <w:color w:val="0F172A"/>
@@ -708,19 +1261,19 @@
         </w:tc>
         <w:tc>
           <w:tcPr>
-            <w:tcW w:type="dxa" w:w="6236"/>
+            <w:tcW w:type="dxa" w:w="5669"/>
             <w:shd w:val="clear" w:color="auto" w:fill="FFFFFF"/>
             <w:tcBorders>
-              <w:top w:val="single" w:sz="4" w:color="CBD5E1"/>
-              <w:bottom w:val="single" w:sz="4" w:color="CBD5E1"/>
-              <w:left w:val="single" w:sz="4" w:color="CBD5E1"/>
-              <w:right w:val="single" w:sz="4" w:color="CBD5E1"/>
+              <w:top w:val="single" w:sz="3" w:color="CBD5E1"/>
+              <w:bottom w:val="single" w:sz="3" w:color="CBD5E1"/>
+              <w:left w:val="single" w:sz="3" w:color="CBD5E1"/>
+              <w:right w:val="single" w:sz="3" w:color="CBD5E1"/>
               <w:insideH w:val="none" w:sz="0" w:color="auto"/>
               <w:insideV w:val="none" w:sz="0" w:color="auto"/>
             </w:tcBorders>
             <w:tcMar>
-              <w:top w:w="55" w:type="dxa"/>
-              <w:bottom w:w="55" w:type="dxa"/>
+              <w:top w:w="60" w:type="dxa"/>
+              <w:bottom w:w="60" w:type="dxa"/>
               <w:left w:w="100" w:type="dxa"/>
               <w:right w:w="100" w:type="dxa"/>
             </w:tcMar>
@@ -728,7 +1281,7 @@
           <w:p>
             <w:r>
               <w:rPr>
-                <w:rFonts w:ascii="Inter" w:hAnsi="Inter" w:eastAsia="Inter"/>
+                <w:rFonts w:ascii="Calibri" w:hAnsi="Calibri" w:eastAsia="Calibri"/>
                 <w:b w:val="0"/>
                 <w:i w:val="0"/>
                 <w:color w:val="0F172A"/>
@@ -741,19 +1294,19 @@
       <w:tr>
         <w:tc>
           <w:tcPr>
-            <w:tcW w:type="dxa" w:w="3969"/>
+            <w:tcW w:type="dxa" w:w="4252"/>
             <w:shd w:val="clear" w:color="auto" w:fill="F8FAFC"/>
             <w:tcBorders>
-              <w:top w:val="single" w:sz="4" w:color="CBD5E1"/>
-              <w:bottom w:val="single" w:sz="4" w:color="CBD5E1"/>
-              <w:left w:val="single" w:sz="4" w:color="CBD5E1"/>
-              <w:right w:val="single" w:sz="4" w:color="CBD5E1"/>
+              <w:top w:val="single" w:sz="3" w:color="CBD5E1"/>
+              <w:bottom w:val="single" w:sz="3" w:color="CBD5E1"/>
+              <w:left w:val="single" w:sz="3" w:color="CBD5E1"/>
+              <w:right w:val="single" w:sz="3" w:color="CBD5E1"/>
               <w:insideH w:val="none" w:sz="0" w:color="auto"/>
               <w:insideV w:val="none" w:sz="0" w:color="auto"/>
             </w:tcBorders>
             <w:tcMar>
-              <w:top w:w="55" w:type="dxa"/>
-              <w:bottom w:w="55" w:type="dxa"/>
+              <w:top w:w="60" w:type="dxa"/>
+              <w:bottom w:w="60" w:type="dxa"/>
               <w:left w:w="100" w:type="dxa"/>
               <w:right w:w="100" w:type="dxa"/>
             </w:tcMar>
@@ -761,7 +1314,7 @@
           <w:p>
             <w:r>
               <w:rPr>
-                <w:rFonts w:ascii="Inter" w:hAnsi="Inter" w:eastAsia="Inter"/>
+                <w:rFonts w:ascii="Calibri" w:hAnsi="Calibri" w:eastAsia="Calibri"/>
                 <w:b w:val="0"/>
                 <w:i w:val="0"/>
                 <w:color w:val="0F172A"/>
@@ -773,19 +1326,19 @@
         </w:tc>
         <w:tc>
           <w:tcPr>
-            <w:tcW w:type="dxa" w:w="6236"/>
+            <w:tcW w:type="dxa" w:w="5669"/>
             <w:shd w:val="clear" w:color="auto" w:fill="F8FAFC"/>
             <w:tcBorders>
-              <w:top w:val="single" w:sz="4" w:color="CBD5E1"/>
-              <w:bottom w:val="single" w:sz="4" w:color="CBD5E1"/>
-              <w:left w:val="single" w:sz="4" w:color="CBD5E1"/>
-              <w:right w:val="single" w:sz="4" w:color="CBD5E1"/>
+              <w:top w:val="single" w:sz="3" w:color="CBD5E1"/>
+              <w:bottom w:val="single" w:sz="3" w:color="CBD5E1"/>
+              <w:left w:val="single" w:sz="3" w:color="CBD5E1"/>
+              <w:right w:val="single" w:sz="3" w:color="CBD5E1"/>
               <w:insideH w:val="none" w:sz="0" w:color="auto"/>
               <w:insideV w:val="none" w:sz="0" w:color="auto"/>
             </w:tcBorders>
             <w:tcMar>
-              <w:top w:w="55" w:type="dxa"/>
-              <w:bottom w:w="55" w:type="dxa"/>
+              <w:top w:w="60" w:type="dxa"/>
+              <w:bottom w:w="60" w:type="dxa"/>
               <w:left w:w="100" w:type="dxa"/>
               <w:right w:w="100" w:type="dxa"/>
             </w:tcMar>
@@ -793,7 +1346,7 @@
           <w:p>
             <w:r>
               <w:rPr>
-                <w:rFonts w:ascii="Inter" w:hAnsi="Inter" w:eastAsia="Inter"/>
+                <w:rFonts w:ascii="Calibri" w:hAnsi="Calibri" w:eastAsia="Calibri"/>
                 <w:b w:val="0"/>
                 <w:i w:val="0"/>
                 <w:color w:val="0F172A"/>
@@ -806,19 +1359,19 @@
       <w:tr>
         <w:tc>
           <w:tcPr>
-            <w:tcW w:type="dxa" w:w="3969"/>
+            <w:tcW w:type="dxa" w:w="4252"/>
             <w:shd w:val="clear" w:color="auto" w:fill="FFFFFF"/>
             <w:tcBorders>
-              <w:top w:val="single" w:sz="4" w:color="CBD5E1"/>
-              <w:bottom w:val="single" w:sz="4" w:color="CBD5E1"/>
-              <w:left w:val="single" w:sz="4" w:color="CBD5E1"/>
-              <w:right w:val="single" w:sz="4" w:color="CBD5E1"/>
+              <w:top w:val="single" w:sz="3" w:color="CBD5E1"/>
+              <w:bottom w:val="single" w:sz="3" w:color="CBD5E1"/>
+              <w:left w:val="single" w:sz="3" w:color="CBD5E1"/>
+              <w:right w:val="single" w:sz="3" w:color="CBD5E1"/>
               <w:insideH w:val="none" w:sz="0" w:color="auto"/>
               <w:insideV w:val="none" w:sz="0" w:color="auto"/>
             </w:tcBorders>
             <w:tcMar>
-              <w:top w:w="55" w:type="dxa"/>
-              <w:bottom w:w="55" w:type="dxa"/>
+              <w:top w:w="60" w:type="dxa"/>
+              <w:bottom w:w="60" w:type="dxa"/>
               <w:left w:w="100" w:type="dxa"/>
               <w:right w:w="100" w:type="dxa"/>
             </w:tcMar>
@@ -826,7 +1379,7 @@
           <w:p>
             <w:r>
               <w:rPr>
-                <w:rFonts w:ascii="Inter" w:hAnsi="Inter" w:eastAsia="Inter"/>
+                <w:rFonts w:ascii="Calibri" w:hAnsi="Calibri" w:eastAsia="Calibri"/>
                 <w:b w:val="0"/>
                 <w:i w:val="0"/>
                 <w:color w:val="0F172A"/>
@@ -838,19 +1391,19 @@
         </w:tc>
         <w:tc>
           <w:tcPr>
-            <w:tcW w:type="dxa" w:w="6236"/>
+            <w:tcW w:type="dxa" w:w="5669"/>
             <w:shd w:val="clear" w:color="auto" w:fill="FFFFFF"/>
             <w:tcBorders>
-              <w:top w:val="single" w:sz="4" w:color="CBD5E1"/>
-              <w:bottom w:val="single" w:sz="4" w:color="CBD5E1"/>
-              <w:left w:val="single" w:sz="4" w:color="CBD5E1"/>
-              <w:right w:val="single" w:sz="4" w:color="CBD5E1"/>
+              <w:top w:val="single" w:sz="3" w:color="CBD5E1"/>
+              <w:bottom w:val="single" w:sz="3" w:color="CBD5E1"/>
+              <w:left w:val="single" w:sz="3" w:color="CBD5E1"/>
+              <w:right w:val="single" w:sz="3" w:color="CBD5E1"/>
               <w:insideH w:val="none" w:sz="0" w:color="auto"/>
               <w:insideV w:val="none" w:sz="0" w:color="auto"/>
             </w:tcBorders>
             <w:tcMar>
-              <w:top w:w="55" w:type="dxa"/>
-              <w:bottom w:w="55" w:type="dxa"/>
+              <w:top w:w="60" w:type="dxa"/>
+              <w:bottom w:w="60" w:type="dxa"/>
               <w:left w:w="100" w:type="dxa"/>
               <w:right w:w="100" w:type="dxa"/>
             </w:tcMar>
@@ -858,7 +1411,7 @@
           <w:p>
             <w:r>
               <w:rPr>
-                <w:rFonts w:ascii="Inter" w:hAnsi="Inter" w:eastAsia="Inter"/>
+                <w:rFonts w:ascii="Calibri" w:hAnsi="Calibri" w:eastAsia="Calibri"/>
                 <w:b w:val="0"/>
                 <w:i w:val="0"/>
                 <w:color w:val="0F172A"/>
@@ -871,19 +1424,19 @@
       <w:tr>
         <w:tc>
           <w:tcPr>
-            <w:tcW w:type="dxa" w:w="3969"/>
+            <w:tcW w:type="dxa" w:w="4252"/>
             <w:shd w:val="clear" w:color="auto" w:fill="F8FAFC"/>
             <w:tcBorders>
-              <w:top w:val="single" w:sz="4" w:color="CBD5E1"/>
-              <w:bottom w:val="single" w:sz="4" w:color="CBD5E1"/>
-              <w:left w:val="single" w:sz="4" w:color="CBD5E1"/>
-              <w:right w:val="single" w:sz="4" w:color="CBD5E1"/>
+              <w:top w:val="single" w:sz="3" w:color="CBD5E1"/>
+              <w:bottom w:val="single" w:sz="3" w:color="CBD5E1"/>
+              <w:left w:val="single" w:sz="3" w:color="CBD5E1"/>
+              <w:right w:val="single" w:sz="3" w:color="CBD5E1"/>
               <w:insideH w:val="none" w:sz="0" w:color="auto"/>
               <w:insideV w:val="none" w:sz="0" w:color="auto"/>
             </w:tcBorders>
             <w:tcMar>
-              <w:top w:w="55" w:type="dxa"/>
-              <w:bottom w:w="55" w:type="dxa"/>
+              <w:top w:w="60" w:type="dxa"/>
+              <w:bottom w:w="60" w:type="dxa"/>
               <w:left w:w="100" w:type="dxa"/>
               <w:right w:w="100" w:type="dxa"/>
             </w:tcMar>
@@ -891,7 +1444,7 @@
           <w:p>
             <w:r>
               <w:rPr>
-                <w:rFonts w:ascii="Inter" w:hAnsi="Inter" w:eastAsia="Inter"/>
+                <w:rFonts w:ascii="Calibri" w:hAnsi="Calibri" w:eastAsia="Calibri"/>
                 <w:b w:val="0"/>
                 <w:i w:val="0"/>
                 <w:color w:val="0F172A"/>
@@ -903,19 +1456,19 @@
         </w:tc>
         <w:tc>
           <w:tcPr>
-            <w:tcW w:type="dxa" w:w="6236"/>
+            <w:tcW w:type="dxa" w:w="5669"/>
             <w:shd w:val="clear" w:color="auto" w:fill="F8FAFC"/>
             <w:tcBorders>
-              <w:top w:val="single" w:sz="4" w:color="CBD5E1"/>
-              <w:bottom w:val="single" w:sz="4" w:color="CBD5E1"/>
-              <w:left w:val="single" w:sz="4" w:color="CBD5E1"/>
-              <w:right w:val="single" w:sz="4" w:color="CBD5E1"/>
+              <w:top w:val="single" w:sz="3" w:color="CBD5E1"/>
+              <w:bottom w:val="single" w:sz="3" w:color="CBD5E1"/>
+              <w:left w:val="single" w:sz="3" w:color="CBD5E1"/>
+              <w:right w:val="single" w:sz="3" w:color="CBD5E1"/>
               <w:insideH w:val="none" w:sz="0" w:color="auto"/>
               <w:insideV w:val="none" w:sz="0" w:color="auto"/>
             </w:tcBorders>
             <w:tcMar>
-              <w:top w:w="55" w:type="dxa"/>
-              <w:bottom w:w="55" w:type="dxa"/>
+              <w:top w:w="60" w:type="dxa"/>
+              <w:bottom w:w="60" w:type="dxa"/>
               <w:left w:w="100" w:type="dxa"/>
               <w:right w:w="100" w:type="dxa"/>
             </w:tcMar>
@@ -923,7 +1476,7 @@
           <w:p>
             <w:r>
               <w:rPr>
-                <w:rFonts w:ascii="Inter" w:hAnsi="Inter" w:eastAsia="Inter"/>
+                <w:rFonts w:ascii="Calibri" w:hAnsi="Calibri" w:eastAsia="Calibri"/>
                 <w:b w:val="0"/>
                 <w:i w:val="0"/>
                 <w:color w:val="0F172A"/>
@@ -936,19 +1489,19 @@
       <w:tr>
         <w:tc>
           <w:tcPr>
-            <w:tcW w:type="dxa" w:w="3969"/>
+            <w:tcW w:type="dxa" w:w="4252"/>
             <w:shd w:val="clear" w:color="auto" w:fill="FFFFFF"/>
             <w:tcBorders>
-              <w:top w:val="single" w:sz="4" w:color="CBD5E1"/>
-              <w:bottom w:val="single" w:sz="4" w:color="CBD5E1"/>
-              <w:left w:val="single" w:sz="4" w:color="CBD5E1"/>
-              <w:right w:val="single" w:sz="4" w:color="CBD5E1"/>
+              <w:top w:val="single" w:sz="3" w:color="CBD5E1"/>
+              <w:bottom w:val="single" w:sz="3" w:color="CBD5E1"/>
+              <w:left w:val="single" w:sz="3" w:color="CBD5E1"/>
+              <w:right w:val="single" w:sz="3" w:color="CBD5E1"/>
               <w:insideH w:val="none" w:sz="0" w:color="auto"/>
               <w:insideV w:val="none" w:sz="0" w:color="auto"/>
             </w:tcBorders>
             <w:tcMar>
-              <w:top w:w="55" w:type="dxa"/>
-              <w:bottom w:w="55" w:type="dxa"/>
+              <w:top w:w="60" w:type="dxa"/>
+              <w:bottom w:w="60" w:type="dxa"/>
               <w:left w:w="100" w:type="dxa"/>
               <w:right w:w="100" w:type="dxa"/>
             </w:tcMar>
@@ -956,7 +1509,7 @@
           <w:p>
             <w:r>
               <w:rPr>
-                <w:rFonts w:ascii="Inter" w:hAnsi="Inter" w:eastAsia="Inter"/>
+                <w:rFonts w:ascii="Calibri" w:hAnsi="Calibri" w:eastAsia="Calibri"/>
                 <w:b w:val="0"/>
                 <w:i w:val="0"/>
                 <w:color w:val="0F172A"/>
@@ -968,19 +1521,19 @@
         </w:tc>
         <w:tc>
           <w:tcPr>
-            <w:tcW w:type="dxa" w:w="6236"/>
+            <w:tcW w:type="dxa" w:w="5669"/>
             <w:shd w:val="clear" w:color="auto" w:fill="FFFFFF"/>
             <w:tcBorders>
-              <w:top w:val="single" w:sz="4" w:color="CBD5E1"/>
-              <w:bottom w:val="single" w:sz="4" w:color="CBD5E1"/>
-              <w:left w:val="single" w:sz="4" w:color="CBD5E1"/>
-              <w:right w:val="single" w:sz="4" w:color="CBD5E1"/>
+              <w:top w:val="single" w:sz="3" w:color="CBD5E1"/>
+              <w:bottom w:val="single" w:sz="3" w:color="CBD5E1"/>
+              <w:left w:val="single" w:sz="3" w:color="CBD5E1"/>
+              <w:right w:val="single" w:sz="3" w:color="CBD5E1"/>
               <w:insideH w:val="none" w:sz="0" w:color="auto"/>
               <w:insideV w:val="none" w:sz="0" w:color="auto"/>
             </w:tcBorders>
             <w:tcMar>
-              <w:top w:w="55" w:type="dxa"/>
-              <w:bottom w:w="55" w:type="dxa"/>
+              <w:top w:w="60" w:type="dxa"/>
+              <w:bottom w:w="60" w:type="dxa"/>
               <w:left w:w="100" w:type="dxa"/>
               <w:right w:w="100" w:type="dxa"/>
             </w:tcMar>
@@ -988,7 +1541,7 @@
           <w:p>
             <w:r>
               <w:rPr>
-                <w:rFonts w:ascii="Inter" w:hAnsi="Inter" w:eastAsia="Inter"/>
+                <w:rFonts w:ascii="Calibri" w:hAnsi="Calibri" w:eastAsia="Calibri"/>
                 <w:b w:val="0"/>
                 <w:i w:val="0"/>
                 <w:color w:val="0F172A"/>
@@ -1001,19 +1554,19 @@
       <w:tr>
         <w:tc>
           <w:tcPr>
-            <w:tcW w:type="dxa" w:w="3969"/>
+            <w:tcW w:type="dxa" w:w="4252"/>
             <w:shd w:val="clear" w:color="auto" w:fill="F8FAFC"/>
             <w:tcBorders>
-              <w:top w:val="single" w:sz="4" w:color="CBD5E1"/>
-              <w:bottom w:val="single" w:sz="4" w:color="CBD5E1"/>
-              <w:left w:val="single" w:sz="4" w:color="CBD5E1"/>
-              <w:right w:val="single" w:sz="4" w:color="CBD5E1"/>
+              <w:top w:val="single" w:sz="3" w:color="CBD5E1"/>
+              <w:bottom w:val="single" w:sz="3" w:color="CBD5E1"/>
+              <w:left w:val="single" w:sz="3" w:color="CBD5E1"/>
+              <w:right w:val="single" w:sz="3" w:color="CBD5E1"/>
               <w:insideH w:val="none" w:sz="0" w:color="auto"/>
               <w:insideV w:val="none" w:sz="0" w:color="auto"/>
             </w:tcBorders>
             <w:tcMar>
-              <w:top w:w="55" w:type="dxa"/>
-              <w:bottom w:w="55" w:type="dxa"/>
+              <w:top w:w="60" w:type="dxa"/>
+              <w:bottom w:w="60" w:type="dxa"/>
               <w:left w:w="100" w:type="dxa"/>
               <w:right w:w="100" w:type="dxa"/>
             </w:tcMar>
@@ -1021,7 +1574,7 @@
           <w:p>
             <w:r>
               <w:rPr>
-                <w:rFonts w:ascii="Inter" w:hAnsi="Inter" w:eastAsia="Inter"/>
+                <w:rFonts w:ascii="Calibri" w:hAnsi="Calibri" w:eastAsia="Calibri"/>
                 <w:b w:val="0"/>
                 <w:i w:val="0"/>
                 <w:color w:val="0F172A"/>
@@ -1033,19 +1586,19 @@
         </w:tc>
         <w:tc>
           <w:tcPr>
-            <w:tcW w:type="dxa" w:w="6236"/>
+            <w:tcW w:type="dxa" w:w="5669"/>
             <w:shd w:val="clear" w:color="auto" w:fill="F8FAFC"/>
             <w:tcBorders>
-              <w:top w:val="single" w:sz="4" w:color="CBD5E1"/>
-              <w:bottom w:val="single" w:sz="4" w:color="CBD5E1"/>
-              <w:left w:val="single" w:sz="4" w:color="CBD5E1"/>
-              <w:right w:val="single" w:sz="4" w:color="CBD5E1"/>
+              <w:top w:val="single" w:sz="3" w:color="CBD5E1"/>
+              <w:bottom w:val="single" w:sz="3" w:color="CBD5E1"/>
+              <w:left w:val="single" w:sz="3" w:color="CBD5E1"/>
+              <w:right w:val="single" w:sz="3" w:color="CBD5E1"/>
               <w:insideH w:val="none" w:sz="0" w:color="auto"/>
               <w:insideV w:val="none" w:sz="0" w:color="auto"/>
             </w:tcBorders>
             <w:tcMar>
-              <w:top w:w="55" w:type="dxa"/>
-              <w:bottom w:w="55" w:type="dxa"/>
+              <w:top w:w="60" w:type="dxa"/>
+              <w:bottom w:w="60" w:type="dxa"/>
               <w:left w:w="100" w:type="dxa"/>
               <w:right w:w="100" w:type="dxa"/>
             </w:tcMar>
@@ -1053,7 +1606,7 @@
           <w:p>
             <w:r>
               <w:rPr>
-                <w:rFonts w:ascii="Inter" w:hAnsi="Inter" w:eastAsia="Inter"/>
+                <w:rFonts w:ascii="Calibri" w:hAnsi="Calibri" w:eastAsia="Calibri"/>
                 <w:b w:val="0"/>
                 <w:i w:val="0"/>
                 <w:color w:val="0F172A"/>
@@ -1066,7 +1619,12 @@
     </w:tbl>
     <w:p>
       <w:pPr>
-        <w:spacing w:before="0" w:after="120"/>
+        <w:spacing w:before="0" w:after="160" w:line="276" w:lineRule="auto"/>
+      </w:pPr>
+    </w:p>
+    <w:p>
+      <w:pPr>
+        <w:spacing w:before="200" w:after="0" w:line="276" w:lineRule="auto"/>
       </w:pPr>
     </w:p>
     <w:tbl>
@@ -1076,13 +1634,16 @@
         <w:tblLook w:firstColumn="1" w:firstRow="1" w:lastColumn="0" w:lastRow="0" w:noHBand="0" w:noVBand="1" w:val="04A0"/>
       </w:tblPr>
       <w:tblGrid>
-        <w:gridCol w:w="4703"/>
-        <w:gridCol w:w="4703"/>
+        <w:gridCol w:w="4759"/>
+        <w:gridCol w:w="4759"/>
       </w:tblGrid>
       <w:tr>
+        <w:trPr>
+          <w:trHeight w:val="480" w:hRule="atLeast"/>
+        </w:trPr>
         <w:tc>
           <w:tcPr>
-            <w:tcW w:type="dxa" w:w="850"/>
+            <w:tcW w:type="dxa" w:w="907"/>
             <w:tcBorders>
               <w:top w:val="none" w:sz="0" w:color="auto"/>
               <w:bottom w:val="none" w:sz="0" w:color="auto"/>
@@ -1091,24 +1652,26 @@
               <w:insideH w:val="none" w:sz="0" w:color="auto"/>
               <w:insideV w:val="none" w:sz="0" w:color="auto"/>
             </w:tcBorders>
+            <w:shd w:val="clear" w:color="auto" w:fill="0F766E"/>
             <w:tcMar>
-              <w:top w:w="0" w:type="dxa"/>
-              <w:bottom w:w="0" w:type="dxa"/>
-              <w:left w:w="0" w:type="dxa"/>
-              <w:right w:w="60" w:type="dxa"/>
+              <w:top w:w="100" w:type="dxa"/>
+              <w:bottom w:w="100" w:type="dxa"/>
+              <w:left w:w="140" w:type="dxa"/>
+              <w:right w:w="100" w:type="dxa"/>
             </w:tcMar>
+            <w:vAlign w:val="center"/>
           </w:tcPr>
           <w:p>
             <w:pPr>
-              <w:spacing w:before="0" w:after="0"/>
+              <w:jc w:val="center"/>
             </w:pPr>
             <w:r>
               <w:rPr>
                 <w:rFonts w:ascii="Poppins" w:hAnsi="Poppins" w:eastAsia="Poppins"/>
                 <w:b/>
                 <w:i w:val="0"/>
-                <w:color w:val="0F766E"/>
-                <w:sz w:val="20"/>
+                <w:color w:val="FFFFFF"/>
+                <w:sz w:val="26"/>
               </w:rPr>
               <w:t>02</w:t>
             </w:r>
@@ -1116,7 +1679,7 @@
         </w:tc>
         <w:tc>
           <w:tcPr>
-            <w:tcW w:type="dxa" w:w="4703"/>
+            <w:tcW w:type="dxa" w:w="4759"/>
             <w:tcBorders>
               <w:top w:val="none" w:sz="0" w:color="auto"/>
               <w:bottom w:val="none" w:sz="0" w:color="auto"/>
@@ -1125,26 +1688,35 @@
               <w:insideH w:val="none" w:sz="0" w:color="auto"/>
               <w:insideV w:val="none" w:sz="0" w:color="auto"/>
             </w:tcBorders>
+            <w:shd w:val="clear" w:color="auto" w:fill="0F172A"/>
             <w:tcMar>
-              <w:top w:w="0" w:type="dxa"/>
-              <w:bottom w:w="0" w:type="dxa"/>
-              <w:left w:w="0" w:type="dxa"/>
-              <w:right w:w="0" w:type="dxa"/>
+              <w:top w:w="100" w:type="dxa"/>
+              <w:bottom w:w="100" w:type="dxa"/>
+              <w:left w:w="180" w:type="dxa"/>
+              <w:right w:w="120" w:type="dxa"/>
             </w:tcMar>
+            <w:vAlign w:val="center"/>
           </w:tcPr>
           <w:p>
-            <w:pPr>
-              <w:spacing w:before="0" w:after="0"/>
-            </w:pPr>
             <w:r>
               <w:rPr>
                 <w:rFonts w:ascii="Poppins" w:hAnsi="Poppins" w:eastAsia="Poppins"/>
                 <w:b/>
                 <w:i w:val="0"/>
-                <w:color w:val="0F172A"/>
-                <w:sz w:val="20"/>
+                <w:color w:val="0F766E"/>
+                <w:sz w:val="21"/>
               </w:rPr>
-              <w:t>—  VOLUME &amp; COMPLEXITY ASSESSMENT</w:t>
+              <w:t xml:space="preserve">— </w:t>
+            </w:r>
+            <w:r>
+              <w:rPr>
+                <w:rFonts w:ascii="Poppins" w:hAnsi="Poppins" w:eastAsia="Poppins"/>
+                <w:b/>
+                <w:i w:val="0"/>
+                <w:color w:val="FFFFFF"/>
+                <w:sz w:val="21"/>
+              </w:rPr>
+              <w:t>VOLUME &amp; COMPLEXITY ASSESSMENT</w:t>
             </w:r>
           </w:p>
         </w:tc>
@@ -1152,10 +1724,7 @@
     </w:tbl>
     <w:p>
       <w:pPr>
-        <w:spacing w:before="120" w:after="120"/>
-        <w:pBdr>
-          <w:bottom w:val="single" w:sz="8" w:space="1" w:color="0F766E"/>
-        </w:pBdr>
+        <w:spacing w:before="0" w:after="120" w:line="276" w:lineRule="auto"/>
       </w:pPr>
     </w:p>
     <w:tbl>
@@ -1166,13 +1735,16 @@
         <w:tblLook w:firstColumn="1" w:firstRow="1" w:lastColumn="0" w:lastRow="0" w:noHBand="0" w:noVBand="1" w:val="04A0"/>
       </w:tblPr>
       <w:tblGrid>
-        <w:gridCol w:w="4703"/>
-        <w:gridCol w:w="4703"/>
+        <w:gridCol w:w="4759"/>
+        <w:gridCol w:w="4759"/>
       </w:tblGrid>
       <w:tr>
+        <w:trPr>
+          <w:trHeight w:val="400" w:hRule="atLeast"/>
+        </w:trPr>
         <w:tc>
           <w:tcPr>
-            <w:tcW w:type="dxa" w:w="4535"/>
+            <w:tcW w:type="dxa" w:w="4819"/>
             <w:shd w:val="clear" w:color="auto" w:fill="0F766E"/>
             <w:tcMar>
               <w:top w:w="70" w:type="dxa"/>
@@ -1181,10 +1753,10 @@
               <w:right w:w="100" w:type="dxa"/>
             </w:tcMar>
             <w:tcBorders>
-              <w:top w:val="none" w:sz="0" w:color="auto"/>
+              <w:top w:val="single" w:sz="4" w:color="0F766E"/>
               <w:bottom w:val="single" w:sz="8" w:color="0F766E"/>
-              <w:left w:val="none" w:sz="0" w:color="auto"/>
-              <w:right w:val="none" w:sz="0" w:color="auto"/>
+              <w:left w:val="single" w:sz="4" w:color="0F766E"/>
+              <w:right w:val="single" w:sz="4" w:color="0F766E"/>
               <w:insideH w:val="none" w:sz="0" w:color="auto"/>
               <w:insideV w:val="none" w:sz="0" w:color="auto"/>
             </w:tcBorders>
@@ -1204,7 +1776,7 @@
         </w:tc>
         <w:tc>
           <w:tcPr>
-            <w:tcW w:type="dxa" w:w="5669"/>
+            <w:tcW w:type="dxa" w:w="5102"/>
             <w:shd w:val="clear" w:color="auto" w:fill="0F766E"/>
             <w:tcMar>
               <w:top w:w="70" w:type="dxa"/>
@@ -1213,10 +1785,10 @@
               <w:right w:w="100" w:type="dxa"/>
             </w:tcMar>
             <w:tcBorders>
-              <w:top w:val="none" w:sz="0" w:color="auto"/>
+              <w:top w:val="single" w:sz="4" w:color="0F766E"/>
               <w:bottom w:val="single" w:sz="8" w:color="0F766E"/>
-              <w:left w:val="none" w:sz="0" w:color="auto"/>
-              <w:right w:val="none" w:sz="0" w:color="auto"/>
+              <w:left w:val="single" w:sz="4" w:color="0F766E"/>
+              <w:right w:val="single" w:sz="4" w:color="0F766E"/>
               <w:insideH w:val="none" w:sz="0" w:color="auto"/>
               <w:insideV w:val="none" w:sz="0" w:color="auto"/>
             </w:tcBorders>
@@ -1238,19 +1810,19 @@
       <w:tr>
         <w:tc>
           <w:tcPr>
-            <w:tcW w:type="dxa" w:w="4535"/>
+            <w:tcW w:type="dxa" w:w="4819"/>
             <w:shd w:val="clear" w:color="auto" w:fill="FFFFFF"/>
             <w:tcBorders>
-              <w:top w:val="single" w:sz="4" w:color="CBD5E1"/>
-              <w:bottom w:val="single" w:sz="4" w:color="CBD5E1"/>
-              <w:left w:val="single" w:sz="4" w:color="CBD5E1"/>
-              <w:right w:val="single" w:sz="4" w:color="CBD5E1"/>
+              <w:top w:val="single" w:sz="3" w:color="CBD5E1"/>
+              <w:bottom w:val="single" w:sz="3" w:color="CBD5E1"/>
+              <w:left w:val="single" w:sz="3" w:color="CBD5E1"/>
+              <w:right w:val="single" w:sz="3" w:color="CBD5E1"/>
               <w:insideH w:val="none" w:sz="0" w:color="auto"/>
               <w:insideV w:val="none" w:sz="0" w:color="auto"/>
             </w:tcBorders>
             <w:tcMar>
-              <w:top w:w="55" w:type="dxa"/>
-              <w:bottom w:w="55" w:type="dxa"/>
+              <w:top w:w="60" w:type="dxa"/>
+              <w:bottom w:w="60" w:type="dxa"/>
               <w:left w:w="100" w:type="dxa"/>
               <w:right w:w="100" w:type="dxa"/>
             </w:tcMar>
@@ -1258,7 +1830,7 @@
           <w:p>
             <w:r>
               <w:rPr>
-                <w:rFonts w:ascii="Inter" w:hAnsi="Inter" w:eastAsia="Inter"/>
+                <w:rFonts w:ascii="Calibri" w:hAnsi="Calibri" w:eastAsia="Calibri"/>
                 <w:b w:val="0"/>
                 <w:i w:val="0"/>
                 <w:color w:val="0F172A"/>
@@ -1270,19 +1842,19 @@
         </w:tc>
         <w:tc>
           <w:tcPr>
-            <w:tcW w:type="dxa" w:w="5669"/>
+            <w:tcW w:type="dxa" w:w="5102"/>
             <w:shd w:val="clear" w:color="auto" w:fill="FFFFFF"/>
             <w:tcBorders>
-              <w:top w:val="single" w:sz="4" w:color="CBD5E1"/>
-              <w:bottom w:val="single" w:sz="4" w:color="CBD5E1"/>
-              <w:left w:val="single" w:sz="4" w:color="CBD5E1"/>
-              <w:right w:val="single" w:sz="4" w:color="CBD5E1"/>
+              <w:top w:val="single" w:sz="3" w:color="CBD5E1"/>
+              <w:bottom w:val="single" w:sz="3" w:color="CBD5E1"/>
+              <w:left w:val="single" w:sz="3" w:color="CBD5E1"/>
+              <w:right w:val="single" w:sz="3" w:color="CBD5E1"/>
               <w:insideH w:val="none" w:sz="0" w:color="auto"/>
               <w:insideV w:val="none" w:sz="0" w:color="auto"/>
             </w:tcBorders>
             <w:tcMar>
-              <w:top w:w="55" w:type="dxa"/>
-              <w:bottom w:w="55" w:type="dxa"/>
+              <w:top w:w="60" w:type="dxa"/>
+              <w:bottom w:w="60" w:type="dxa"/>
               <w:left w:w="100" w:type="dxa"/>
               <w:right w:w="100" w:type="dxa"/>
             </w:tcMar>
@@ -1290,7 +1862,7 @@
           <w:p>
             <w:r>
               <w:rPr>
-                <w:rFonts w:ascii="Inter" w:hAnsi="Inter" w:eastAsia="Inter"/>
+                <w:rFonts w:ascii="Calibri" w:hAnsi="Calibri" w:eastAsia="Calibri"/>
                 <w:b w:val="0"/>
                 <w:i w:val="0"/>
                 <w:color w:val="0F172A"/>
@@ -1303,19 +1875,19 @@
       <w:tr>
         <w:tc>
           <w:tcPr>
-            <w:tcW w:type="dxa" w:w="4535"/>
+            <w:tcW w:type="dxa" w:w="4819"/>
             <w:shd w:val="clear" w:color="auto" w:fill="F8FAFC"/>
             <w:tcBorders>
-              <w:top w:val="single" w:sz="4" w:color="CBD5E1"/>
-              <w:bottom w:val="single" w:sz="4" w:color="CBD5E1"/>
-              <w:left w:val="single" w:sz="4" w:color="CBD5E1"/>
-              <w:right w:val="single" w:sz="4" w:color="CBD5E1"/>
+              <w:top w:val="single" w:sz="3" w:color="CBD5E1"/>
+              <w:bottom w:val="single" w:sz="3" w:color="CBD5E1"/>
+              <w:left w:val="single" w:sz="3" w:color="CBD5E1"/>
+              <w:right w:val="single" w:sz="3" w:color="CBD5E1"/>
               <w:insideH w:val="none" w:sz="0" w:color="auto"/>
               <w:insideV w:val="none" w:sz="0" w:color="auto"/>
             </w:tcBorders>
             <w:tcMar>
-              <w:top w:w="55" w:type="dxa"/>
-              <w:bottom w:w="55" w:type="dxa"/>
+              <w:top w:w="60" w:type="dxa"/>
+              <w:bottom w:w="60" w:type="dxa"/>
               <w:left w:w="100" w:type="dxa"/>
               <w:right w:w="100" w:type="dxa"/>
             </w:tcMar>
@@ -1323,7 +1895,7 @@
           <w:p>
             <w:r>
               <w:rPr>
-                <w:rFonts w:ascii="Inter" w:hAnsi="Inter" w:eastAsia="Inter"/>
+                <w:rFonts w:ascii="Calibri" w:hAnsi="Calibri" w:eastAsia="Calibri"/>
                 <w:b w:val="0"/>
                 <w:i w:val="0"/>
                 <w:color w:val="0F172A"/>
@@ -1335,19 +1907,19 @@
         </w:tc>
         <w:tc>
           <w:tcPr>
-            <w:tcW w:type="dxa" w:w="5669"/>
+            <w:tcW w:type="dxa" w:w="5102"/>
             <w:shd w:val="clear" w:color="auto" w:fill="F8FAFC"/>
             <w:tcBorders>
-              <w:top w:val="single" w:sz="4" w:color="CBD5E1"/>
-              <w:bottom w:val="single" w:sz="4" w:color="CBD5E1"/>
-              <w:left w:val="single" w:sz="4" w:color="CBD5E1"/>
-              <w:right w:val="single" w:sz="4" w:color="CBD5E1"/>
+              <w:top w:val="single" w:sz="3" w:color="CBD5E1"/>
+              <w:bottom w:val="single" w:sz="3" w:color="CBD5E1"/>
+              <w:left w:val="single" w:sz="3" w:color="CBD5E1"/>
+              <w:right w:val="single" w:sz="3" w:color="CBD5E1"/>
               <w:insideH w:val="none" w:sz="0" w:color="auto"/>
               <w:insideV w:val="none" w:sz="0" w:color="auto"/>
             </w:tcBorders>
             <w:tcMar>
-              <w:top w:w="55" w:type="dxa"/>
-              <w:bottom w:w="55" w:type="dxa"/>
+              <w:top w:w="60" w:type="dxa"/>
+              <w:bottom w:w="60" w:type="dxa"/>
               <w:left w:w="100" w:type="dxa"/>
               <w:right w:w="100" w:type="dxa"/>
             </w:tcMar>
@@ -1355,7 +1927,7 @@
           <w:p>
             <w:r>
               <w:rPr>
-                <w:rFonts w:ascii="Inter" w:hAnsi="Inter" w:eastAsia="Inter"/>
+                <w:rFonts w:ascii="Calibri" w:hAnsi="Calibri" w:eastAsia="Calibri"/>
                 <w:b w:val="0"/>
                 <w:i w:val="0"/>
                 <w:color w:val="0F172A"/>
@@ -1368,19 +1940,19 @@
       <w:tr>
         <w:tc>
           <w:tcPr>
-            <w:tcW w:type="dxa" w:w="4535"/>
+            <w:tcW w:type="dxa" w:w="4819"/>
             <w:shd w:val="clear" w:color="auto" w:fill="FFFFFF"/>
             <w:tcBorders>
-              <w:top w:val="single" w:sz="4" w:color="CBD5E1"/>
-              <w:bottom w:val="single" w:sz="4" w:color="CBD5E1"/>
-              <w:left w:val="single" w:sz="4" w:color="CBD5E1"/>
-              <w:right w:val="single" w:sz="4" w:color="CBD5E1"/>
+              <w:top w:val="single" w:sz="3" w:color="CBD5E1"/>
+              <w:bottom w:val="single" w:sz="3" w:color="CBD5E1"/>
+              <w:left w:val="single" w:sz="3" w:color="CBD5E1"/>
+              <w:right w:val="single" w:sz="3" w:color="CBD5E1"/>
               <w:insideH w:val="none" w:sz="0" w:color="auto"/>
               <w:insideV w:val="none" w:sz="0" w:color="auto"/>
             </w:tcBorders>
             <w:tcMar>
-              <w:top w:w="55" w:type="dxa"/>
-              <w:bottom w:w="55" w:type="dxa"/>
+              <w:top w:w="60" w:type="dxa"/>
+              <w:bottom w:w="60" w:type="dxa"/>
               <w:left w:w="100" w:type="dxa"/>
               <w:right w:w="100" w:type="dxa"/>
             </w:tcMar>
@@ -1388,7 +1960,7 @@
           <w:p>
             <w:r>
               <w:rPr>
-                <w:rFonts w:ascii="Inter" w:hAnsi="Inter" w:eastAsia="Inter"/>
+                <w:rFonts w:ascii="Calibri" w:hAnsi="Calibri" w:eastAsia="Calibri"/>
                 <w:b w:val="0"/>
                 <w:i w:val="0"/>
                 <w:color w:val="0F172A"/>
@@ -1400,19 +1972,19 @@
         </w:tc>
         <w:tc>
           <w:tcPr>
-            <w:tcW w:type="dxa" w:w="5669"/>
+            <w:tcW w:type="dxa" w:w="5102"/>
             <w:shd w:val="clear" w:color="auto" w:fill="FFFFFF"/>
             <w:tcBorders>
-              <w:top w:val="single" w:sz="4" w:color="CBD5E1"/>
-              <w:bottom w:val="single" w:sz="4" w:color="CBD5E1"/>
-              <w:left w:val="single" w:sz="4" w:color="CBD5E1"/>
-              <w:right w:val="single" w:sz="4" w:color="CBD5E1"/>
+              <w:top w:val="single" w:sz="3" w:color="CBD5E1"/>
+              <w:bottom w:val="single" w:sz="3" w:color="CBD5E1"/>
+              <w:left w:val="single" w:sz="3" w:color="CBD5E1"/>
+              <w:right w:val="single" w:sz="3" w:color="CBD5E1"/>
               <w:insideH w:val="none" w:sz="0" w:color="auto"/>
               <w:insideV w:val="none" w:sz="0" w:color="auto"/>
             </w:tcBorders>
             <w:tcMar>
-              <w:top w:w="55" w:type="dxa"/>
-              <w:bottom w:w="55" w:type="dxa"/>
+              <w:top w:w="60" w:type="dxa"/>
+              <w:bottom w:w="60" w:type="dxa"/>
               <w:left w:w="100" w:type="dxa"/>
               <w:right w:w="100" w:type="dxa"/>
             </w:tcMar>
@@ -1420,7 +1992,7 @@
           <w:p>
             <w:r>
               <w:rPr>
-                <w:rFonts w:ascii="Inter" w:hAnsi="Inter" w:eastAsia="Inter"/>
+                <w:rFonts w:ascii="Calibri" w:hAnsi="Calibri" w:eastAsia="Calibri"/>
                 <w:b w:val="0"/>
                 <w:i w:val="0"/>
                 <w:color w:val="0F172A"/>
@@ -1433,19 +2005,19 @@
       <w:tr>
         <w:tc>
           <w:tcPr>
-            <w:tcW w:type="dxa" w:w="4535"/>
+            <w:tcW w:type="dxa" w:w="4819"/>
             <w:shd w:val="clear" w:color="auto" w:fill="F8FAFC"/>
             <w:tcBorders>
-              <w:top w:val="single" w:sz="4" w:color="CBD5E1"/>
-              <w:bottom w:val="single" w:sz="4" w:color="CBD5E1"/>
-              <w:left w:val="single" w:sz="4" w:color="CBD5E1"/>
-              <w:right w:val="single" w:sz="4" w:color="CBD5E1"/>
+              <w:top w:val="single" w:sz="3" w:color="CBD5E1"/>
+              <w:bottom w:val="single" w:sz="3" w:color="CBD5E1"/>
+              <w:left w:val="single" w:sz="3" w:color="CBD5E1"/>
+              <w:right w:val="single" w:sz="3" w:color="CBD5E1"/>
               <w:insideH w:val="none" w:sz="0" w:color="auto"/>
               <w:insideV w:val="none" w:sz="0" w:color="auto"/>
             </w:tcBorders>
             <w:tcMar>
-              <w:top w:w="55" w:type="dxa"/>
-              <w:bottom w:w="55" w:type="dxa"/>
+              <w:top w:w="60" w:type="dxa"/>
+              <w:bottom w:w="60" w:type="dxa"/>
               <w:left w:w="100" w:type="dxa"/>
               <w:right w:w="100" w:type="dxa"/>
             </w:tcMar>
@@ -1453,7 +2025,7 @@
           <w:p>
             <w:r>
               <w:rPr>
-                <w:rFonts w:ascii="Inter" w:hAnsi="Inter" w:eastAsia="Inter"/>
+                <w:rFonts w:ascii="Calibri" w:hAnsi="Calibri" w:eastAsia="Calibri"/>
                 <w:b w:val="0"/>
                 <w:i w:val="0"/>
                 <w:color w:val="0F172A"/>
@@ -1465,19 +2037,19 @@
         </w:tc>
         <w:tc>
           <w:tcPr>
-            <w:tcW w:type="dxa" w:w="5669"/>
+            <w:tcW w:type="dxa" w:w="5102"/>
             <w:shd w:val="clear" w:color="auto" w:fill="F8FAFC"/>
             <w:tcBorders>
-              <w:top w:val="single" w:sz="4" w:color="CBD5E1"/>
-              <w:bottom w:val="single" w:sz="4" w:color="CBD5E1"/>
-              <w:left w:val="single" w:sz="4" w:color="CBD5E1"/>
-              <w:right w:val="single" w:sz="4" w:color="CBD5E1"/>
+              <w:top w:val="single" w:sz="3" w:color="CBD5E1"/>
+              <w:bottom w:val="single" w:sz="3" w:color="CBD5E1"/>
+              <w:left w:val="single" w:sz="3" w:color="CBD5E1"/>
+              <w:right w:val="single" w:sz="3" w:color="CBD5E1"/>
               <w:insideH w:val="none" w:sz="0" w:color="auto"/>
               <w:insideV w:val="none" w:sz="0" w:color="auto"/>
             </w:tcBorders>
             <w:tcMar>
-              <w:top w:w="55" w:type="dxa"/>
-              <w:bottom w:w="55" w:type="dxa"/>
+              <w:top w:w="60" w:type="dxa"/>
+              <w:bottom w:w="60" w:type="dxa"/>
               <w:left w:w="100" w:type="dxa"/>
               <w:right w:w="100" w:type="dxa"/>
             </w:tcMar>
@@ -1485,7 +2057,7 @@
           <w:p>
             <w:r>
               <w:rPr>
-                <w:rFonts w:ascii="Inter" w:hAnsi="Inter" w:eastAsia="Inter"/>
+                <w:rFonts w:ascii="Calibri" w:hAnsi="Calibri" w:eastAsia="Calibri"/>
                 <w:b w:val="0"/>
                 <w:i w:val="0"/>
                 <w:color w:val="0F172A"/>
@@ -1498,19 +2070,19 @@
       <w:tr>
         <w:tc>
           <w:tcPr>
-            <w:tcW w:type="dxa" w:w="4535"/>
+            <w:tcW w:type="dxa" w:w="4819"/>
             <w:shd w:val="clear" w:color="auto" w:fill="FFFFFF"/>
             <w:tcBorders>
-              <w:top w:val="single" w:sz="4" w:color="CBD5E1"/>
-              <w:bottom w:val="single" w:sz="4" w:color="CBD5E1"/>
-              <w:left w:val="single" w:sz="4" w:color="CBD5E1"/>
-              <w:right w:val="single" w:sz="4" w:color="CBD5E1"/>
+              <w:top w:val="single" w:sz="3" w:color="CBD5E1"/>
+              <w:bottom w:val="single" w:sz="3" w:color="CBD5E1"/>
+              <w:left w:val="single" w:sz="3" w:color="CBD5E1"/>
+              <w:right w:val="single" w:sz="3" w:color="CBD5E1"/>
               <w:insideH w:val="none" w:sz="0" w:color="auto"/>
               <w:insideV w:val="none" w:sz="0" w:color="auto"/>
             </w:tcBorders>
             <w:tcMar>
-              <w:top w:w="55" w:type="dxa"/>
-              <w:bottom w:w="55" w:type="dxa"/>
+              <w:top w:w="60" w:type="dxa"/>
+              <w:bottom w:w="60" w:type="dxa"/>
               <w:left w:w="100" w:type="dxa"/>
               <w:right w:w="100" w:type="dxa"/>
             </w:tcMar>
@@ -1518,7 +2090,7 @@
           <w:p>
             <w:r>
               <w:rPr>
-                <w:rFonts w:ascii="Inter" w:hAnsi="Inter" w:eastAsia="Inter"/>
+                <w:rFonts w:ascii="Calibri" w:hAnsi="Calibri" w:eastAsia="Calibri"/>
                 <w:b w:val="0"/>
                 <w:i w:val="0"/>
                 <w:color w:val="0F172A"/>
@@ -1530,19 +2102,19 @@
         </w:tc>
         <w:tc>
           <w:tcPr>
-            <w:tcW w:type="dxa" w:w="5669"/>
+            <w:tcW w:type="dxa" w:w="5102"/>
             <w:shd w:val="clear" w:color="auto" w:fill="FFFFFF"/>
             <w:tcBorders>
-              <w:top w:val="single" w:sz="4" w:color="CBD5E1"/>
-              <w:bottom w:val="single" w:sz="4" w:color="CBD5E1"/>
-              <w:left w:val="single" w:sz="4" w:color="CBD5E1"/>
-              <w:right w:val="single" w:sz="4" w:color="CBD5E1"/>
+              <w:top w:val="single" w:sz="3" w:color="CBD5E1"/>
+              <w:bottom w:val="single" w:sz="3" w:color="CBD5E1"/>
+              <w:left w:val="single" w:sz="3" w:color="CBD5E1"/>
+              <w:right w:val="single" w:sz="3" w:color="CBD5E1"/>
               <w:insideH w:val="none" w:sz="0" w:color="auto"/>
               <w:insideV w:val="none" w:sz="0" w:color="auto"/>
             </w:tcBorders>
             <w:tcMar>
-              <w:top w:w="55" w:type="dxa"/>
-              <w:bottom w:w="55" w:type="dxa"/>
+              <w:top w:w="60" w:type="dxa"/>
+              <w:bottom w:w="60" w:type="dxa"/>
               <w:left w:w="100" w:type="dxa"/>
               <w:right w:w="100" w:type="dxa"/>
             </w:tcMar>
@@ -1550,7 +2122,7 @@
           <w:p>
             <w:r>
               <w:rPr>
-                <w:rFonts w:ascii="Inter" w:hAnsi="Inter" w:eastAsia="Inter"/>
+                <w:rFonts w:ascii="Calibri" w:hAnsi="Calibri" w:eastAsia="Calibri"/>
                 <w:b w:val="0"/>
                 <w:i w:val="0"/>
                 <w:color w:val="0F172A"/>
@@ -1563,19 +2135,19 @@
       <w:tr>
         <w:tc>
           <w:tcPr>
-            <w:tcW w:type="dxa" w:w="4535"/>
+            <w:tcW w:type="dxa" w:w="4819"/>
             <w:shd w:val="clear" w:color="auto" w:fill="F8FAFC"/>
             <w:tcBorders>
-              <w:top w:val="single" w:sz="4" w:color="CBD5E1"/>
-              <w:bottom w:val="single" w:sz="4" w:color="CBD5E1"/>
-              <w:left w:val="single" w:sz="4" w:color="CBD5E1"/>
-              <w:right w:val="single" w:sz="4" w:color="CBD5E1"/>
+              <w:top w:val="single" w:sz="3" w:color="CBD5E1"/>
+              <w:bottom w:val="single" w:sz="3" w:color="CBD5E1"/>
+              <w:left w:val="single" w:sz="3" w:color="CBD5E1"/>
+              <w:right w:val="single" w:sz="3" w:color="CBD5E1"/>
               <w:insideH w:val="none" w:sz="0" w:color="auto"/>
               <w:insideV w:val="none" w:sz="0" w:color="auto"/>
             </w:tcBorders>
             <w:tcMar>
-              <w:top w:w="55" w:type="dxa"/>
-              <w:bottom w:w="55" w:type="dxa"/>
+              <w:top w:w="60" w:type="dxa"/>
+              <w:bottom w:w="60" w:type="dxa"/>
               <w:left w:w="100" w:type="dxa"/>
               <w:right w:w="100" w:type="dxa"/>
             </w:tcMar>
@@ -1583,7 +2155,7 @@
           <w:p>
             <w:r>
               <w:rPr>
-                <w:rFonts w:ascii="Inter" w:hAnsi="Inter" w:eastAsia="Inter"/>
+                <w:rFonts w:ascii="Calibri" w:hAnsi="Calibri" w:eastAsia="Calibri"/>
                 <w:b w:val="0"/>
                 <w:i w:val="0"/>
                 <w:color w:val="0F172A"/>
@@ -1595,19 +2167,19 @@
         </w:tc>
         <w:tc>
           <w:tcPr>
-            <w:tcW w:type="dxa" w:w="5669"/>
+            <w:tcW w:type="dxa" w:w="5102"/>
             <w:shd w:val="clear" w:color="auto" w:fill="F8FAFC"/>
             <w:tcBorders>
-              <w:top w:val="single" w:sz="4" w:color="CBD5E1"/>
-              <w:bottom w:val="single" w:sz="4" w:color="CBD5E1"/>
-              <w:left w:val="single" w:sz="4" w:color="CBD5E1"/>
-              <w:right w:val="single" w:sz="4" w:color="CBD5E1"/>
+              <w:top w:val="single" w:sz="3" w:color="CBD5E1"/>
+              <w:bottom w:val="single" w:sz="3" w:color="CBD5E1"/>
+              <w:left w:val="single" w:sz="3" w:color="CBD5E1"/>
+              <w:right w:val="single" w:sz="3" w:color="CBD5E1"/>
               <w:insideH w:val="none" w:sz="0" w:color="auto"/>
               <w:insideV w:val="none" w:sz="0" w:color="auto"/>
             </w:tcBorders>
             <w:tcMar>
-              <w:top w:w="55" w:type="dxa"/>
-              <w:bottom w:w="55" w:type="dxa"/>
+              <w:top w:w="60" w:type="dxa"/>
+              <w:bottom w:w="60" w:type="dxa"/>
               <w:left w:w="100" w:type="dxa"/>
               <w:right w:w="100" w:type="dxa"/>
             </w:tcMar>
@@ -1615,7 +2187,7 @@
           <w:p>
             <w:r>
               <w:rPr>
-                <w:rFonts w:ascii="Inter" w:hAnsi="Inter" w:eastAsia="Inter"/>
+                <w:rFonts w:ascii="Calibri" w:hAnsi="Calibri" w:eastAsia="Calibri"/>
                 <w:b w:val="0"/>
                 <w:i w:val="0"/>
                 <w:color w:val="0F172A"/>
@@ -1628,19 +2200,19 @@
       <w:tr>
         <w:tc>
           <w:tcPr>
-            <w:tcW w:type="dxa" w:w="4535"/>
+            <w:tcW w:type="dxa" w:w="4819"/>
             <w:shd w:val="clear" w:color="auto" w:fill="FFFFFF"/>
             <w:tcBorders>
-              <w:top w:val="single" w:sz="4" w:color="CBD5E1"/>
-              <w:bottom w:val="single" w:sz="4" w:color="CBD5E1"/>
-              <w:left w:val="single" w:sz="4" w:color="CBD5E1"/>
-              <w:right w:val="single" w:sz="4" w:color="CBD5E1"/>
+              <w:top w:val="single" w:sz="3" w:color="CBD5E1"/>
+              <w:bottom w:val="single" w:sz="3" w:color="CBD5E1"/>
+              <w:left w:val="single" w:sz="3" w:color="CBD5E1"/>
+              <w:right w:val="single" w:sz="3" w:color="CBD5E1"/>
               <w:insideH w:val="none" w:sz="0" w:color="auto"/>
               <w:insideV w:val="none" w:sz="0" w:color="auto"/>
             </w:tcBorders>
             <w:tcMar>
-              <w:top w:w="55" w:type="dxa"/>
-              <w:bottom w:w="55" w:type="dxa"/>
+              <w:top w:w="60" w:type="dxa"/>
+              <w:bottom w:w="60" w:type="dxa"/>
               <w:left w:w="100" w:type="dxa"/>
               <w:right w:w="100" w:type="dxa"/>
             </w:tcMar>
@@ -1648,7 +2220,7 @@
           <w:p>
             <w:r>
               <w:rPr>
-                <w:rFonts w:ascii="Inter" w:hAnsi="Inter" w:eastAsia="Inter"/>
+                <w:rFonts w:ascii="Calibri" w:hAnsi="Calibri" w:eastAsia="Calibri"/>
                 <w:b w:val="0"/>
                 <w:i w:val="0"/>
                 <w:color w:val="0F172A"/>
@@ -1660,19 +2232,19 @@
         </w:tc>
         <w:tc>
           <w:tcPr>
-            <w:tcW w:type="dxa" w:w="5669"/>
+            <w:tcW w:type="dxa" w:w="5102"/>
             <w:shd w:val="clear" w:color="auto" w:fill="FFFFFF"/>
             <w:tcBorders>
-              <w:top w:val="single" w:sz="4" w:color="CBD5E1"/>
-              <w:bottom w:val="single" w:sz="4" w:color="CBD5E1"/>
-              <w:left w:val="single" w:sz="4" w:color="CBD5E1"/>
-              <w:right w:val="single" w:sz="4" w:color="CBD5E1"/>
+              <w:top w:val="single" w:sz="3" w:color="CBD5E1"/>
+              <w:bottom w:val="single" w:sz="3" w:color="CBD5E1"/>
+              <w:left w:val="single" w:sz="3" w:color="CBD5E1"/>
+              <w:right w:val="single" w:sz="3" w:color="CBD5E1"/>
               <w:insideH w:val="none" w:sz="0" w:color="auto"/>
               <w:insideV w:val="none" w:sz="0" w:color="auto"/>
             </w:tcBorders>
             <w:tcMar>
-              <w:top w:w="55" w:type="dxa"/>
-              <w:bottom w:w="55" w:type="dxa"/>
+              <w:top w:w="60" w:type="dxa"/>
+              <w:bottom w:w="60" w:type="dxa"/>
               <w:left w:w="100" w:type="dxa"/>
               <w:right w:w="100" w:type="dxa"/>
             </w:tcMar>
@@ -1680,7 +2252,7 @@
           <w:p>
             <w:r>
               <w:rPr>
-                <w:rFonts w:ascii="Inter" w:hAnsi="Inter" w:eastAsia="Inter"/>
+                <w:rFonts w:ascii="Calibri" w:hAnsi="Calibri" w:eastAsia="Calibri"/>
                 <w:b w:val="0"/>
                 <w:i w:val="0"/>
                 <w:color w:val="0F172A"/>
@@ -1693,19 +2265,19 @@
       <w:tr>
         <w:tc>
           <w:tcPr>
-            <w:tcW w:type="dxa" w:w="4535"/>
+            <w:tcW w:type="dxa" w:w="4819"/>
             <w:shd w:val="clear" w:color="auto" w:fill="F8FAFC"/>
             <w:tcBorders>
-              <w:top w:val="single" w:sz="4" w:color="CBD5E1"/>
-              <w:bottom w:val="single" w:sz="4" w:color="CBD5E1"/>
-              <w:left w:val="single" w:sz="4" w:color="CBD5E1"/>
-              <w:right w:val="single" w:sz="4" w:color="CBD5E1"/>
+              <w:top w:val="single" w:sz="3" w:color="CBD5E1"/>
+              <w:bottom w:val="single" w:sz="3" w:color="CBD5E1"/>
+              <w:left w:val="single" w:sz="3" w:color="CBD5E1"/>
+              <w:right w:val="single" w:sz="3" w:color="CBD5E1"/>
               <w:insideH w:val="none" w:sz="0" w:color="auto"/>
               <w:insideV w:val="none" w:sz="0" w:color="auto"/>
             </w:tcBorders>
             <w:tcMar>
-              <w:top w:w="55" w:type="dxa"/>
-              <w:bottom w:w="55" w:type="dxa"/>
+              <w:top w:w="60" w:type="dxa"/>
+              <w:bottom w:w="60" w:type="dxa"/>
               <w:left w:w="100" w:type="dxa"/>
               <w:right w:w="100" w:type="dxa"/>
             </w:tcMar>
@@ -1713,7 +2285,7 @@
           <w:p>
             <w:r>
               <w:rPr>
-                <w:rFonts w:ascii="Inter" w:hAnsi="Inter" w:eastAsia="Inter"/>
+                <w:rFonts w:ascii="Calibri" w:hAnsi="Calibri" w:eastAsia="Calibri"/>
                 <w:b w:val="0"/>
                 <w:i w:val="0"/>
                 <w:color w:val="0F172A"/>
@@ -1725,19 +2297,19 @@
         </w:tc>
         <w:tc>
           <w:tcPr>
-            <w:tcW w:type="dxa" w:w="5669"/>
+            <w:tcW w:type="dxa" w:w="5102"/>
             <w:shd w:val="clear" w:color="auto" w:fill="F8FAFC"/>
             <w:tcBorders>
-              <w:top w:val="single" w:sz="4" w:color="CBD5E1"/>
-              <w:bottom w:val="single" w:sz="4" w:color="CBD5E1"/>
-              <w:left w:val="single" w:sz="4" w:color="CBD5E1"/>
-              <w:right w:val="single" w:sz="4" w:color="CBD5E1"/>
+              <w:top w:val="single" w:sz="3" w:color="CBD5E1"/>
+              <w:bottom w:val="single" w:sz="3" w:color="CBD5E1"/>
+              <w:left w:val="single" w:sz="3" w:color="CBD5E1"/>
+              <w:right w:val="single" w:sz="3" w:color="CBD5E1"/>
               <w:insideH w:val="none" w:sz="0" w:color="auto"/>
               <w:insideV w:val="none" w:sz="0" w:color="auto"/>
             </w:tcBorders>
             <w:tcMar>
-              <w:top w:w="55" w:type="dxa"/>
-              <w:bottom w:w="55" w:type="dxa"/>
+              <w:top w:w="60" w:type="dxa"/>
+              <w:bottom w:w="60" w:type="dxa"/>
               <w:left w:w="100" w:type="dxa"/>
               <w:right w:w="100" w:type="dxa"/>
             </w:tcMar>
@@ -1745,7 +2317,7 @@
           <w:p>
             <w:r>
               <w:rPr>
-                <w:rFonts w:ascii="Inter" w:hAnsi="Inter" w:eastAsia="Inter"/>
+                <w:rFonts w:ascii="Calibri" w:hAnsi="Calibri" w:eastAsia="Calibri"/>
                 <w:b w:val="0"/>
                 <w:i w:val="0"/>
                 <w:color w:val="0F172A"/>
@@ -1758,19 +2330,19 @@
       <w:tr>
         <w:tc>
           <w:tcPr>
-            <w:tcW w:type="dxa" w:w="4535"/>
+            <w:tcW w:type="dxa" w:w="4819"/>
             <w:shd w:val="clear" w:color="auto" w:fill="FFFFFF"/>
             <w:tcBorders>
-              <w:top w:val="single" w:sz="4" w:color="CBD5E1"/>
-              <w:bottom w:val="single" w:sz="4" w:color="CBD5E1"/>
-              <w:left w:val="single" w:sz="4" w:color="CBD5E1"/>
-              <w:right w:val="single" w:sz="4" w:color="CBD5E1"/>
+              <w:top w:val="single" w:sz="3" w:color="CBD5E1"/>
+              <w:bottom w:val="single" w:sz="3" w:color="CBD5E1"/>
+              <w:left w:val="single" w:sz="3" w:color="CBD5E1"/>
+              <w:right w:val="single" w:sz="3" w:color="CBD5E1"/>
               <w:insideH w:val="none" w:sz="0" w:color="auto"/>
               <w:insideV w:val="none" w:sz="0" w:color="auto"/>
             </w:tcBorders>
             <w:tcMar>
-              <w:top w:w="55" w:type="dxa"/>
-              <w:bottom w:w="55" w:type="dxa"/>
+              <w:top w:w="60" w:type="dxa"/>
+              <w:bottom w:w="60" w:type="dxa"/>
               <w:left w:w="100" w:type="dxa"/>
               <w:right w:w="100" w:type="dxa"/>
             </w:tcMar>
@@ -1778,7 +2350,7 @@
           <w:p>
             <w:r>
               <w:rPr>
-                <w:rFonts w:ascii="Inter" w:hAnsi="Inter" w:eastAsia="Inter"/>
+                <w:rFonts w:ascii="Calibri" w:hAnsi="Calibri" w:eastAsia="Calibri"/>
                 <w:b w:val="0"/>
                 <w:i w:val="0"/>
                 <w:color w:val="0F172A"/>
@@ -1790,19 +2362,19 @@
         </w:tc>
         <w:tc>
           <w:tcPr>
-            <w:tcW w:type="dxa" w:w="5669"/>
+            <w:tcW w:type="dxa" w:w="5102"/>
             <w:shd w:val="clear" w:color="auto" w:fill="FFFFFF"/>
             <w:tcBorders>
-              <w:top w:val="single" w:sz="4" w:color="CBD5E1"/>
-              <w:bottom w:val="single" w:sz="4" w:color="CBD5E1"/>
-              <w:left w:val="single" w:sz="4" w:color="CBD5E1"/>
-              <w:right w:val="single" w:sz="4" w:color="CBD5E1"/>
+              <w:top w:val="single" w:sz="3" w:color="CBD5E1"/>
+              <w:bottom w:val="single" w:sz="3" w:color="CBD5E1"/>
+              <w:left w:val="single" w:sz="3" w:color="CBD5E1"/>
+              <w:right w:val="single" w:sz="3" w:color="CBD5E1"/>
               <w:insideH w:val="none" w:sz="0" w:color="auto"/>
               <w:insideV w:val="none" w:sz="0" w:color="auto"/>
             </w:tcBorders>
             <w:tcMar>
-              <w:top w:w="55" w:type="dxa"/>
-              <w:bottom w:w="55" w:type="dxa"/>
+              <w:top w:w="60" w:type="dxa"/>
+              <w:bottom w:w="60" w:type="dxa"/>
               <w:left w:w="100" w:type="dxa"/>
               <w:right w:w="100" w:type="dxa"/>
             </w:tcMar>
@@ -1810,7 +2382,7 @@
           <w:p>
             <w:r>
               <w:rPr>
-                <w:rFonts w:ascii="Inter" w:hAnsi="Inter" w:eastAsia="Inter"/>
+                <w:rFonts w:ascii="Calibri" w:hAnsi="Calibri" w:eastAsia="Calibri"/>
                 <w:b w:val="0"/>
                 <w:i w:val="0"/>
                 <w:color w:val="0F172A"/>
@@ -1823,19 +2395,19 @@
       <w:tr>
         <w:tc>
           <w:tcPr>
-            <w:tcW w:type="dxa" w:w="4535"/>
+            <w:tcW w:type="dxa" w:w="4819"/>
             <w:shd w:val="clear" w:color="auto" w:fill="F8FAFC"/>
             <w:tcBorders>
-              <w:top w:val="single" w:sz="4" w:color="CBD5E1"/>
-              <w:bottom w:val="single" w:sz="4" w:color="CBD5E1"/>
-              <w:left w:val="single" w:sz="4" w:color="CBD5E1"/>
-              <w:right w:val="single" w:sz="4" w:color="CBD5E1"/>
+              <w:top w:val="single" w:sz="3" w:color="CBD5E1"/>
+              <w:bottom w:val="single" w:sz="3" w:color="CBD5E1"/>
+              <w:left w:val="single" w:sz="3" w:color="CBD5E1"/>
+              <w:right w:val="single" w:sz="3" w:color="CBD5E1"/>
               <w:insideH w:val="none" w:sz="0" w:color="auto"/>
               <w:insideV w:val="none" w:sz="0" w:color="auto"/>
             </w:tcBorders>
             <w:tcMar>
-              <w:top w:w="55" w:type="dxa"/>
-              <w:bottom w:w="55" w:type="dxa"/>
+              <w:top w:w="60" w:type="dxa"/>
+              <w:bottom w:w="60" w:type="dxa"/>
               <w:left w:w="100" w:type="dxa"/>
               <w:right w:w="100" w:type="dxa"/>
             </w:tcMar>
@@ -1843,7 +2415,7 @@
           <w:p>
             <w:r>
               <w:rPr>
-                <w:rFonts w:ascii="Inter" w:hAnsi="Inter" w:eastAsia="Inter"/>
+                <w:rFonts w:ascii="Calibri" w:hAnsi="Calibri" w:eastAsia="Calibri"/>
                 <w:b w:val="0"/>
                 <w:i w:val="0"/>
                 <w:color w:val="0F172A"/>
@@ -1855,19 +2427,19 @@
         </w:tc>
         <w:tc>
           <w:tcPr>
-            <w:tcW w:type="dxa" w:w="5669"/>
+            <w:tcW w:type="dxa" w:w="5102"/>
             <w:shd w:val="clear" w:color="auto" w:fill="F8FAFC"/>
             <w:tcBorders>
-              <w:top w:val="single" w:sz="4" w:color="CBD5E1"/>
-              <w:bottom w:val="single" w:sz="4" w:color="CBD5E1"/>
-              <w:left w:val="single" w:sz="4" w:color="CBD5E1"/>
-              <w:right w:val="single" w:sz="4" w:color="CBD5E1"/>
+              <w:top w:val="single" w:sz="3" w:color="CBD5E1"/>
+              <w:bottom w:val="single" w:sz="3" w:color="CBD5E1"/>
+              <w:left w:val="single" w:sz="3" w:color="CBD5E1"/>
+              <w:right w:val="single" w:sz="3" w:color="CBD5E1"/>
               <w:insideH w:val="none" w:sz="0" w:color="auto"/>
               <w:insideV w:val="none" w:sz="0" w:color="auto"/>
             </w:tcBorders>
             <w:tcMar>
-              <w:top w:w="55" w:type="dxa"/>
-              <w:bottom w:w="55" w:type="dxa"/>
+              <w:top w:w="60" w:type="dxa"/>
+              <w:bottom w:w="60" w:type="dxa"/>
               <w:left w:w="100" w:type="dxa"/>
               <w:right w:w="100" w:type="dxa"/>
             </w:tcMar>
@@ -1875,7 +2447,7 @@
           <w:p>
             <w:r>
               <w:rPr>
-                <w:rFonts w:ascii="Inter" w:hAnsi="Inter" w:eastAsia="Inter"/>
+                <w:rFonts w:ascii="Calibri" w:hAnsi="Calibri" w:eastAsia="Calibri"/>
                 <w:b w:val="0"/>
                 <w:i w:val="0"/>
                 <w:color w:val="0F172A"/>
@@ -1888,19 +2460,19 @@
       <w:tr>
         <w:tc>
           <w:tcPr>
-            <w:tcW w:type="dxa" w:w="4535"/>
+            <w:tcW w:type="dxa" w:w="4819"/>
             <w:shd w:val="clear" w:color="auto" w:fill="FFFFFF"/>
             <w:tcBorders>
-              <w:top w:val="single" w:sz="4" w:color="CBD5E1"/>
-              <w:bottom w:val="single" w:sz="4" w:color="CBD5E1"/>
-              <w:left w:val="single" w:sz="4" w:color="CBD5E1"/>
-              <w:right w:val="single" w:sz="4" w:color="CBD5E1"/>
+              <w:top w:val="single" w:sz="3" w:color="CBD5E1"/>
+              <w:bottom w:val="single" w:sz="3" w:color="CBD5E1"/>
+              <w:left w:val="single" w:sz="3" w:color="CBD5E1"/>
+              <w:right w:val="single" w:sz="3" w:color="CBD5E1"/>
               <w:insideH w:val="none" w:sz="0" w:color="auto"/>
               <w:insideV w:val="none" w:sz="0" w:color="auto"/>
             </w:tcBorders>
             <w:tcMar>
-              <w:top w:w="55" w:type="dxa"/>
-              <w:bottom w:w="55" w:type="dxa"/>
+              <w:top w:w="60" w:type="dxa"/>
+              <w:bottom w:w="60" w:type="dxa"/>
               <w:left w:w="100" w:type="dxa"/>
               <w:right w:w="100" w:type="dxa"/>
             </w:tcMar>
@@ -1908,7 +2480,7 @@
           <w:p>
             <w:r>
               <w:rPr>
-                <w:rFonts w:ascii="Inter" w:hAnsi="Inter" w:eastAsia="Inter"/>
+                <w:rFonts w:ascii="Calibri" w:hAnsi="Calibri" w:eastAsia="Calibri"/>
                 <w:b w:val="0"/>
                 <w:i w:val="0"/>
                 <w:color w:val="0F172A"/>
@@ -1920,19 +2492,19 @@
         </w:tc>
         <w:tc>
           <w:tcPr>
-            <w:tcW w:type="dxa" w:w="5669"/>
+            <w:tcW w:type="dxa" w:w="5102"/>
             <w:shd w:val="clear" w:color="auto" w:fill="FFFFFF"/>
             <w:tcBorders>
-              <w:top w:val="single" w:sz="4" w:color="CBD5E1"/>
-              <w:bottom w:val="single" w:sz="4" w:color="CBD5E1"/>
-              <w:left w:val="single" w:sz="4" w:color="CBD5E1"/>
-              <w:right w:val="single" w:sz="4" w:color="CBD5E1"/>
+              <w:top w:val="single" w:sz="3" w:color="CBD5E1"/>
+              <w:bottom w:val="single" w:sz="3" w:color="CBD5E1"/>
+              <w:left w:val="single" w:sz="3" w:color="CBD5E1"/>
+              <w:right w:val="single" w:sz="3" w:color="CBD5E1"/>
               <w:insideH w:val="none" w:sz="0" w:color="auto"/>
               <w:insideV w:val="none" w:sz="0" w:color="auto"/>
             </w:tcBorders>
             <w:tcMar>
-              <w:top w:w="55" w:type="dxa"/>
-              <w:bottom w:w="55" w:type="dxa"/>
+              <w:top w:w="60" w:type="dxa"/>
+              <w:bottom w:w="60" w:type="dxa"/>
               <w:left w:w="100" w:type="dxa"/>
               <w:right w:w="100" w:type="dxa"/>
             </w:tcMar>
@@ -1940,7 +2512,7 @@
           <w:p>
             <w:r>
               <w:rPr>
-                <w:rFonts w:ascii="Inter" w:hAnsi="Inter" w:eastAsia="Inter"/>
+                <w:rFonts w:ascii="Calibri" w:hAnsi="Calibri" w:eastAsia="Calibri"/>
                 <w:b w:val="0"/>
                 <w:i w:val="0"/>
                 <w:color w:val="0F172A"/>
@@ -1953,7 +2525,12 @@
     </w:tbl>
     <w:p>
       <w:pPr>
-        <w:spacing w:before="0" w:after="120"/>
+        <w:spacing w:before="0" w:after="160" w:line="276" w:lineRule="auto"/>
+      </w:pPr>
+    </w:p>
+    <w:p>
+      <w:pPr>
+        <w:spacing w:before="200" w:after="0" w:line="276" w:lineRule="auto"/>
       </w:pPr>
     </w:p>
     <w:tbl>
@@ -1963,13 +2540,16 @@
         <w:tblLook w:firstColumn="1" w:firstRow="1" w:lastColumn="0" w:lastRow="0" w:noHBand="0" w:noVBand="1" w:val="04A0"/>
       </w:tblPr>
       <w:tblGrid>
-        <w:gridCol w:w="4703"/>
-        <w:gridCol w:w="4703"/>
+        <w:gridCol w:w="4759"/>
+        <w:gridCol w:w="4759"/>
       </w:tblGrid>
       <w:tr>
+        <w:trPr>
+          <w:trHeight w:val="480" w:hRule="atLeast"/>
+        </w:trPr>
         <w:tc>
           <w:tcPr>
-            <w:tcW w:type="dxa" w:w="850"/>
+            <w:tcW w:type="dxa" w:w="907"/>
             <w:tcBorders>
               <w:top w:val="none" w:sz="0" w:color="auto"/>
               <w:bottom w:val="none" w:sz="0" w:color="auto"/>
@@ -1978,24 +2558,26 @@
               <w:insideH w:val="none" w:sz="0" w:color="auto"/>
               <w:insideV w:val="none" w:sz="0" w:color="auto"/>
             </w:tcBorders>
+            <w:shd w:val="clear" w:color="auto" w:fill="0F766E"/>
             <w:tcMar>
-              <w:top w:w="0" w:type="dxa"/>
-              <w:bottom w:w="0" w:type="dxa"/>
-              <w:left w:w="0" w:type="dxa"/>
-              <w:right w:w="60" w:type="dxa"/>
+              <w:top w:w="100" w:type="dxa"/>
+              <w:bottom w:w="100" w:type="dxa"/>
+              <w:left w:w="140" w:type="dxa"/>
+              <w:right w:w="100" w:type="dxa"/>
             </w:tcMar>
+            <w:vAlign w:val="center"/>
           </w:tcPr>
           <w:p>
             <w:pPr>
-              <w:spacing w:before="0" w:after="0"/>
+              <w:jc w:val="center"/>
             </w:pPr>
             <w:r>
               <w:rPr>
                 <w:rFonts w:ascii="Poppins" w:hAnsi="Poppins" w:eastAsia="Poppins"/>
                 <w:b/>
                 <w:i w:val="0"/>
-                <w:color w:val="0F766E"/>
-                <w:sz w:val="20"/>
+                <w:color w:val="FFFFFF"/>
+                <w:sz w:val="26"/>
               </w:rPr>
               <w:t>03</w:t>
             </w:r>
@@ -2003,7 +2585,7 @@
         </w:tc>
         <w:tc>
           <w:tcPr>
-            <w:tcW w:type="dxa" w:w="4703"/>
+            <w:tcW w:type="dxa" w:w="4759"/>
             <w:tcBorders>
               <w:top w:val="none" w:sz="0" w:color="auto"/>
               <w:bottom w:val="none" w:sz="0" w:color="auto"/>
@@ -2012,26 +2594,35 @@
               <w:insideH w:val="none" w:sz="0" w:color="auto"/>
               <w:insideV w:val="none" w:sz="0" w:color="auto"/>
             </w:tcBorders>
+            <w:shd w:val="clear" w:color="auto" w:fill="0F172A"/>
             <w:tcMar>
-              <w:top w:w="0" w:type="dxa"/>
-              <w:bottom w:w="0" w:type="dxa"/>
-              <w:left w:w="0" w:type="dxa"/>
-              <w:right w:w="0" w:type="dxa"/>
+              <w:top w:w="100" w:type="dxa"/>
+              <w:bottom w:w="100" w:type="dxa"/>
+              <w:left w:w="180" w:type="dxa"/>
+              <w:right w:w="120" w:type="dxa"/>
             </w:tcMar>
+            <w:vAlign w:val="center"/>
           </w:tcPr>
           <w:p>
-            <w:pPr>
-              <w:spacing w:before="0" w:after="0"/>
-            </w:pPr>
             <w:r>
               <w:rPr>
                 <w:rFonts w:ascii="Poppins" w:hAnsi="Poppins" w:eastAsia="Poppins"/>
                 <w:b/>
                 <w:i w:val="0"/>
-                <w:color w:val="0F172A"/>
-                <w:sz w:val="20"/>
+                <w:color w:val="0F766E"/>
+                <w:sz w:val="21"/>
               </w:rPr>
-              <w:t>—  DOCUMENTS REQUIRED</w:t>
+              <w:t xml:space="preserve">— </w:t>
+            </w:r>
+            <w:r>
+              <w:rPr>
+                <w:rFonts w:ascii="Poppins" w:hAnsi="Poppins" w:eastAsia="Poppins"/>
+                <w:b/>
+                <w:i w:val="0"/>
+                <w:color w:val="FFFFFF"/>
+                <w:sz w:val="21"/>
+              </w:rPr>
+              <w:t>DOCUMENTS REQUIRED BEFORE KICKOFF</w:t>
             </w:r>
           </w:p>
         </w:tc>
@@ -2039,36 +2630,44 @@
     </w:tbl>
     <w:p>
       <w:pPr>
-        <w:spacing w:before="120" w:after="120"/>
-        <w:pBdr>
-          <w:bottom w:val="single" w:sz="8" w:space="1" w:color="0F766E"/>
-        </w:pBdr>
+        <w:spacing w:before="0" w:after="120" w:line="276" w:lineRule="auto"/>
       </w:pPr>
     </w:p>
     <w:p>
       <w:pPr>
         <w:jc w:val="both"/>
-        <w:spacing w:before="0" w:after="80"/>
+        <w:spacing w:before="0" w:after="80" w:line="276" w:lineRule="auto"/>
       </w:pPr>
       <w:r>
         <w:rPr>
-          <w:rFonts w:ascii="Inter" w:hAnsi="Inter" w:eastAsia="Inter"/>
+          <w:rFonts w:ascii="Calibri" w:hAnsi="Calibri" w:eastAsia="Calibri"/>
           <w:b w:val="0"/>
           <w:i w:val="0"/>
           <w:color w:val="0F172A"/>
           <w:sz w:val="19"/>
         </w:rPr>
-        <w:t>Please upload the following documents to your secure portal at [PORTAL LINK] before the kickoff call:</w:t>
+        <w:t>Please upload the following to your secure portal at [PORTAL LINK] before the kickoff call:</w:t>
       </w:r>
     </w:p>
+    <w:p/>
     <w:p>
       <w:pPr>
-        <w:pStyle w:val="ListBullet"/>
-        <w:spacing w:before="0" w:after="40"/>
+        <w:spacing w:before="0" w:after="80" w:line="276" w:lineRule="auto"/>
+        <w:ind w:left="180" w:hanging="180"/>
       </w:pPr>
       <w:r>
         <w:rPr>
-          <w:rFonts w:ascii="Inter" w:hAnsi="Inter" w:eastAsia="Inter"/>
+          <w:rFonts w:ascii="Calibri" w:hAnsi="Calibri" w:eastAsia="Calibri"/>
+          <w:b/>
+          <w:i w:val="0"/>
+          <w:color w:val="0F172A"/>
+          <w:sz w:val="20"/>
+        </w:rPr>
+        <w:t xml:space="preserve">☐  </w:t>
+      </w:r>
+      <w:r>
+        <w:rPr>
+          <w:rFonts w:ascii="Calibri" w:hAnsi="Calibri" w:eastAsia="Calibri"/>
           <w:b w:val="0"/>
           <w:i w:val="0"/>
           <w:color w:val="0F172A"/>
@@ -2079,12 +2678,22 @@
     </w:p>
     <w:p>
       <w:pPr>
-        <w:pStyle w:val="ListBullet"/>
-        <w:spacing w:before="0" w:after="40"/>
+        <w:spacing w:before="0" w:after="80" w:line="276" w:lineRule="auto"/>
+        <w:ind w:left="180" w:hanging="180"/>
       </w:pPr>
       <w:r>
         <w:rPr>
-          <w:rFonts w:ascii="Inter" w:hAnsi="Inter" w:eastAsia="Inter"/>
+          <w:rFonts w:ascii="Calibri" w:hAnsi="Calibri" w:eastAsia="Calibri"/>
+          <w:b/>
+          <w:i w:val="0"/>
+          <w:color w:val="0F172A"/>
+          <w:sz w:val="20"/>
+        </w:rPr>
+        <w:t xml:space="preserve">☐  </w:t>
+      </w:r>
+      <w:r>
+        <w:rPr>
+          <w:rFonts w:ascii="Calibri" w:hAnsi="Calibri" w:eastAsia="Calibri"/>
           <w:b w:val="0"/>
           <w:i w:val="0"/>
           <w:color w:val="0F172A"/>
@@ -2095,12 +2704,22 @@
     </w:p>
     <w:p>
       <w:pPr>
-        <w:pStyle w:val="ListBullet"/>
-        <w:spacing w:before="0" w:after="40"/>
+        <w:spacing w:before="0" w:after="80" w:line="276" w:lineRule="auto"/>
+        <w:ind w:left="180" w:hanging="180"/>
       </w:pPr>
       <w:r>
         <w:rPr>
-          <w:rFonts w:ascii="Inter" w:hAnsi="Inter" w:eastAsia="Inter"/>
+          <w:rFonts w:ascii="Calibri" w:hAnsi="Calibri" w:eastAsia="Calibri"/>
+          <w:b/>
+          <w:i w:val="0"/>
+          <w:color w:val="0F172A"/>
+          <w:sz w:val="20"/>
+        </w:rPr>
+        <w:t xml:space="preserve">☐  </w:t>
+      </w:r>
+      <w:r>
+        <w:rPr>
+          <w:rFonts w:ascii="Calibri" w:hAnsi="Calibri" w:eastAsia="Calibri"/>
           <w:b w:val="0"/>
           <w:i w:val="0"/>
           <w:color w:val="0F172A"/>
@@ -2111,12 +2730,22 @@
     </w:p>
     <w:p>
       <w:pPr>
-        <w:pStyle w:val="ListBullet"/>
-        <w:spacing w:before="0" w:after="40"/>
+        <w:spacing w:before="0" w:after="80" w:line="276" w:lineRule="auto"/>
+        <w:ind w:left="180" w:hanging="180"/>
       </w:pPr>
       <w:r>
         <w:rPr>
-          <w:rFonts w:ascii="Inter" w:hAnsi="Inter" w:eastAsia="Inter"/>
+          <w:rFonts w:ascii="Calibri" w:hAnsi="Calibri" w:eastAsia="Calibri"/>
+          <w:b/>
+          <w:i w:val="0"/>
+          <w:color w:val="0F172A"/>
+          <w:sz w:val="20"/>
+        </w:rPr>
+        <w:t xml:space="preserve">☐  </w:t>
+      </w:r>
+      <w:r>
+        <w:rPr>
+          <w:rFonts w:ascii="Calibri" w:hAnsi="Calibri" w:eastAsia="Calibri"/>
           <w:b w:val="0"/>
           <w:i w:val="0"/>
           <w:color w:val="0F172A"/>
@@ -2127,12 +2756,22 @@
     </w:p>
     <w:p>
       <w:pPr>
-        <w:pStyle w:val="ListBullet"/>
-        <w:spacing w:before="0" w:after="40"/>
+        <w:spacing w:before="0" w:after="80" w:line="276" w:lineRule="auto"/>
+        <w:ind w:left="180" w:hanging="180"/>
       </w:pPr>
       <w:r>
         <w:rPr>
-          <w:rFonts w:ascii="Inter" w:hAnsi="Inter" w:eastAsia="Inter"/>
+          <w:rFonts w:ascii="Calibri" w:hAnsi="Calibri" w:eastAsia="Calibri"/>
+          <w:b/>
+          <w:i w:val="0"/>
+          <w:color w:val="0F172A"/>
+          <w:sz w:val="20"/>
+        </w:rPr>
+        <w:t xml:space="preserve">☐  </w:t>
+      </w:r>
+      <w:r>
+        <w:rPr>
+          <w:rFonts w:ascii="Calibri" w:hAnsi="Calibri" w:eastAsia="Calibri"/>
           <w:b w:val="0"/>
           <w:i w:val="0"/>
           <w:color w:val="0F172A"/>
@@ -2143,12 +2782,22 @@
     </w:p>
     <w:p>
       <w:pPr>
-        <w:pStyle w:val="ListBullet"/>
-        <w:spacing w:before="0" w:after="40"/>
+        <w:spacing w:before="0" w:after="80" w:line="276" w:lineRule="auto"/>
+        <w:ind w:left="180" w:hanging="180"/>
       </w:pPr>
       <w:r>
         <w:rPr>
-          <w:rFonts w:ascii="Inter" w:hAnsi="Inter" w:eastAsia="Inter"/>
+          <w:rFonts w:ascii="Calibri" w:hAnsi="Calibri" w:eastAsia="Calibri"/>
+          <w:b/>
+          <w:i w:val="0"/>
+          <w:color w:val="0F172A"/>
+          <w:sz w:val="20"/>
+        </w:rPr>
+        <w:t xml:space="preserve">☐  </w:t>
+      </w:r>
+      <w:r>
+        <w:rPr>
+          <w:rFonts w:ascii="Calibri" w:hAnsi="Calibri" w:eastAsia="Calibri"/>
           <w:b w:val="0"/>
           <w:i w:val="0"/>
           <w:color w:val="0F172A"/>
@@ -2159,12 +2808,22 @@
     </w:p>
     <w:p>
       <w:pPr>
-        <w:pStyle w:val="ListBullet"/>
-        <w:spacing w:before="0" w:after="40"/>
+        <w:spacing w:before="0" w:after="80" w:line="276" w:lineRule="auto"/>
+        <w:ind w:left="180" w:hanging="180"/>
       </w:pPr>
       <w:r>
         <w:rPr>
-          <w:rFonts w:ascii="Inter" w:hAnsi="Inter" w:eastAsia="Inter"/>
+          <w:rFonts w:ascii="Calibri" w:hAnsi="Calibri" w:eastAsia="Calibri"/>
+          <w:b/>
+          <w:i w:val="0"/>
+          <w:color w:val="0F172A"/>
+          <w:sz w:val="20"/>
+        </w:rPr>
+        <w:t xml:space="preserve">☐  </w:t>
+      </w:r>
+      <w:r>
+        <w:rPr>
+          <w:rFonts w:ascii="Calibri" w:hAnsi="Calibri" w:eastAsia="Calibri"/>
           <w:b w:val="0"/>
           <w:i w:val="0"/>
           <w:color w:val="0F172A"/>
@@ -2175,12 +2834,22 @@
     </w:p>
     <w:p>
       <w:pPr>
-        <w:pStyle w:val="ListBullet"/>
-        <w:spacing w:before="0" w:after="40"/>
+        <w:spacing w:before="0" w:after="80" w:line="276" w:lineRule="auto"/>
+        <w:ind w:left="180" w:hanging="180"/>
       </w:pPr>
       <w:r>
         <w:rPr>
-          <w:rFonts w:ascii="Inter" w:hAnsi="Inter" w:eastAsia="Inter"/>
+          <w:rFonts w:ascii="Calibri" w:hAnsi="Calibri" w:eastAsia="Calibri"/>
+          <w:b/>
+          <w:i w:val="0"/>
+          <w:color w:val="0F172A"/>
+          <w:sz w:val="20"/>
+        </w:rPr>
+        <w:t xml:space="preserve">☐  </w:t>
+      </w:r>
+      <w:r>
+        <w:rPr>
+          <w:rFonts w:ascii="Calibri" w:hAnsi="Calibri" w:eastAsia="Calibri"/>
           <w:b w:val="0"/>
           <w:i w:val="0"/>
           <w:color w:val="0F172A"/>
@@ -2191,12 +2860,22 @@
     </w:p>
     <w:p>
       <w:pPr>
-        <w:pStyle w:val="ListBullet"/>
-        <w:spacing w:before="0" w:after="40"/>
+        <w:spacing w:before="0" w:after="80" w:line="276" w:lineRule="auto"/>
+        <w:ind w:left="180" w:hanging="180"/>
       </w:pPr>
       <w:r>
         <w:rPr>
-          <w:rFonts w:ascii="Inter" w:hAnsi="Inter" w:eastAsia="Inter"/>
+          <w:rFonts w:ascii="Calibri" w:hAnsi="Calibri" w:eastAsia="Calibri"/>
+          <w:b/>
+          <w:i w:val="0"/>
+          <w:color w:val="0F172A"/>
+          <w:sz w:val="20"/>
+        </w:rPr>
+        <w:t xml:space="preserve">☐  </w:t>
+      </w:r>
+      <w:r>
+        <w:rPr>
+          <w:rFonts w:ascii="Calibri" w:hAnsi="Calibri" w:eastAsia="Calibri"/>
           <w:b w:val="0"/>
           <w:i w:val="0"/>
           <w:color w:val="0F172A"/>
@@ -2212,46 +2891,31 @@
         <w:tblLook w:firstColumn="1" w:firstRow="1" w:lastColumn="0" w:lastRow="0" w:noHBand="0" w:noVBand="1" w:val="04A0"/>
       </w:tblPr>
       <w:tblGrid>
-        <w:gridCol w:w="9406"/>
+        <w:gridCol w:w="9518"/>
       </w:tblGrid>
       <w:tr>
         <w:tc>
           <w:tcPr>
-            <w:tcW w:type="dxa" w:w="9406"/>
+            <w:tcW w:type="dxa" w:w="9518"/>
             <w:shd w:val="clear" w:color="auto" w:fill="FFFBEB"/>
             <w:tcMar>
-              <w:top w:w="100" w:type="dxa"/>
-              <w:bottom w:w="100" w:type="dxa"/>
-              <w:left w:w="160" w:type="dxa"/>
-              <w:right w:w="160" w:type="dxa"/>
+              <w:top w:w="110" w:type="dxa"/>
+              <w:bottom w:w="110" w:type="dxa"/>
+              <w:left w:w="170" w:type="dxa"/>
+              <w:right w:w="170" w:type="dxa"/>
             </w:tcMar>
             <w:tcBorders>
-              <w:left w:val="single" w:sz="14" w:color="D97706"/>
+              <w:top w:val="single" w:sz="4" w:color="CBD5E1"/>
+              <w:bottom w:val="single" w:sz="4" w:color="CBD5E1"/>
+              <w:left w:val="single" w:sz="16" w:color="D97706"/>
+              <w:right w:val="single" w:sz="4" w:color="CBD5E1"/>
               <w:insideH w:val="none" w:sz="0" w:color="auto"/>
               <w:insideV w:val="none" w:sz="0" w:color="auto"/>
-              <w:top w:val="single" w:sz="4" w:color="CBD5E1"/>
-              <w:right w:val="single" w:sz="4" w:color="CBD5E1"/>
-              <w:bottom w:val="single" w:sz="4" w:color="CBD5E1"/>
             </w:tcBorders>
           </w:tcPr>
           <w:p>
             <w:pPr>
-              <w:spacing w:before="0" w:after="0"/>
-            </w:pPr>
-            <w:r>
-              <w:rPr>
-                <w:rFonts w:ascii="Inter" w:hAnsi="Inter" w:eastAsia="Inter"/>
-                <w:b w:val="0"/>
-                <w:i w:val="0"/>
-                <w:color w:val="0F172A"/>
-                <w:sz w:val="18"/>
-              </w:rPr>
-              <w:t>Never share banking passwords by email. Use secure portals, read-only accountant access, or an approved password manager only. We will never request passwords by ordinary email.</w:t>
-            </w:r>
-          </w:p>
-          <w:p>
-            <w:pPr>
-              <w:spacing w:before="0" w:after="80"/>
+              <w:spacing w:before="0" w:after="100" w:line="276" w:lineRule="auto"/>
             </w:pPr>
             <w:r>
               <w:rPr>
@@ -2261,7 +2925,22 @@
                 <w:color w:val="D97706"/>
                 <w:sz w:val="14"/>
               </w:rPr>
-              <w:t>SECURITY NOTICE — READ BEFORE SUBMITTING</w:t>
+              <w:t>SECURITY NOTICE</w:t>
+            </w:r>
+          </w:p>
+          <w:p>
+            <w:pPr>
+              <w:spacing w:before="0" w:after="0" w:line="276" w:lineRule="auto"/>
+            </w:pPr>
+            <w:r>
+              <w:rPr>
+                <w:rFonts w:ascii="Calibri" w:hAnsi="Calibri" w:eastAsia="Calibri"/>
+                <w:b w:val="0"/>
+                <w:i w:val="0"/>
+                <w:color w:val="0F172A"/>
+                <w:sz w:val="18"/>
+              </w:rPr>
+              <w:t>Never share banking passwords by email. Use secure portals, read-only accountant access, or an approved password manager. We will never request passwords by ordinary email.</w:t>
             </w:r>
           </w:p>
         </w:tc>
@@ -2269,7 +2948,12 @@
     </w:tbl>
     <w:p>
       <w:pPr>
-        <w:spacing w:before="0" w:after="80"/>
+        <w:spacing w:before="0" w:after="120" w:line="276" w:lineRule="auto"/>
+      </w:pPr>
+    </w:p>
+    <w:p>
+      <w:pPr>
+        <w:spacing w:before="200" w:after="0" w:line="276" w:lineRule="auto"/>
       </w:pPr>
     </w:p>
     <w:tbl>
@@ -2279,13 +2963,16 @@
         <w:tblLook w:firstColumn="1" w:firstRow="1" w:lastColumn="0" w:lastRow="0" w:noHBand="0" w:noVBand="1" w:val="04A0"/>
       </w:tblPr>
       <w:tblGrid>
-        <w:gridCol w:w="4703"/>
-        <w:gridCol w:w="4703"/>
+        <w:gridCol w:w="4759"/>
+        <w:gridCol w:w="4759"/>
       </w:tblGrid>
       <w:tr>
+        <w:trPr>
+          <w:trHeight w:val="480" w:hRule="atLeast"/>
+        </w:trPr>
         <w:tc>
           <w:tcPr>
-            <w:tcW w:type="dxa" w:w="850"/>
+            <w:tcW w:type="dxa" w:w="907"/>
             <w:tcBorders>
               <w:top w:val="none" w:sz="0" w:color="auto"/>
               <w:bottom w:val="none" w:sz="0" w:color="auto"/>
@@ -2294,24 +2981,26 @@
               <w:insideH w:val="none" w:sz="0" w:color="auto"/>
               <w:insideV w:val="none" w:sz="0" w:color="auto"/>
             </w:tcBorders>
+            <w:shd w:val="clear" w:color="auto" w:fill="0F766E"/>
             <w:tcMar>
-              <w:top w:w="0" w:type="dxa"/>
-              <w:bottom w:w="0" w:type="dxa"/>
-              <w:left w:w="0" w:type="dxa"/>
-              <w:right w:w="60" w:type="dxa"/>
+              <w:top w:w="100" w:type="dxa"/>
+              <w:bottom w:w="100" w:type="dxa"/>
+              <w:left w:w="140" w:type="dxa"/>
+              <w:right w:w="100" w:type="dxa"/>
             </w:tcMar>
+            <w:vAlign w:val="center"/>
           </w:tcPr>
           <w:p>
             <w:pPr>
-              <w:spacing w:before="0" w:after="0"/>
+              <w:jc w:val="center"/>
             </w:pPr>
             <w:r>
               <w:rPr>
                 <w:rFonts w:ascii="Poppins" w:hAnsi="Poppins" w:eastAsia="Poppins"/>
                 <w:b/>
                 <w:i w:val="0"/>
-                <w:color w:val="0F766E"/>
-                <w:sz w:val="20"/>
+                <w:color w:val="FFFFFF"/>
+                <w:sz w:val="26"/>
               </w:rPr>
               <w:t>04</w:t>
             </w:r>
@@ -2319,7 +3008,7 @@
         </w:tc>
         <w:tc>
           <w:tcPr>
-            <w:tcW w:type="dxa" w:w="4703"/>
+            <w:tcW w:type="dxa" w:w="4759"/>
             <w:tcBorders>
               <w:top w:val="none" w:sz="0" w:color="auto"/>
               <w:bottom w:val="none" w:sz="0" w:color="auto"/>
@@ -2328,26 +3017,35 @@
               <w:insideH w:val="none" w:sz="0" w:color="auto"/>
               <w:insideV w:val="none" w:sz="0" w:color="auto"/>
             </w:tcBorders>
+            <w:shd w:val="clear" w:color="auto" w:fill="0F172A"/>
             <w:tcMar>
-              <w:top w:w="0" w:type="dxa"/>
-              <w:bottom w:w="0" w:type="dxa"/>
-              <w:left w:w="0" w:type="dxa"/>
-              <w:right w:w="0" w:type="dxa"/>
+              <w:top w:w="100" w:type="dxa"/>
+              <w:bottom w:w="100" w:type="dxa"/>
+              <w:left w:w="180" w:type="dxa"/>
+              <w:right w:w="120" w:type="dxa"/>
             </w:tcMar>
+            <w:vAlign w:val="center"/>
           </w:tcPr>
           <w:p>
-            <w:pPr>
-              <w:spacing w:before="0" w:after="0"/>
-            </w:pPr>
             <w:r>
               <w:rPr>
                 <w:rFonts w:ascii="Poppins" w:hAnsi="Poppins" w:eastAsia="Poppins"/>
                 <w:b/>
                 <w:i w:val="0"/>
-                <w:color w:val="0F172A"/>
-                <w:sz w:val="20"/>
+                <w:color w:val="0F766E"/>
+                <w:sz w:val="21"/>
               </w:rPr>
-              <w:t>—  KICKOFF DECISIONS</w:t>
+              <w:t xml:space="preserve">— </w:t>
+            </w:r>
+            <w:r>
+              <w:rPr>
+                <w:rFonts w:ascii="Poppins" w:hAnsi="Poppins" w:eastAsia="Poppins"/>
+                <w:b/>
+                <w:i w:val="0"/>
+                <w:color w:val="FFFFFF"/>
+                <w:sz w:val="21"/>
+              </w:rPr>
+              <w:t>KICKOFF DECISIONS</w:t>
             </w:r>
           </w:p>
         </w:tc>
@@ -2355,10 +3053,7 @@
     </w:tbl>
     <w:p>
       <w:pPr>
-        <w:spacing w:before="120" w:after="120"/>
-        <w:pBdr>
-          <w:bottom w:val="single" w:sz="8" w:space="1" w:color="0F766E"/>
-        </w:pBdr>
+        <w:spacing w:before="0" w:after="120" w:line="276" w:lineRule="auto"/>
       </w:pPr>
     </w:p>
     <w:tbl>
@@ -2369,13 +3064,16 @@
         <w:tblLook w:firstColumn="1" w:firstRow="1" w:lastColumn="0" w:lastRow="0" w:noHBand="0" w:noVBand="1" w:val="04A0"/>
       </w:tblPr>
       <w:tblGrid>
-        <w:gridCol w:w="4703"/>
-        <w:gridCol w:w="4703"/>
+        <w:gridCol w:w="4759"/>
+        <w:gridCol w:w="4759"/>
       </w:tblGrid>
       <w:tr>
+        <w:trPr>
+          <w:trHeight w:val="400" w:hRule="atLeast"/>
+        </w:trPr>
         <w:tc>
           <w:tcPr>
-            <w:tcW w:type="dxa" w:w="3969"/>
+            <w:tcW w:type="dxa" w:w="4252"/>
             <w:shd w:val="clear" w:color="auto" w:fill="0F766E"/>
             <w:tcMar>
               <w:top w:w="70" w:type="dxa"/>
@@ -2384,10 +3082,10 @@
               <w:right w:w="100" w:type="dxa"/>
             </w:tcMar>
             <w:tcBorders>
-              <w:top w:val="none" w:sz="0" w:color="auto"/>
+              <w:top w:val="single" w:sz="4" w:color="0F766E"/>
               <w:bottom w:val="single" w:sz="8" w:color="0F766E"/>
-              <w:left w:val="none" w:sz="0" w:color="auto"/>
-              <w:right w:val="none" w:sz="0" w:color="auto"/>
+              <w:left w:val="single" w:sz="4" w:color="0F766E"/>
+              <w:right w:val="single" w:sz="4" w:color="0F766E"/>
               <w:insideH w:val="none" w:sz="0" w:color="auto"/>
               <w:insideV w:val="none" w:sz="0" w:color="auto"/>
             </w:tcBorders>
@@ -2407,7 +3105,7 @@
         </w:tc>
         <w:tc>
           <w:tcPr>
-            <w:tcW w:type="dxa" w:w="6236"/>
+            <w:tcW w:type="dxa" w:w="5669"/>
             <w:shd w:val="clear" w:color="auto" w:fill="0F766E"/>
             <w:tcMar>
               <w:top w:w="70" w:type="dxa"/>
@@ -2416,10 +3114,10 @@
               <w:right w:w="100" w:type="dxa"/>
             </w:tcMar>
             <w:tcBorders>
-              <w:top w:val="none" w:sz="0" w:color="auto"/>
+              <w:top w:val="single" w:sz="4" w:color="0F766E"/>
               <w:bottom w:val="single" w:sz="8" w:color="0F766E"/>
-              <w:left w:val="none" w:sz="0" w:color="auto"/>
-              <w:right w:val="none" w:sz="0" w:color="auto"/>
+              <w:left w:val="single" w:sz="4" w:color="0F766E"/>
+              <w:right w:val="single" w:sz="4" w:color="0F766E"/>
               <w:insideH w:val="none" w:sz="0" w:color="auto"/>
               <w:insideV w:val="none" w:sz="0" w:color="auto"/>
             </w:tcBorders>
@@ -2441,19 +3139,19 @@
       <w:tr>
         <w:tc>
           <w:tcPr>
-            <w:tcW w:type="dxa" w:w="3969"/>
+            <w:tcW w:type="dxa" w:w="4252"/>
             <w:shd w:val="clear" w:color="auto" w:fill="FFFFFF"/>
             <w:tcBorders>
-              <w:top w:val="single" w:sz="4" w:color="CBD5E1"/>
-              <w:bottom w:val="single" w:sz="4" w:color="CBD5E1"/>
-              <w:left w:val="single" w:sz="4" w:color="CBD5E1"/>
-              <w:right w:val="single" w:sz="4" w:color="CBD5E1"/>
+              <w:top w:val="single" w:sz="3" w:color="CBD5E1"/>
+              <w:bottom w:val="single" w:sz="3" w:color="CBD5E1"/>
+              <w:left w:val="single" w:sz="3" w:color="CBD5E1"/>
+              <w:right w:val="single" w:sz="3" w:color="CBD5E1"/>
               <w:insideH w:val="none" w:sz="0" w:color="auto"/>
               <w:insideV w:val="none" w:sz="0" w:color="auto"/>
             </w:tcBorders>
             <w:tcMar>
-              <w:top w:w="55" w:type="dxa"/>
-              <w:bottom w:w="55" w:type="dxa"/>
+              <w:top w:w="60" w:type="dxa"/>
+              <w:bottom w:w="60" w:type="dxa"/>
               <w:left w:w="100" w:type="dxa"/>
               <w:right w:w="100" w:type="dxa"/>
             </w:tcMar>
@@ -2461,7 +3159,7 @@
           <w:p>
             <w:r>
               <w:rPr>
-                <w:rFonts w:ascii="Inter" w:hAnsi="Inter" w:eastAsia="Inter"/>
+                <w:rFonts w:ascii="Calibri" w:hAnsi="Calibri" w:eastAsia="Calibri"/>
                 <w:b w:val="0"/>
                 <w:i w:val="0"/>
                 <w:color w:val="0F172A"/>
@@ -2473,19 +3171,19 @@
         </w:tc>
         <w:tc>
           <w:tcPr>
-            <w:tcW w:type="dxa" w:w="6236"/>
+            <w:tcW w:type="dxa" w:w="5669"/>
             <w:shd w:val="clear" w:color="auto" w:fill="FFFFFF"/>
             <w:tcBorders>
-              <w:top w:val="single" w:sz="4" w:color="CBD5E1"/>
-              <w:bottom w:val="single" w:sz="4" w:color="CBD5E1"/>
-              <w:left w:val="single" w:sz="4" w:color="CBD5E1"/>
-              <w:right w:val="single" w:sz="4" w:color="CBD5E1"/>
+              <w:top w:val="single" w:sz="3" w:color="CBD5E1"/>
+              <w:bottom w:val="single" w:sz="3" w:color="CBD5E1"/>
+              <w:left w:val="single" w:sz="3" w:color="CBD5E1"/>
+              <w:right w:val="single" w:sz="3" w:color="CBD5E1"/>
               <w:insideH w:val="none" w:sz="0" w:color="auto"/>
               <w:insideV w:val="none" w:sz="0" w:color="auto"/>
             </w:tcBorders>
             <w:tcMar>
-              <w:top w:w="55" w:type="dxa"/>
-              <w:bottom w:w="55" w:type="dxa"/>
+              <w:top w:w="60" w:type="dxa"/>
+              <w:bottom w:w="60" w:type="dxa"/>
               <w:left w:w="100" w:type="dxa"/>
               <w:right w:w="100" w:type="dxa"/>
             </w:tcMar>
@@ -2493,7 +3191,7 @@
           <w:p>
             <w:r>
               <w:rPr>
-                <w:rFonts w:ascii="Inter" w:hAnsi="Inter" w:eastAsia="Inter"/>
+                <w:rFonts w:ascii="Calibri" w:hAnsi="Calibri" w:eastAsia="Calibri"/>
                 <w:b w:val="0"/>
                 <w:i w:val="0"/>
                 <w:color w:val="0F172A"/>
@@ -2506,19 +3204,19 @@
       <w:tr>
         <w:tc>
           <w:tcPr>
-            <w:tcW w:type="dxa" w:w="3969"/>
+            <w:tcW w:type="dxa" w:w="4252"/>
             <w:shd w:val="clear" w:color="auto" w:fill="F8FAFC"/>
             <w:tcBorders>
-              <w:top w:val="single" w:sz="4" w:color="CBD5E1"/>
-              <w:bottom w:val="single" w:sz="4" w:color="CBD5E1"/>
-              <w:left w:val="single" w:sz="4" w:color="CBD5E1"/>
-              <w:right w:val="single" w:sz="4" w:color="CBD5E1"/>
+              <w:top w:val="single" w:sz="3" w:color="CBD5E1"/>
+              <w:bottom w:val="single" w:sz="3" w:color="CBD5E1"/>
+              <w:left w:val="single" w:sz="3" w:color="CBD5E1"/>
+              <w:right w:val="single" w:sz="3" w:color="CBD5E1"/>
               <w:insideH w:val="none" w:sz="0" w:color="auto"/>
               <w:insideV w:val="none" w:sz="0" w:color="auto"/>
             </w:tcBorders>
             <w:tcMar>
-              <w:top w:w="55" w:type="dxa"/>
-              <w:bottom w:w="55" w:type="dxa"/>
+              <w:top w:w="60" w:type="dxa"/>
+              <w:bottom w:w="60" w:type="dxa"/>
               <w:left w:w="100" w:type="dxa"/>
               <w:right w:w="100" w:type="dxa"/>
             </w:tcMar>
@@ -2526,7 +3224,7 @@
           <w:p>
             <w:r>
               <w:rPr>
-                <w:rFonts w:ascii="Inter" w:hAnsi="Inter" w:eastAsia="Inter"/>
+                <w:rFonts w:ascii="Calibri" w:hAnsi="Calibri" w:eastAsia="Calibri"/>
                 <w:b w:val="0"/>
                 <w:i w:val="0"/>
                 <w:color w:val="0F172A"/>
@@ -2538,19 +3236,19 @@
         </w:tc>
         <w:tc>
           <w:tcPr>
-            <w:tcW w:type="dxa" w:w="6236"/>
+            <w:tcW w:type="dxa" w:w="5669"/>
             <w:shd w:val="clear" w:color="auto" w:fill="F8FAFC"/>
             <w:tcBorders>
-              <w:top w:val="single" w:sz="4" w:color="CBD5E1"/>
-              <w:bottom w:val="single" w:sz="4" w:color="CBD5E1"/>
-              <w:left w:val="single" w:sz="4" w:color="CBD5E1"/>
-              <w:right w:val="single" w:sz="4" w:color="CBD5E1"/>
+              <w:top w:val="single" w:sz="3" w:color="CBD5E1"/>
+              <w:bottom w:val="single" w:sz="3" w:color="CBD5E1"/>
+              <w:left w:val="single" w:sz="3" w:color="CBD5E1"/>
+              <w:right w:val="single" w:sz="3" w:color="CBD5E1"/>
               <w:insideH w:val="none" w:sz="0" w:color="auto"/>
               <w:insideV w:val="none" w:sz="0" w:color="auto"/>
             </w:tcBorders>
             <w:tcMar>
-              <w:top w:w="55" w:type="dxa"/>
-              <w:bottom w:w="55" w:type="dxa"/>
+              <w:top w:w="60" w:type="dxa"/>
+              <w:bottom w:w="60" w:type="dxa"/>
               <w:left w:w="100" w:type="dxa"/>
               <w:right w:w="100" w:type="dxa"/>
             </w:tcMar>
@@ -2558,7 +3256,7 @@
           <w:p>
             <w:r>
               <w:rPr>
-                <w:rFonts w:ascii="Inter" w:hAnsi="Inter" w:eastAsia="Inter"/>
+                <w:rFonts w:ascii="Calibri" w:hAnsi="Calibri" w:eastAsia="Calibri"/>
                 <w:b w:val="0"/>
                 <w:i w:val="0"/>
                 <w:color w:val="0F172A"/>
@@ -2571,19 +3269,19 @@
       <w:tr>
         <w:tc>
           <w:tcPr>
-            <w:tcW w:type="dxa" w:w="3969"/>
+            <w:tcW w:type="dxa" w:w="4252"/>
             <w:shd w:val="clear" w:color="auto" w:fill="FFFFFF"/>
             <w:tcBorders>
-              <w:top w:val="single" w:sz="4" w:color="CBD5E1"/>
-              <w:bottom w:val="single" w:sz="4" w:color="CBD5E1"/>
-              <w:left w:val="single" w:sz="4" w:color="CBD5E1"/>
-              <w:right w:val="single" w:sz="4" w:color="CBD5E1"/>
+              <w:top w:val="single" w:sz="3" w:color="CBD5E1"/>
+              <w:bottom w:val="single" w:sz="3" w:color="CBD5E1"/>
+              <w:left w:val="single" w:sz="3" w:color="CBD5E1"/>
+              <w:right w:val="single" w:sz="3" w:color="CBD5E1"/>
               <w:insideH w:val="none" w:sz="0" w:color="auto"/>
               <w:insideV w:val="none" w:sz="0" w:color="auto"/>
             </w:tcBorders>
             <w:tcMar>
-              <w:top w:w="55" w:type="dxa"/>
-              <w:bottom w:w="55" w:type="dxa"/>
+              <w:top w:w="60" w:type="dxa"/>
+              <w:bottom w:w="60" w:type="dxa"/>
               <w:left w:w="100" w:type="dxa"/>
               <w:right w:w="100" w:type="dxa"/>
             </w:tcMar>
@@ -2591,7 +3289,7 @@
           <w:p>
             <w:r>
               <w:rPr>
-                <w:rFonts w:ascii="Inter" w:hAnsi="Inter" w:eastAsia="Inter"/>
+                <w:rFonts w:ascii="Calibri" w:hAnsi="Calibri" w:eastAsia="Calibri"/>
                 <w:b w:val="0"/>
                 <w:i w:val="0"/>
                 <w:color w:val="0F172A"/>
@@ -2603,19 +3301,19 @@
         </w:tc>
         <w:tc>
           <w:tcPr>
-            <w:tcW w:type="dxa" w:w="6236"/>
+            <w:tcW w:type="dxa" w:w="5669"/>
             <w:shd w:val="clear" w:color="auto" w:fill="FFFFFF"/>
             <w:tcBorders>
-              <w:top w:val="single" w:sz="4" w:color="CBD5E1"/>
-              <w:bottom w:val="single" w:sz="4" w:color="CBD5E1"/>
-              <w:left w:val="single" w:sz="4" w:color="CBD5E1"/>
-              <w:right w:val="single" w:sz="4" w:color="CBD5E1"/>
+              <w:top w:val="single" w:sz="3" w:color="CBD5E1"/>
+              <w:bottom w:val="single" w:sz="3" w:color="CBD5E1"/>
+              <w:left w:val="single" w:sz="3" w:color="CBD5E1"/>
+              <w:right w:val="single" w:sz="3" w:color="CBD5E1"/>
               <w:insideH w:val="none" w:sz="0" w:color="auto"/>
               <w:insideV w:val="none" w:sz="0" w:color="auto"/>
             </w:tcBorders>
             <w:tcMar>
-              <w:top w:w="55" w:type="dxa"/>
-              <w:bottom w:w="55" w:type="dxa"/>
+              <w:top w:w="60" w:type="dxa"/>
+              <w:bottom w:w="60" w:type="dxa"/>
               <w:left w:w="100" w:type="dxa"/>
               <w:right w:w="100" w:type="dxa"/>
             </w:tcMar>
@@ -2623,7 +3321,7 @@
           <w:p>
             <w:r>
               <w:rPr>
-                <w:rFonts w:ascii="Inter" w:hAnsi="Inter" w:eastAsia="Inter"/>
+                <w:rFonts w:ascii="Calibri" w:hAnsi="Calibri" w:eastAsia="Calibri"/>
                 <w:b w:val="0"/>
                 <w:i w:val="0"/>
                 <w:color w:val="0F172A"/>
@@ -2636,19 +3334,19 @@
       <w:tr>
         <w:tc>
           <w:tcPr>
-            <w:tcW w:type="dxa" w:w="3969"/>
+            <w:tcW w:type="dxa" w:w="4252"/>
             <w:shd w:val="clear" w:color="auto" w:fill="F8FAFC"/>
             <w:tcBorders>
-              <w:top w:val="single" w:sz="4" w:color="CBD5E1"/>
-              <w:bottom w:val="single" w:sz="4" w:color="CBD5E1"/>
-              <w:left w:val="single" w:sz="4" w:color="CBD5E1"/>
-              <w:right w:val="single" w:sz="4" w:color="CBD5E1"/>
+              <w:top w:val="single" w:sz="3" w:color="CBD5E1"/>
+              <w:bottom w:val="single" w:sz="3" w:color="CBD5E1"/>
+              <w:left w:val="single" w:sz="3" w:color="CBD5E1"/>
+              <w:right w:val="single" w:sz="3" w:color="CBD5E1"/>
               <w:insideH w:val="none" w:sz="0" w:color="auto"/>
               <w:insideV w:val="none" w:sz="0" w:color="auto"/>
             </w:tcBorders>
             <w:tcMar>
-              <w:top w:w="55" w:type="dxa"/>
-              <w:bottom w:w="55" w:type="dxa"/>
+              <w:top w:w="60" w:type="dxa"/>
+              <w:bottom w:w="60" w:type="dxa"/>
               <w:left w:w="100" w:type="dxa"/>
               <w:right w:w="100" w:type="dxa"/>
             </w:tcMar>
@@ -2656,7 +3354,7 @@
           <w:p>
             <w:r>
               <w:rPr>
-                <w:rFonts w:ascii="Inter" w:hAnsi="Inter" w:eastAsia="Inter"/>
+                <w:rFonts w:ascii="Calibri" w:hAnsi="Calibri" w:eastAsia="Calibri"/>
                 <w:b w:val="0"/>
                 <w:i w:val="0"/>
                 <w:color w:val="0F172A"/>
@@ -2668,19 +3366,19 @@
         </w:tc>
         <w:tc>
           <w:tcPr>
-            <w:tcW w:type="dxa" w:w="6236"/>
+            <w:tcW w:type="dxa" w:w="5669"/>
             <w:shd w:val="clear" w:color="auto" w:fill="F8FAFC"/>
             <w:tcBorders>
-              <w:top w:val="single" w:sz="4" w:color="CBD5E1"/>
-              <w:bottom w:val="single" w:sz="4" w:color="CBD5E1"/>
-              <w:left w:val="single" w:sz="4" w:color="CBD5E1"/>
-              <w:right w:val="single" w:sz="4" w:color="CBD5E1"/>
+              <w:top w:val="single" w:sz="3" w:color="CBD5E1"/>
+              <w:bottom w:val="single" w:sz="3" w:color="CBD5E1"/>
+              <w:left w:val="single" w:sz="3" w:color="CBD5E1"/>
+              <w:right w:val="single" w:sz="3" w:color="CBD5E1"/>
               <w:insideH w:val="none" w:sz="0" w:color="auto"/>
               <w:insideV w:val="none" w:sz="0" w:color="auto"/>
             </w:tcBorders>
             <w:tcMar>
-              <w:top w:w="55" w:type="dxa"/>
-              <w:bottom w:w="55" w:type="dxa"/>
+              <w:top w:w="60" w:type="dxa"/>
+              <w:bottom w:w="60" w:type="dxa"/>
               <w:left w:w="100" w:type="dxa"/>
               <w:right w:w="100" w:type="dxa"/>
             </w:tcMar>
@@ -2688,7 +3386,7 @@
           <w:p>
             <w:r>
               <w:rPr>
-                <w:rFonts w:ascii="Inter" w:hAnsi="Inter" w:eastAsia="Inter"/>
+                <w:rFonts w:ascii="Calibri" w:hAnsi="Calibri" w:eastAsia="Calibri"/>
                 <w:b w:val="0"/>
                 <w:i w:val="0"/>
                 <w:color w:val="0F172A"/>
@@ -2701,19 +3399,19 @@
       <w:tr>
         <w:tc>
           <w:tcPr>
-            <w:tcW w:type="dxa" w:w="3969"/>
+            <w:tcW w:type="dxa" w:w="4252"/>
             <w:shd w:val="clear" w:color="auto" w:fill="FFFFFF"/>
             <w:tcBorders>
-              <w:top w:val="single" w:sz="4" w:color="CBD5E1"/>
-              <w:bottom w:val="single" w:sz="4" w:color="CBD5E1"/>
-              <w:left w:val="single" w:sz="4" w:color="CBD5E1"/>
-              <w:right w:val="single" w:sz="4" w:color="CBD5E1"/>
+              <w:top w:val="single" w:sz="3" w:color="CBD5E1"/>
+              <w:bottom w:val="single" w:sz="3" w:color="CBD5E1"/>
+              <w:left w:val="single" w:sz="3" w:color="CBD5E1"/>
+              <w:right w:val="single" w:sz="3" w:color="CBD5E1"/>
               <w:insideH w:val="none" w:sz="0" w:color="auto"/>
               <w:insideV w:val="none" w:sz="0" w:color="auto"/>
             </w:tcBorders>
             <w:tcMar>
-              <w:top w:w="55" w:type="dxa"/>
-              <w:bottom w:w="55" w:type="dxa"/>
+              <w:top w:w="60" w:type="dxa"/>
+              <w:bottom w:w="60" w:type="dxa"/>
               <w:left w:w="100" w:type="dxa"/>
               <w:right w:w="100" w:type="dxa"/>
             </w:tcMar>
@@ -2721,7 +3419,7 @@
           <w:p>
             <w:r>
               <w:rPr>
-                <w:rFonts w:ascii="Inter" w:hAnsi="Inter" w:eastAsia="Inter"/>
+                <w:rFonts w:ascii="Calibri" w:hAnsi="Calibri" w:eastAsia="Calibri"/>
                 <w:b w:val="0"/>
                 <w:i w:val="0"/>
                 <w:color w:val="0F172A"/>
@@ -2733,19 +3431,19 @@
         </w:tc>
         <w:tc>
           <w:tcPr>
-            <w:tcW w:type="dxa" w:w="6236"/>
+            <w:tcW w:type="dxa" w:w="5669"/>
             <w:shd w:val="clear" w:color="auto" w:fill="FFFFFF"/>
             <w:tcBorders>
-              <w:top w:val="single" w:sz="4" w:color="CBD5E1"/>
-              <w:bottom w:val="single" w:sz="4" w:color="CBD5E1"/>
-              <w:left w:val="single" w:sz="4" w:color="CBD5E1"/>
-              <w:right w:val="single" w:sz="4" w:color="CBD5E1"/>
+              <w:top w:val="single" w:sz="3" w:color="CBD5E1"/>
+              <w:bottom w:val="single" w:sz="3" w:color="CBD5E1"/>
+              <w:left w:val="single" w:sz="3" w:color="CBD5E1"/>
+              <w:right w:val="single" w:sz="3" w:color="CBD5E1"/>
               <w:insideH w:val="none" w:sz="0" w:color="auto"/>
               <w:insideV w:val="none" w:sz="0" w:color="auto"/>
             </w:tcBorders>
             <w:tcMar>
-              <w:top w:w="55" w:type="dxa"/>
-              <w:bottom w:w="55" w:type="dxa"/>
+              <w:top w:w="60" w:type="dxa"/>
+              <w:bottom w:w="60" w:type="dxa"/>
               <w:left w:w="100" w:type="dxa"/>
               <w:right w:w="100" w:type="dxa"/>
             </w:tcMar>
@@ -2753,7 +3451,7 @@
           <w:p>
             <w:r>
               <w:rPr>
-                <w:rFonts w:ascii="Inter" w:hAnsi="Inter" w:eastAsia="Inter"/>
+                <w:rFonts w:ascii="Calibri" w:hAnsi="Calibri" w:eastAsia="Calibri"/>
                 <w:b w:val="0"/>
                 <w:i w:val="0"/>
                 <w:color w:val="0F172A"/>
@@ -2766,19 +3464,19 @@
       <w:tr>
         <w:tc>
           <w:tcPr>
-            <w:tcW w:type="dxa" w:w="3969"/>
+            <w:tcW w:type="dxa" w:w="4252"/>
             <w:shd w:val="clear" w:color="auto" w:fill="F8FAFC"/>
             <w:tcBorders>
-              <w:top w:val="single" w:sz="4" w:color="CBD5E1"/>
-              <w:bottom w:val="single" w:sz="4" w:color="CBD5E1"/>
-              <w:left w:val="single" w:sz="4" w:color="CBD5E1"/>
-              <w:right w:val="single" w:sz="4" w:color="CBD5E1"/>
+              <w:top w:val="single" w:sz="3" w:color="CBD5E1"/>
+              <w:bottom w:val="single" w:sz="3" w:color="CBD5E1"/>
+              <w:left w:val="single" w:sz="3" w:color="CBD5E1"/>
+              <w:right w:val="single" w:sz="3" w:color="CBD5E1"/>
               <w:insideH w:val="none" w:sz="0" w:color="auto"/>
               <w:insideV w:val="none" w:sz="0" w:color="auto"/>
             </w:tcBorders>
             <w:tcMar>
-              <w:top w:w="55" w:type="dxa"/>
-              <w:bottom w:w="55" w:type="dxa"/>
+              <w:top w:w="60" w:type="dxa"/>
+              <w:bottom w:w="60" w:type="dxa"/>
               <w:left w:w="100" w:type="dxa"/>
               <w:right w:w="100" w:type="dxa"/>
             </w:tcMar>
@@ -2786,7 +3484,7 @@
           <w:p>
             <w:r>
               <w:rPr>
-                <w:rFonts w:ascii="Inter" w:hAnsi="Inter" w:eastAsia="Inter"/>
+                <w:rFonts w:ascii="Calibri" w:hAnsi="Calibri" w:eastAsia="Calibri"/>
                 <w:b w:val="0"/>
                 <w:i w:val="0"/>
                 <w:color w:val="0F172A"/>
@@ -2798,19 +3496,19 @@
         </w:tc>
         <w:tc>
           <w:tcPr>
-            <w:tcW w:type="dxa" w:w="6236"/>
+            <w:tcW w:type="dxa" w:w="5669"/>
             <w:shd w:val="clear" w:color="auto" w:fill="F8FAFC"/>
             <w:tcBorders>
-              <w:top w:val="single" w:sz="4" w:color="CBD5E1"/>
-              <w:bottom w:val="single" w:sz="4" w:color="CBD5E1"/>
-              <w:left w:val="single" w:sz="4" w:color="CBD5E1"/>
-              <w:right w:val="single" w:sz="4" w:color="CBD5E1"/>
+              <w:top w:val="single" w:sz="3" w:color="CBD5E1"/>
+              <w:bottom w:val="single" w:sz="3" w:color="CBD5E1"/>
+              <w:left w:val="single" w:sz="3" w:color="CBD5E1"/>
+              <w:right w:val="single" w:sz="3" w:color="CBD5E1"/>
               <w:insideH w:val="none" w:sz="0" w:color="auto"/>
               <w:insideV w:val="none" w:sz="0" w:color="auto"/>
             </w:tcBorders>
             <w:tcMar>
-              <w:top w:w="55" w:type="dxa"/>
-              <w:bottom w:w="55" w:type="dxa"/>
+              <w:top w:w="60" w:type="dxa"/>
+              <w:bottom w:w="60" w:type="dxa"/>
               <w:left w:w="100" w:type="dxa"/>
               <w:right w:w="100" w:type="dxa"/>
             </w:tcMar>
@@ -2818,7 +3516,7 @@
           <w:p>
             <w:r>
               <w:rPr>
-                <w:rFonts w:ascii="Inter" w:hAnsi="Inter" w:eastAsia="Inter"/>
+                <w:rFonts w:ascii="Calibri" w:hAnsi="Calibri" w:eastAsia="Calibri"/>
                 <w:b w:val="0"/>
                 <w:i w:val="0"/>
                 <w:color w:val="0F172A"/>
@@ -2831,19 +3529,19 @@
       <w:tr>
         <w:tc>
           <w:tcPr>
-            <w:tcW w:type="dxa" w:w="3969"/>
+            <w:tcW w:type="dxa" w:w="4252"/>
             <w:shd w:val="clear" w:color="auto" w:fill="FFFFFF"/>
             <w:tcBorders>
-              <w:top w:val="single" w:sz="4" w:color="CBD5E1"/>
-              <w:bottom w:val="single" w:sz="4" w:color="CBD5E1"/>
-              <w:left w:val="single" w:sz="4" w:color="CBD5E1"/>
-              <w:right w:val="single" w:sz="4" w:color="CBD5E1"/>
+              <w:top w:val="single" w:sz="3" w:color="CBD5E1"/>
+              <w:bottom w:val="single" w:sz="3" w:color="CBD5E1"/>
+              <w:left w:val="single" w:sz="3" w:color="CBD5E1"/>
+              <w:right w:val="single" w:sz="3" w:color="CBD5E1"/>
               <w:insideH w:val="none" w:sz="0" w:color="auto"/>
               <w:insideV w:val="none" w:sz="0" w:color="auto"/>
             </w:tcBorders>
             <w:tcMar>
-              <w:top w:w="55" w:type="dxa"/>
-              <w:bottom w:w="55" w:type="dxa"/>
+              <w:top w:w="60" w:type="dxa"/>
+              <w:bottom w:w="60" w:type="dxa"/>
               <w:left w:w="100" w:type="dxa"/>
               <w:right w:w="100" w:type="dxa"/>
             </w:tcMar>
@@ -2851,7 +3549,7 @@
           <w:p>
             <w:r>
               <w:rPr>
-                <w:rFonts w:ascii="Inter" w:hAnsi="Inter" w:eastAsia="Inter"/>
+                <w:rFonts w:ascii="Calibri" w:hAnsi="Calibri" w:eastAsia="Calibri"/>
                 <w:b w:val="0"/>
                 <w:i w:val="0"/>
                 <w:color w:val="0F172A"/>
@@ -2863,19 +3561,19 @@
         </w:tc>
         <w:tc>
           <w:tcPr>
-            <w:tcW w:type="dxa" w:w="6236"/>
+            <w:tcW w:type="dxa" w:w="5669"/>
             <w:shd w:val="clear" w:color="auto" w:fill="FFFFFF"/>
             <w:tcBorders>
-              <w:top w:val="single" w:sz="4" w:color="CBD5E1"/>
-              <w:bottom w:val="single" w:sz="4" w:color="CBD5E1"/>
-              <w:left w:val="single" w:sz="4" w:color="CBD5E1"/>
-              <w:right w:val="single" w:sz="4" w:color="CBD5E1"/>
+              <w:top w:val="single" w:sz="3" w:color="CBD5E1"/>
+              <w:bottom w:val="single" w:sz="3" w:color="CBD5E1"/>
+              <w:left w:val="single" w:sz="3" w:color="CBD5E1"/>
+              <w:right w:val="single" w:sz="3" w:color="CBD5E1"/>
               <w:insideH w:val="none" w:sz="0" w:color="auto"/>
               <w:insideV w:val="none" w:sz="0" w:color="auto"/>
             </w:tcBorders>
             <w:tcMar>
-              <w:top w:w="55" w:type="dxa"/>
-              <w:bottom w:w="55" w:type="dxa"/>
+              <w:top w:w="60" w:type="dxa"/>
+              <w:bottom w:w="60" w:type="dxa"/>
               <w:left w:w="100" w:type="dxa"/>
               <w:right w:w="100" w:type="dxa"/>
             </w:tcMar>
@@ -2883,7 +3581,7 @@
           <w:p>
             <w:r>
               <w:rPr>
-                <w:rFonts w:ascii="Inter" w:hAnsi="Inter" w:eastAsia="Inter"/>
+                <w:rFonts w:ascii="Calibri" w:hAnsi="Calibri" w:eastAsia="Calibri"/>
                 <w:b w:val="0"/>
                 <w:i w:val="0"/>
                 <w:color w:val="0F172A"/>
@@ -2896,19 +3594,19 @@
       <w:tr>
         <w:tc>
           <w:tcPr>
-            <w:tcW w:type="dxa" w:w="3969"/>
+            <w:tcW w:type="dxa" w:w="4252"/>
             <w:shd w:val="clear" w:color="auto" w:fill="F8FAFC"/>
             <w:tcBorders>
-              <w:top w:val="single" w:sz="4" w:color="CBD5E1"/>
-              <w:bottom w:val="single" w:sz="4" w:color="CBD5E1"/>
-              <w:left w:val="single" w:sz="4" w:color="CBD5E1"/>
-              <w:right w:val="single" w:sz="4" w:color="CBD5E1"/>
+              <w:top w:val="single" w:sz="3" w:color="CBD5E1"/>
+              <w:bottom w:val="single" w:sz="3" w:color="CBD5E1"/>
+              <w:left w:val="single" w:sz="3" w:color="CBD5E1"/>
+              <w:right w:val="single" w:sz="3" w:color="CBD5E1"/>
               <w:insideH w:val="none" w:sz="0" w:color="auto"/>
               <w:insideV w:val="none" w:sz="0" w:color="auto"/>
             </w:tcBorders>
             <w:tcMar>
-              <w:top w:w="55" w:type="dxa"/>
-              <w:bottom w:w="55" w:type="dxa"/>
+              <w:top w:w="60" w:type="dxa"/>
+              <w:bottom w:w="60" w:type="dxa"/>
               <w:left w:w="100" w:type="dxa"/>
               <w:right w:w="100" w:type="dxa"/>
             </w:tcMar>
@@ -2916,7 +3614,7 @@
           <w:p>
             <w:r>
               <w:rPr>
-                <w:rFonts w:ascii="Inter" w:hAnsi="Inter" w:eastAsia="Inter"/>
+                <w:rFonts w:ascii="Calibri" w:hAnsi="Calibri" w:eastAsia="Calibri"/>
                 <w:b w:val="0"/>
                 <w:i w:val="0"/>
                 <w:color w:val="0F172A"/>
@@ -2928,19 +3626,19 @@
         </w:tc>
         <w:tc>
           <w:tcPr>
-            <w:tcW w:type="dxa" w:w="6236"/>
+            <w:tcW w:type="dxa" w:w="5669"/>
             <w:shd w:val="clear" w:color="auto" w:fill="F8FAFC"/>
             <w:tcBorders>
-              <w:top w:val="single" w:sz="4" w:color="CBD5E1"/>
-              <w:bottom w:val="single" w:sz="4" w:color="CBD5E1"/>
-              <w:left w:val="single" w:sz="4" w:color="CBD5E1"/>
-              <w:right w:val="single" w:sz="4" w:color="CBD5E1"/>
+              <w:top w:val="single" w:sz="3" w:color="CBD5E1"/>
+              <w:bottom w:val="single" w:sz="3" w:color="CBD5E1"/>
+              <w:left w:val="single" w:sz="3" w:color="CBD5E1"/>
+              <w:right w:val="single" w:sz="3" w:color="CBD5E1"/>
               <w:insideH w:val="none" w:sz="0" w:color="auto"/>
               <w:insideV w:val="none" w:sz="0" w:color="auto"/>
             </w:tcBorders>
             <w:tcMar>
-              <w:top w:w="55" w:type="dxa"/>
-              <w:bottom w:w="55" w:type="dxa"/>
+              <w:top w:w="60" w:type="dxa"/>
+              <w:bottom w:w="60" w:type="dxa"/>
               <w:left w:w="100" w:type="dxa"/>
               <w:right w:w="100" w:type="dxa"/>
             </w:tcMar>
@@ -2948,7 +3646,7 @@
           <w:p>
             <w:r>
               <w:rPr>
-                <w:rFonts w:ascii="Inter" w:hAnsi="Inter" w:eastAsia="Inter"/>
+                <w:rFonts w:ascii="Calibri" w:hAnsi="Calibri" w:eastAsia="Calibri"/>
                 <w:b w:val="0"/>
                 <w:i w:val="0"/>
                 <w:color w:val="0F172A"/>
@@ -2961,7 +3659,12 @@
     </w:tbl>
     <w:p>
       <w:pPr>
-        <w:spacing w:before="0" w:after="120"/>
+        <w:spacing w:before="0" w:after="160" w:line="276" w:lineRule="auto"/>
+      </w:pPr>
+    </w:p>
+    <w:p>
+      <w:pPr>
+        <w:spacing w:before="200" w:after="0" w:line="276" w:lineRule="auto"/>
       </w:pPr>
     </w:p>
     <w:tbl>
@@ -2971,13 +3674,16 @@
         <w:tblLook w:firstColumn="1" w:firstRow="1" w:lastColumn="0" w:lastRow="0" w:noHBand="0" w:noVBand="1" w:val="04A0"/>
       </w:tblPr>
       <w:tblGrid>
-        <w:gridCol w:w="4703"/>
-        <w:gridCol w:w="4703"/>
+        <w:gridCol w:w="4759"/>
+        <w:gridCol w:w="4759"/>
       </w:tblGrid>
       <w:tr>
+        <w:trPr>
+          <w:trHeight w:val="480" w:hRule="atLeast"/>
+        </w:trPr>
         <w:tc>
           <w:tcPr>
-            <w:tcW w:type="dxa" w:w="850"/>
+            <w:tcW w:type="dxa" w:w="907"/>
             <w:tcBorders>
               <w:top w:val="none" w:sz="0" w:color="auto"/>
               <w:bottom w:val="none" w:sz="0" w:color="auto"/>
@@ -2986,24 +3692,26 @@
               <w:insideH w:val="none" w:sz="0" w:color="auto"/>
               <w:insideV w:val="none" w:sz="0" w:color="auto"/>
             </w:tcBorders>
+            <w:shd w:val="clear" w:color="auto" w:fill="0F766E"/>
             <w:tcMar>
-              <w:top w:w="0" w:type="dxa"/>
-              <w:bottom w:w="0" w:type="dxa"/>
-              <w:left w:w="0" w:type="dxa"/>
-              <w:right w:w="60" w:type="dxa"/>
+              <w:top w:w="100" w:type="dxa"/>
+              <w:bottom w:w="100" w:type="dxa"/>
+              <w:left w:w="140" w:type="dxa"/>
+              <w:right w:w="100" w:type="dxa"/>
             </w:tcMar>
+            <w:vAlign w:val="center"/>
           </w:tcPr>
           <w:p>
             <w:pPr>
-              <w:spacing w:before="0" w:after="0"/>
+              <w:jc w:val="center"/>
             </w:pPr>
             <w:r>
               <w:rPr>
                 <w:rFonts w:ascii="Poppins" w:hAnsi="Poppins" w:eastAsia="Poppins"/>
                 <w:b/>
                 <w:i w:val="0"/>
-                <w:color w:val="0F766E"/>
-                <w:sz w:val="20"/>
+                <w:color w:val="FFFFFF"/>
+                <w:sz w:val="26"/>
               </w:rPr>
               <w:t>05</w:t>
             </w:r>
@@ -3011,7 +3719,7 @@
         </w:tc>
         <w:tc>
           <w:tcPr>
-            <w:tcW w:type="dxa" w:w="4703"/>
+            <w:tcW w:type="dxa" w:w="4759"/>
             <w:tcBorders>
               <w:top w:val="none" w:sz="0" w:color="auto"/>
               <w:bottom w:val="none" w:sz="0" w:color="auto"/>
@@ -3020,26 +3728,35 @@
               <w:insideH w:val="none" w:sz="0" w:color="auto"/>
               <w:insideV w:val="none" w:sz="0" w:color="auto"/>
             </w:tcBorders>
+            <w:shd w:val="clear" w:color="auto" w:fill="0F172A"/>
             <w:tcMar>
-              <w:top w:w="0" w:type="dxa"/>
-              <w:bottom w:w="0" w:type="dxa"/>
-              <w:left w:w="0" w:type="dxa"/>
-              <w:right w:w="0" w:type="dxa"/>
+              <w:top w:w="100" w:type="dxa"/>
+              <w:bottom w:w="100" w:type="dxa"/>
+              <w:left w:w="180" w:type="dxa"/>
+              <w:right w:w="120" w:type="dxa"/>
             </w:tcMar>
+            <w:vAlign w:val="center"/>
           </w:tcPr>
           <w:p>
-            <w:pPr>
-              <w:spacing w:before="0" w:after="0"/>
-            </w:pPr>
             <w:r>
               <w:rPr>
                 <w:rFonts w:ascii="Poppins" w:hAnsi="Poppins" w:eastAsia="Poppins"/>
                 <w:b/>
                 <w:i w:val="0"/>
-                <w:color w:val="0F172A"/>
-                <w:sz w:val="20"/>
+                <w:color w:val="0F766E"/>
+                <w:sz w:val="21"/>
               </w:rPr>
-              <w:t>—  ACCESS &amp; INTEGRATION CHECKLIST</w:t>
+              <w:t xml:space="preserve">— </w:t>
+            </w:r>
+            <w:r>
+              <w:rPr>
+                <w:rFonts w:ascii="Poppins" w:hAnsi="Poppins" w:eastAsia="Poppins"/>
+                <w:b/>
+                <w:i w:val="0"/>
+                <w:color w:val="FFFFFF"/>
+                <w:sz w:val="21"/>
+              </w:rPr>
+              <w:t>ACCESS &amp; INTEGRATION CHECKLIST</w:t>
             </w:r>
           </w:p>
         </w:tc>
@@ -3047,10 +3764,7 @@
     </w:tbl>
     <w:p>
       <w:pPr>
-        <w:spacing w:before="120" w:after="120"/>
-        <w:pBdr>
-          <w:bottom w:val="single" w:sz="8" w:space="1" w:color="0F766E"/>
-        </w:pBdr>
+        <w:spacing w:before="0" w:after="120" w:line="276" w:lineRule="auto"/>
       </w:pPr>
     </w:p>
     <w:tbl>
@@ -3061,14 +3775,17 @@
         <w:tblLook w:firstColumn="1" w:firstRow="1" w:lastColumn="0" w:lastRow="0" w:noHBand="0" w:noVBand="1" w:val="04A0"/>
       </w:tblPr>
       <w:tblGrid>
-        <w:gridCol w:w="3135"/>
-        <w:gridCol w:w="3135"/>
-        <w:gridCol w:w="3135"/>
+        <w:gridCol w:w="3173"/>
+        <w:gridCol w:w="3173"/>
+        <w:gridCol w:w="3173"/>
       </w:tblGrid>
       <w:tr>
+        <w:trPr>
+          <w:trHeight w:val="400" w:hRule="atLeast"/>
+        </w:trPr>
         <w:tc>
           <w:tcPr>
-            <w:tcW w:type="dxa" w:w="4252"/>
+            <w:tcW w:type="dxa" w:w="4535"/>
             <w:shd w:val="clear" w:color="auto" w:fill="0F766E"/>
             <w:tcMar>
               <w:top w:w="70" w:type="dxa"/>
@@ -3077,10 +3794,10 @@
               <w:right w:w="100" w:type="dxa"/>
             </w:tcMar>
             <w:tcBorders>
-              <w:top w:val="none" w:sz="0" w:color="auto"/>
+              <w:top w:val="single" w:sz="4" w:color="0F766E"/>
               <w:bottom w:val="single" w:sz="8" w:color="0F766E"/>
-              <w:left w:val="none" w:sz="0" w:color="auto"/>
-              <w:right w:val="none" w:sz="0" w:color="auto"/>
+              <w:left w:val="single" w:sz="4" w:color="0F766E"/>
+              <w:right w:val="single" w:sz="4" w:color="0F766E"/>
               <w:insideH w:val="none" w:sz="0" w:color="auto"/>
               <w:insideV w:val="none" w:sz="0" w:color="auto"/>
             </w:tcBorders>
@@ -3100,7 +3817,7 @@
         </w:tc>
         <w:tc>
           <w:tcPr>
-            <w:tcW w:type="dxa" w:w="1701"/>
+            <w:tcW w:type="dxa" w:w="1984"/>
             <w:shd w:val="clear" w:color="auto" w:fill="0F766E"/>
             <w:tcMar>
               <w:top w:w="70" w:type="dxa"/>
@@ -3109,10 +3826,10 @@
               <w:right w:w="100" w:type="dxa"/>
             </w:tcMar>
             <w:tcBorders>
-              <w:top w:val="none" w:sz="0" w:color="auto"/>
+              <w:top w:val="single" w:sz="4" w:color="0F766E"/>
               <w:bottom w:val="single" w:sz="8" w:color="0F766E"/>
-              <w:left w:val="none" w:sz="0" w:color="auto"/>
-              <w:right w:val="none" w:sz="0" w:color="auto"/>
+              <w:left w:val="single" w:sz="4" w:color="0F766E"/>
+              <w:right w:val="single" w:sz="4" w:color="0F766E"/>
               <w:insideH w:val="none" w:sz="0" w:color="auto"/>
               <w:insideV w:val="none" w:sz="0" w:color="auto"/>
             </w:tcBorders>
@@ -3132,7 +3849,7 @@
         </w:tc>
         <w:tc>
           <w:tcPr>
-            <w:tcW w:type="dxa" w:w="4252"/>
+            <w:tcW w:type="dxa" w:w="3402"/>
             <w:shd w:val="clear" w:color="auto" w:fill="0F766E"/>
             <w:tcMar>
               <w:top w:w="70" w:type="dxa"/>
@@ -3141,10 +3858,10 @@
               <w:right w:w="100" w:type="dxa"/>
             </w:tcMar>
             <w:tcBorders>
-              <w:top w:val="none" w:sz="0" w:color="auto"/>
+              <w:top w:val="single" w:sz="4" w:color="0F766E"/>
               <w:bottom w:val="single" w:sz="8" w:color="0F766E"/>
-              <w:left w:val="none" w:sz="0" w:color="auto"/>
-              <w:right w:val="none" w:sz="0" w:color="auto"/>
+              <w:left w:val="single" w:sz="4" w:color="0F766E"/>
+              <w:right w:val="single" w:sz="4" w:color="0F766E"/>
               <w:insideH w:val="none" w:sz="0" w:color="auto"/>
               <w:insideV w:val="none" w:sz="0" w:color="auto"/>
             </w:tcBorders>
@@ -3166,19 +3883,19 @@
       <w:tr>
         <w:tc>
           <w:tcPr>
-            <w:tcW w:type="dxa" w:w="4252"/>
+            <w:tcW w:type="dxa" w:w="4535"/>
             <w:shd w:val="clear" w:color="auto" w:fill="FFFFFF"/>
             <w:tcBorders>
-              <w:top w:val="single" w:sz="4" w:color="CBD5E1"/>
-              <w:bottom w:val="single" w:sz="4" w:color="CBD5E1"/>
-              <w:left w:val="single" w:sz="4" w:color="CBD5E1"/>
-              <w:right w:val="single" w:sz="4" w:color="CBD5E1"/>
+              <w:top w:val="single" w:sz="3" w:color="CBD5E1"/>
+              <w:bottom w:val="single" w:sz="3" w:color="CBD5E1"/>
+              <w:left w:val="single" w:sz="3" w:color="CBD5E1"/>
+              <w:right w:val="single" w:sz="3" w:color="CBD5E1"/>
               <w:insideH w:val="none" w:sz="0" w:color="auto"/>
               <w:insideV w:val="none" w:sz="0" w:color="auto"/>
             </w:tcBorders>
             <w:tcMar>
-              <w:top w:w="55" w:type="dxa"/>
-              <w:bottom w:w="55" w:type="dxa"/>
+              <w:top w:w="60" w:type="dxa"/>
+              <w:bottom w:w="60" w:type="dxa"/>
               <w:left w:w="100" w:type="dxa"/>
               <w:right w:w="100" w:type="dxa"/>
             </w:tcMar>
@@ -3186,31 +3903,31 @@
           <w:p>
             <w:r>
               <w:rPr>
-                <w:rFonts w:ascii="Inter" w:hAnsi="Inter" w:eastAsia="Inter"/>
+                <w:rFonts w:ascii="Calibri" w:hAnsi="Calibri" w:eastAsia="Calibri"/>
                 <w:b w:val="0"/>
                 <w:i w:val="0"/>
                 <w:color w:val="0F172A"/>
                 <w:sz w:val="17"/>
               </w:rPr>
-              <w:t>Bookkeeping software (accountant role)</w:t>
+              <w:t>Bookkeeping software — accountant/adviser role</w:t>
             </w:r>
           </w:p>
         </w:tc>
         <w:tc>
           <w:tcPr>
-            <w:tcW w:type="dxa" w:w="1701"/>
+            <w:tcW w:type="dxa" w:w="1984"/>
             <w:shd w:val="clear" w:color="auto" w:fill="FFFFFF"/>
             <w:tcBorders>
-              <w:top w:val="single" w:sz="4" w:color="CBD5E1"/>
-              <w:bottom w:val="single" w:sz="4" w:color="CBD5E1"/>
-              <w:left w:val="single" w:sz="4" w:color="CBD5E1"/>
-              <w:right w:val="single" w:sz="4" w:color="CBD5E1"/>
+              <w:top w:val="single" w:sz="3" w:color="CBD5E1"/>
+              <w:bottom w:val="single" w:sz="3" w:color="CBD5E1"/>
+              <w:left w:val="single" w:sz="3" w:color="CBD5E1"/>
+              <w:right w:val="single" w:sz="3" w:color="CBD5E1"/>
               <w:insideH w:val="none" w:sz="0" w:color="auto"/>
               <w:insideV w:val="none" w:sz="0" w:color="auto"/>
             </w:tcBorders>
             <w:tcMar>
-              <w:top w:w="55" w:type="dxa"/>
-              <w:bottom w:w="55" w:type="dxa"/>
+              <w:top w:w="60" w:type="dxa"/>
+              <w:bottom w:w="60" w:type="dxa"/>
               <w:left w:w="100" w:type="dxa"/>
               <w:right w:w="100" w:type="dxa"/>
             </w:tcMar>
@@ -3218,31 +3935,31 @@
           <w:p>
             <w:r>
               <w:rPr>
-                <w:rFonts w:ascii="Inter" w:hAnsi="Inter" w:eastAsia="Inter"/>
+                <w:rFonts w:ascii="Calibri" w:hAnsi="Calibri" w:eastAsia="Calibri"/>
                 <w:b w:val="0"/>
                 <w:i w:val="0"/>
                 <w:color w:val="0F172A"/>
                 <w:sz w:val="17"/>
               </w:rPr>
-              <w:t>[ ] Granted</w:t>
+              <w:t>☐  Granted</w:t>
             </w:r>
           </w:p>
         </w:tc>
         <w:tc>
           <w:tcPr>
-            <w:tcW w:type="dxa" w:w="4252"/>
+            <w:tcW w:type="dxa" w:w="3402"/>
             <w:shd w:val="clear" w:color="auto" w:fill="FFFFFF"/>
             <w:tcBorders>
-              <w:top w:val="single" w:sz="4" w:color="CBD5E1"/>
-              <w:bottom w:val="single" w:sz="4" w:color="CBD5E1"/>
-              <w:left w:val="single" w:sz="4" w:color="CBD5E1"/>
-              <w:right w:val="single" w:sz="4" w:color="CBD5E1"/>
+              <w:top w:val="single" w:sz="3" w:color="CBD5E1"/>
+              <w:bottom w:val="single" w:sz="3" w:color="CBD5E1"/>
+              <w:left w:val="single" w:sz="3" w:color="CBD5E1"/>
+              <w:right w:val="single" w:sz="3" w:color="CBD5E1"/>
               <w:insideH w:val="none" w:sz="0" w:color="auto"/>
               <w:insideV w:val="none" w:sz="0" w:color="auto"/>
             </w:tcBorders>
             <w:tcMar>
-              <w:top w:w="55" w:type="dxa"/>
-              <w:bottom w:w="55" w:type="dxa"/>
+              <w:top w:w="60" w:type="dxa"/>
+              <w:bottom w:w="60" w:type="dxa"/>
               <w:left w:w="100" w:type="dxa"/>
               <w:right w:w="100" w:type="dxa"/>
             </w:tcMar>
@@ -3250,7 +3967,7 @@
           <w:p>
             <w:r>
               <w:rPr>
-                <w:rFonts w:ascii="Inter" w:hAnsi="Inter" w:eastAsia="Inter"/>
+                <w:rFonts w:ascii="Calibri" w:hAnsi="Calibri" w:eastAsia="Calibri"/>
                 <w:b w:val="0"/>
                 <w:i w:val="0"/>
                 <w:color w:val="0F172A"/>
@@ -3263,19 +3980,19 @@
       <w:tr>
         <w:tc>
           <w:tcPr>
-            <w:tcW w:type="dxa" w:w="4252"/>
+            <w:tcW w:type="dxa" w:w="4535"/>
             <w:shd w:val="clear" w:color="auto" w:fill="F8FAFC"/>
             <w:tcBorders>
-              <w:top w:val="single" w:sz="4" w:color="CBD5E1"/>
-              <w:bottom w:val="single" w:sz="4" w:color="CBD5E1"/>
-              <w:left w:val="single" w:sz="4" w:color="CBD5E1"/>
-              <w:right w:val="single" w:sz="4" w:color="CBD5E1"/>
+              <w:top w:val="single" w:sz="3" w:color="CBD5E1"/>
+              <w:bottom w:val="single" w:sz="3" w:color="CBD5E1"/>
+              <w:left w:val="single" w:sz="3" w:color="CBD5E1"/>
+              <w:right w:val="single" w:sz="3" w:color="CBD5E1"/>
               <w:insideH w:val="none" w:sz="0" w:color="auto"/>
               <w:insideV w:val="none" w:sz="0" w:color="auto"/>
             </w:tcBorders>
             <w:tcMar>
-              <w:top w:w="55" w:type="dxa"/>
-              <w:bottom w:w="55" w:type="dxa"/>
+              <w:top w:w="60" w:type="dxa"/>
+              <w:bottom w:w="60" w:type="dxa"/>
               <w:left w:w="100" w:type="dxa"/>
               <w:right w:w="100" w:type="dxa"/>
             </w:tcMar>
@@ -3283,31 +4000,31 @@
           <w:p>
             <w:r>
               <w:rPr>
-                <w:rFonts w:ascii="Inter" w:hAnsi="Inter" w:eastAsia="Inter"/>
+                <w:rFonts w:ascii="Calibri" w:hAnsi="Calibri" w:eastAsia="Calibri"/>
                 <w:b w:val="0"/>
                 <w:i w:val="0"/>
                 <w:color w:val="0F172A"/>
                 <w:sz w:val="17"/>
               </w:rPr>
-              <w:t>Bank feed connection or read-only access</w:t>
+              <w:t>Bank feed connection or read-only bank access</w:t>
             </w:r>
           </w:p>
         </w:tc>
         <w:tc>
           <w:tcPr>
-            <w:tcW w:type="dxa" w:w="1701"/>
+            <w:tcW w:type="dxa" w:w="1984"/>
             <w:shd w:val="clear" w:color="auto" w:fill="F8FAFC"/>
             <w:tcBorders>
-              <w:top w:val="single" w:sz="4" w:color="CBD5E1"/>
-              <w:bottom w:val="single" w:sz="4" w:color="CBD5E1"/>
-              <w:left w:val="single" w:sz="4" w:color="CBD5E1"/>
-              <w:right w:val="single" w:sz="4" w:color="CBD5E1"/>
+              <w:top w:val="single" w:sz="3" w:color="CBD5E1"/>
+              <w:bottom w:val="single" w:sz="3" w:color="CBD5E1"/>
+              <w:left w:val="single" w:sz="3" w:color="CBD5E1"/>
+              <w:right w:val="single" w:sz="3" w:color="CBD5E1"/>
               <w:insideH w:val="none" w:sz="0" w:color="auto"/>
               <w:insideV w:val="none" w:sz="0" w:color="auto"/>
             </w:tcBorders>
             <w:tcMar>
-              <w:top w:w="55" w:type="dxa"/>
-              <w:bottom w:w="55" w:type="dxa"/>
+              <w:top w:w="60" w:type="dxa"/>
+              <w:bottom w:w="60" w:type="dxa"/>
               <w:left w:w="100" w:type="dxa"/>
               <w:right w:w="100" w:type="dxa"/>
             </w:tcMar>
@@ -3315,31 +4032,31 @@
           <w:p>
             <w:r>
               <w:rPr>
-                <w:rFonts w:ascii="Inter" w:hAnsi="Inter" w:eastAsia="Inter"/>
+                <w:rFonts w:ascii="Calibri" w:hAnsi="Calibri" w:eastAsia="Calibri"/>
                 <w:b w:val="0"/>
                 <w:i w:val="0"/>
                 <w:color w:val="0F172A"/>
                 <w:sz w:val="17"/>
               </w:rPr>
-              <w:t>[ ] Granted</w:t>
+              <w:t>☐  Granted</w:t>
             </w:r>
           </w:p>
         </w:tc>
         <w:tc>
           <w:tcPr>
-            <w:tcW w:type="dxa" w:w="4252"/>
+            <w:tcW w:type="dxa" w:w="3402"/>
             <w:shd w:val="clear" w:color="auto" w:fill="F8FAFC"/>
             <w:tcBorders>
-              <w:top w:val="single" w:sz="4" w:color="CBD5E1"/>
-              <w:bottom w:val="single" w:sz="4" w:color="CBD5E1"/>
-              <w:left w:val="single" w:sz="4" w:color="CBD5E1"/>
-              <w:right w:val="single" w:sz="4" w:color="CBD5E1"/>
+              <w:top w:val="single" w:sz="3" w:color="CBD5E1"/>
+              <w:bottom w:val="single" w:sz="3" w:color="CBD5E1"/>
+              <w:left w:val="single" w:sz="3" w:color="CBD5E1"/>
+              <w:right w:val="single" w:sz="3" w:color="CBD5E1"/>
               <w:insideH w:val="none" w:sz="0" w:color="auto"/>
               <w:insideV w:val="none" w:sz="0" w:color="auto"/>
             </w:tcBorders>
             <w:tcMar>
-              <w:top w:w="55" w:type="dxa"/>
-              <w:bottom w:w="55" w:type="dxa"/>
+              <w:top w:w="60" w:type="dxa"/>
+              <w:bottom w:w="60" w:type="dxa"/>
               <w:left w:w="100" w:type="dxa"/>
               <w:right w:w="100" w:type="dxa"/>
             </w:tcMar>
@@ -3347,7 +4064,7 @@
           <w:p>
             <w:r>
               <w:rPr>
-                <w:rFonts w:ascii="Inter" w:hAnsi="Inter" w:eastAsia="Inter"/>
+                <w:rFonts w:ascii="Calibri" w:hAnsi="Calibri" w:eastAsia="Calibri"/>
                 <w:b w:val="0"/>
                 <w:i w:val="0"/>
                 <w:color w:val="0F172A"/>
@@ -3360,19 +4077,19 @@
       <w:tr>
         <w:tc>
           <w:tcPr>
-            <w:tcW w:type="dxa" w:w="4252"/>
+            <w:tcW w:type="dxa" w:w="4535"/>
             <w:shd w:val="clear" w:color="auto" w:fill="FFFFFF"/>
             <w:tcBorders>
-              <w:top w:val="single" w:sz="4" w:color="CBD5E1"/>
-              <w:bottom w:val="single" w:sz="4" w:color="CBD5E1"/>
-              <w:left w:val="single" w:sz="4" w:color="CBD5E1"/>
-              <w:right w:val="single" w:sz="4" w:color="CBD5E1"/>
+              <w:top w:val="single" w:sz="3" w:color="CBD5E1"/>
+              <w:bottom w:val="single" w:sz="3" w:color="CBD5E1"/>
+              <w:left w:val="single" w:sz="3" w:color="CBD5E1"/>
+              <w:right w:val="single" w:sz="3" w:color="CBD5E1"/>
               <w:insideH w:val="none" w:sz="0" w:color="auto"/>
               <w:insideV w:val="none" w:sz="0" w:color="auto"/>
             </w:tcBorders>
             <w:tcMar>
-              <w:top w:w="55" w:type="dxa"/>
-              <w:bottom w:w="55" w:type="dxa"/>
+              <w:top w:w="60" w:type="dxa"/>
+              <w:bottom w:w="60" w:type="dxa"/>
               <w:left w:w="100" w:type="dxa"/>
               <w:right w:w="100" w:type="dxa"/>
             </w:tcMar>
@@ -3380,31 +4097,31 @@
           <w:p>
             <w:r>
               <w:rPr>
-                <w:rFonts w:ascii="Inter" w:hAnsi="Inter" w:eastAsia="Inter"/>
+                <w:rFonts w:ascii="Calibri" w:hAnsi="Calibri" w:eastAsia="Calibri"/>
                 <w:b w:val="0"/>
                 <w:i w:val="0"/>
                 <w:color w:val="0F172A"/>
                 <w:sz w:val="17"/>
               </w:rPr>
-              <w:t>Payroll platform (read-only)</w:t>
+              <w:t>Payroll platform — read-only access</w:t>
             </w:r>
           </w:p>
         </w:tc>
         <w:tc>
           <w:tcPr>
-            <w:tcW w:type="dxa" w:w="1701"/>
+            <w:tcW w:type="dxa" w:w="1984"/>
             <w:shd w:val="clear" w:color="auto" w:fill="FFFFFF"/>
             <w:tcBorders>
-              <w:top w:val="single" w:sz="4" w:color="CBD5E1"/>
-              <w:bottom w:val="single" w:sz="4" w:color="CBD5E1"/>
-              <w:left w:val="single" w:sz="4" w:color="CBD5E1"/>
-              <w:right w:val="single" w:sz="4" w:color="CBD5E1"/>
+              <w:top w:val="single" w:sz="3" w:color="CBD5E1"/>
+              <w:bottom w:val="single" w:sz="3" w:color="CBD5E1"/>
+              <w:left w:val="single" w:sz="3" w:color="CBD5E1"/>
+              <w:right w:val="single" w:sz="3" w:color="CBD5E1"/>
               <w:insideH w:val="none" w:sz="0" w:color="auto"/>
               <w:insideV w:val="none" w:sz="0" w:color="auto"/>
             </w:tcBorders>
             <w:tcMar>
-              <w:top w:w="55" w:type="dxa"/>
-              <w:bottom w:w="55" w:type="dxa"/>
+              <w:top w:w="60" w:type="dxa"/>
+              <w:bottom w:w="60" w:type="dxa"/>
               <w:left w:w="100" w:type="dxa"/>
               <w:right w:w="100" w:type="dxa"/>
             </w:tcMar>
@@ -3412,31 +4129,31 @@
           <w:p>
             <w:r>
               <w:rPr>
-                <w:rFonts w:ascii="Inter" w:hAnsi="Inter" w:eastAsia="Inter"/>
+                <w:rFonts w:ascii="Calibri" w:hAnsi="Calibri" w:eastAsia="Calibri"/>
                 <w:b w:val="0"/>
                 <w:i w:val="0"/>
                 <w:color w:val="0F172A"/>
                 <w:sz w:val="17"/>
               </w:rPr>
-              <w:t>[ ] Granted</w:t>
+              <w:t>☐  Granted</w:t>
             </w:r>
           </w:p>
         </w:tc>
         <w:tc>
           <w:tcPr>
-            <w:tcW w:type="dxa" w:w="4252"/>
+            <w:tcW w:type="dxa" w:w="3402"/>
             <w:shd w:val="clear" w:color="auto" w:fill="FFFFFF"/>
             <w:tcBorders>
-              <w:top w:val="single" w:sz="4" w:color="CBD5E1"/>
-              <w:bottom w:val="single" w:sz="4" w:color="CBD5E1"/>
-              <w:left w:val="single" w:sz="4" w:color="CBD5E1"/>
-              <w:right w:val="single" w:sz="4" w:color="CBD5E1"/>
+              <w:top w:val="single" w:sz="3" w:color="CBD5E1"/>
+              <w:bottom w:val="single" w:sz="3" w:color="CBD5E1"/>
+              <w:left w:val="single" w:sz="3" w:color="CBD5E1"/>
+              <w:right w:val="single" w:sz="3" w:color="CBD5E1"/>
               <w:insideH w:val="none" w:sz="0" w:color="auto"/>
               <w:insideV w:val="none" w:sz="0" w:color="auto"/>
             </w:tcBorders>
             <w:tcMar>
-              <w:top w:w="55" w:type="dxa"/>
-              <w:bottom w:w="55" w:type="dxa"/>
+              <w:top w:w="60" w:type="dxa"/>
+              <w:bottom w:w="60" w:type="dxa"/>
               <w:left w:w="100" w:type="dxa"/>
               <w:right w:w="100" w:type="dxa"/>
             </w:tcMar>
@@ -3444,7 +4161,7 @@
           <w:p>
             <w:r>
               <w:rPr>
-                <w:rFonts w:ascii="Inter" w:hAnsi="Inter" w:eastAsia="Inter"/>
+                <w:rFonts w:ascii="Calibri" w:hAnsi="Calibri" w:eastAsia="Calibri"/>
                 <w:b w:val="0"/>
                 <w:i w:val="0"/>
                 <w:color w:val="0F172A"/>
@@ -3457,19 +4174,19 @@
       <w:tr>
         <w:tc>
           <w:tcPr>
-            <w:tcW w:type="dxa" w:w="4252"/>
+            <w:tcW w:type="dxa" w:w="4535"/>
             <w:shd w:val="clear" w:color="auto" w:fill="F8FAFC"/>
             <w:tcBorders>
-              <w:top w:val="single" w:sz="4" w:color="CBD5E1"/>
-              <w:bottom w:val="single" w:sz="4" w:color="CBD5E1"/>
-              <w:left w:val="single" w:sz="4" w:color="CBD5E1"/>
-              <w:right w:val="single" w:sz="4" w:color="CBD5E1"/>
+              <w:top w:val="single" w:sz="3" w:color="CBD5E1"/>
+              <w:bottom w:val="single" w:sz="3" w:color="CBD5E1"/>
+              <w:left w:val="single" w:sz="3" w:color="CBD5E1"/>
+              <w:right w:val="single" w:sz="3" w:color="CBD5E1"/>
               <w:insideH w:val="none" w:sz="0" w:color="auto"/>
               <w:insideV w:val="none" w:sz="0" w:color="auto"/>
             </w:tcBorders>
             <w:tcMar>
-              <w:top w:w="55" w:type="dxa"/>
-              <w:bottom w:w="55" w:type="dxa"/>
+              <w:top w:w="60" w:type="dxa"/>
+              <w:bottom w:w="60" w:type="dxa"/>
               <w:left w:w="100" w:type="dxa"/>
               <w:right w:w="100" w:type="dxa"/>
             </w:tcMar>
@@ -3477,7 +4194,7 @@
           <w:p>
             <w:r>
               <w:rPr>
-                <w:rFonts w:ascii="Inter" w:hAnsi="Inter" w:eastAsia="Inter"/>
+                <w:rFonts w:ascii="Calibri" w:hAnsi="Calibri" w:eastAsia="Calibri"/>
                 <w:b w:val="0"/>
                 <w:i w:val="0"/>
                 <w:color w:val="0F172A"/>
@@ -3489,19 +4206,19 @@
         </w:tc>
         <w:tc>
           <w:tcPr>
-            <w:tcW w:type="dxa" w:w="1701"/>
+            <w:tcW w:type="dxa" w:w="1984"/>
             <w:shd w:val="clear" w:color="auto" w:fill="F8FAFC"/>
             <w:tcBorders>
-              <w:top w:val="single" w:sz="4" w:color="CBD5E1"/>
-              <w:bottom w:val="single" w:sz="4" w:color="CBD5E1"/>
-              <w:left w:val="single" w:sz="4" w:color="CBD5E1"/>
-              <w:right w:val="single" w:sz="4" w:color="CBD5E1"/>
+              <w:top w:val="single" w:sz="3" w:color="CBD5E1"/>
+              <w:bottom w:val="single" w:sz="3" w:color="CBD5E1"/>
+              <w:left w:val="single" w:sz="3" w:color="CBD5E1"/>
+              <w:right w:val="single" w:sz="3" w:color="CBD5E1"/>
               <w:insideH w:val="none" w:sz="0" w:color="auto"/>
               <w:insideV w:val="none" w:sz="0" w:color="auto"/>
             </w:tcBorders>
             <w:tcMar>
-              <w:top w:w="55" w:type="dxa"/>
-              <w:bottom w:w="55" w:type="dxa"/>
+              <w:top w:w="60" w:type="dxa"/>
+              <w:bottom w:w="60" w:type="dxa"/>
               <w:left w:w="100" w:type="dxa"/>
               <w:right w:w="100" w:type="dxa"/>
             </w:tcMar>
@@ -3509,31 +4226,31 @@
           <w:p>
             <w:r>
               <w:rPr>
-                <w:rFonts w:ascii="Inter" w:hAnsi="Inter" w:eastAsia="Inter"/>
+                <w:rFonts w:ascii="Calibri" w:hAnsi="Calibri" w:eastAsia="Calibri"/>
                 <w:b w:val="0"/>
                 <w:i w:val="0"/>
                 <w:color w:val="0F172A"/>
                 <w:sz w:val="17"/>
               </w:rPr>
-              <w:t>[ ] Granted</w:t>
+              <w:t>☐  Granted</w:t>
             </w:r>
           </w:p>
         </w:tc>
         <w:tc>
           <w:tcPr>
-            <w:tcW w:type="dxa" w:w="4252"/>
+            <w:tcW w:type="dxa" w:w="3402"/>
             <w:shd w:val="clear" w:color="auto" w:fill="F8FAFC"/>
             <w:tcBorders>
-              <w:top w:val="single" w:sz="4" w:color="CBD5E1"/>
-              <w:bottom w:val="single" w:sz="4" w:color="CBD5E1"/>
-              <w:left w:val="single" w:sz="4" w:color="CBD5E1"/>
-              <w:right w:val="single" w:sz="4" w:color="CBD5E1"/>
+              <w:top w:val="single" w:sz="3" w:color="CBD5E1"/>
+              <w:bottom w:val="single" w:sz="3" w:color="CBD5E1"/>
+              <w:left w:val="single" w:sz="3" w:color="CBD5E1"/>
+              <w:right w:val="single" w:sz="3" w:color="CBD5E1"/>
               <w:insideH w:val="none" w:sz="0" w:color="auto"/>
               <w:insideV w:val="none" w:sz="0" w:color="auto"/>
             </w:tcBorders>
             <w:tcMar>
-              <w:top w:w="55" w:type="dxa"/>
-              <w:bottom w:w="55" w:type="dxa"/>
+              <w:top w:w="60" w:type="dxa"/>
+              <w:bottom w:w="60" w:type="dxa"/>
               <w:left w:w="100" w:type="dxa"/>
               <w:right w:w="100" w:type="dxa"/>
             </w:tcMar>
@@ -3541,7 +4258,7 @@
           <w:p>
             <w:r>
               <w:rPr>
-                <w:rFonts w:ascii="Inter" w:hAnsi="Inter" w:eastAsia="Inter"/>
+                <w:rFonts w:ascii="Calibri" w:hAnsi="Calibri" w:eastAsia="Calibri"/>
                 <w:b w:val="0"/>
                 <w:i w:val="0"/>
                 <w:color w:val="0F172A"/>
@@ -3554,19 +4271,19 @@
       <w:tr>
         <w:tc>
           <w:tcPr>
-            <w:tcW w:type="dxa" w:w="4252"/>
+            <w:tcW w:type="dxa" w:w="4535"/>
             <w:shd w:val="clear" w:color="auto" w:fill="FFFFFF"/>
             <w:tcBorders>
-              <w:top w:val="single" w:sz="4" w:color="CBD5E1"/>
-              <w:bottom w:val="single" w:sz="4" w:color="CBD5E1"/>
-              <w:left w:val="single" w:sz="4" w:color="CBD5E1"/>
-              <w:right w:val="single" w:sz="4" w:color="CBD5E1"/>
+              <w:top w:val="single" w:sz="3" w:color="CBD5E1"/>
+              <w:bottom w:val="single" w:sz="3" w:color="CBD5E1"/>
+              <w:left w:val="single" w:sz="3" w:color="CBD5E1"/>
+              <w:right w:val="single" w:sz="3" w:color="CBD5E1"/>
               <w:insideH w:val="none" w:sz="0" w:color="auto"/>
               <w:insideV w:val="none" w:sz="0" w:color="auto"/>
             </w:tcBorders>
             <w:tcMar>
-              <w:top w:w="55" w:type="dxa"/>
-              <w:bottom w:w="55" w:type="dxa"/>
+              <w:top w:w="60" w:type="dxa"/>
+              <w:bottom w:w="60" w:type="dxa"/>
               <w:left w:w="100" w:type="dxa"/>
               <w:right w:w="100" w:type="dxa"/>
             </w:tcMar>
@@ -3574,7 +4291,7 @@
           <w:p>
             <w:r>
               <w:rPr>
-                <w:rFonts w:ascii="Inter" w:hAnsi="Inter" w:eastAsia="Inter"/>
+                <w:rFonts w:ascii="Calibri" w:hAnsi="Calibri" w:eastAsia="Calibri"/>
                 <w:b w:val="0"/>
                 <w:i w:val="0"/>
                 <w:color w:val="0F172A"/>
@@ -3586,19 +4303,19 @@
         </w:tc>
         <w:tc>
           <w:tcPr>
-            <w:tcW w:type="dxa" w:w="1701"/>
+            <w:tcW w:type="dxa" w:w="1984"/>
             <w:shd w:val="clear" w:color="auto" w:fill="FFFFFF"/>
             <w:tcBorders>
-              <w:top w:val="single" w:sz="4" w:color="CBD5E1"/>
-              <w:bottom w:val="single" w:sz="4" w:color="CBD5E1"/>
-              <w:left w:val="single" w:sz="4" w:color="CBD5E1"/>
-              <w:right w:val="single" w:sz="4" w:color="CBD5E1"/>
+              <w:top w:val="single" w:sz="3" w:color="CBD5E1"/>
+              <w:bottom w:val="single" w:sz="3" w:color="CBD5E1"/>
+              <w:left w:val="single" w:sz="3" w:color="CBD5E1"/>
+              <w:right w:val="single" w:sz="3" w:color="CBD5E1"/>
               <w:insideH w:val="none" w:sz="0" w:color="auto"/>
               <w:insideV w:val="none" w:sz="0" w:color="auto"/>
             </w:tcBorders>
             <w:tcMar>
-              <w:top w:w="55" w:type="dxa"/>
-              <w:bottom w:w="55" w:type="dxa"/>
+              <w:top w:w="60" w:type="dxa"/>
+              <w:bottom w:w="60" w:type="dxa"/>
               <w:left w:w="100" w:type="dxa"/>
               <w:right w:w="100" w:type="dxa"/>
             </w:tcMar>
@@ -3606,31 +4323,31 @@
           <w:p>
             <w:r>
               <w:rPr>
-                <w:rFonts w:ascii="Inter" w:hAnsi="Inter" w:eastAsia="Inter"/>
+                <w:rFonts w:ascii="Calibri" w:hAnsi="Calibri" w:eastAsia="Calibri"/>
                 <w:b w:val="0"/>
                 <w:i w:val="0"/>
                 <w:color w:val="0F172A"/>
                 <w:sz w:val="17"/>
               </w:rPr>
-              <w:t>[ ] Accepted</w:t>
+              <w:t>☐  Accepted</w:t>
             </w:r>
           </w:p>
         </w:tc>
         <w:tc>
           <w:tcPr>
-            <w:tcW w:type="dxa" w:w="4252"/>
+            <w:tcW w:type="dxa" w:w="3402"/>
             <w:shd w:val="clear" w:color="auto" w:fill="FFFFFF"/>
             <w:tcBorders>
-              <w:top w:val="single" w:sz="4" w:color="CBD5E1"/>
-              <w:bottom w:val="single" w:sz="4" w:color="CBD5E1"/>
-              <w:left w:val="single" w:sz="4" w:color="CBD5E1"/>
-              <w:right w:val="single" w:sz="4" w:color="CBD5E1"/>
+              <w:top w:val="single" w:sz="3" w:color="CBD5E1"/>
+              <w:bottom w:val="single" w:sz="3" w:color="CBD5E1"/>
+              <w:left w:val="single" w:sz="3" w:color="CBD5E1"/>
+              <w:right w:val="single" w:sz="3" w:color="CBD5E1"/>
               <w:insideH w:val="none" w:sz="0" w:color="auto"/>
               <w:insideV w:val="none" w:sz="0" w:color="auto"/>
             </w:tcBorders>
             <w:tcMar>
-              <w:top w:w="55" w:type="dxa"/>
-              <w:bottom w:w="55" w:type="dxa"/>
+              <w:top w:w="60" w:type="dxa"/>
+              <w:bottom w:w="60" w:type="dxa"/>
               <w:left w:w="100" w:type="dxa"/>
               <w:right w:w="100" w:type="dxa"/>
             </w:tcMar>
@@ -3638,7 +4355,7 @@
           <w:p>
             <w:r>
               <w:rPr>
-                <w:rFonts w:ascii="Inter" w:hAnsi="Inter" w:eastAsia="Inter"/>
+                <w:rFonts w:ascii="Calibri" w:hAnsi="Calibri" w:eastAsia="Calibri"/>
                 <w:b w:val="0"/>
                 <w:i w:val="0"/>
                 <w:color w:val="0F172A"/>
@@ -3651,19 +4368,19 @@
       <w:tr>
         <w:tc>
           <w:tcPr>
-            <w:tcW w:type="dxa" w:w="4252"/>
+            <w:tcW w:type="dxa" w:w="4535"/>
             <w:shd w:val="clear" w:color="auto" w:fill="F8FAFC"/>
             <w:tcBorders>
-              <w:top w:val="single" w:sz="4" w:color="CBD5E1"/>
-              <w:bottom w:val="single" w:sz="4" w:color="CBD5E1"/>
-              <w:left w:val="single" w:sz="4" w:color="CBD5E1"/>
-              <w:right w:val="single" w:sz="4" w:color="CBD5E1"/>
+              <w:top w:val="single" w:sz="3" w:color="CBD5E1"/>
+              <w:bottom w:val="single" w:sz="3" w:color="CBD5E1"/>
+              <w:left w:val="single" w:sz="3" w:color="CBD5E1"/>
+              <w:right w:val="single" w:sz="3" w:color="CBD5E1"/>
               <w:insideH w:val="none" w:sz="0" w:color="auto"/>
               <w:insideV w:val="none" w:sz="0" w:color="auto"/>
             </w:tcBorders>
             <w:tcMar>
-              <w:top w:w="55" w:type="dxa"/>
-              <w:bottom w:w="55" w:type="dxa"/>
+              <w:top w:w="60" w:type="dxa"/>
+              <w:bottom w:w="60" w:type="dxa"/>
               <w:left w:w="100" w:type="dxa"/>
               <w:right w:w="100" w:type="dxa"/>
             </w:tcMar>
@@ -3671,31 +4388,31 @@
           <w:p>
             <w:r>
               <w:rPr>
-                <w:rFonts w:ascii="Inter" w:hAnsi="Inter" w:eastAsia="Inter"/>
+                <w:rFonts w:ascii="Calibri" w:hAnsi="Calibri" w:eastAsia="Calibri"/>
                 <w:b w:val="0"/>
                 <w:i w:val="0"/>
                 <w:color w:val="0F172A"/>
                 <w:sz w:val="17"/>
               </w:rPr>
-              <w:t>Document upload folder shared</w:t>
+              <w:t>Document upload folder shared and accessible</w:t>
             </w:r>
           </w:p>
         </w:tc>
         <w:tc>
           <w:tcPr>
-            <w:tcW w:type="dxa" w:w="1701"/>
+            <w:tcW w:type="dxa" w:w="1984"/>
             <w:shd w:val="clear" w:color="auto" w:fill="F8FAFC"/>
             <w:tcBorders>
-              <w:top w:val="single" w:sz="4" w:color="CBD5E1"/>
-              <w:bottom w:val="single" w:sz="4" w:color="CBD5E1"/>
-              <w:left w:val="single" w:sz="4" w:color="CBD5E1"/>
-              <w:right w:val="single" w:sz="4" w:color="CBD5E1"/>
+              <w:top w:val="single" w:sz="3" w:color="CBD5E1"/>
+              <w:bottom w:val="single" w:sz="3" w:color="CBD5E1"/>
+              <w:left w:val="single" w:sz="3" w:color="CBD5E1"/>
+              <w:right w:val="single" w:sz="3" w:color="CBD5E1"/>
               <w:insideH w:val="none" w:sz="0" w:color="auto"/>
               <w:insideV w:val="none" w:sz="0" w:color="auto"/>
             </w:tcBorders>
             <w:tcMar>
-              <w:top w:w="55" w:type="dxa"/>
-              <w:bottom w:w="55" w:type="dxa"/>
+              <w:top w:w="60" w:type="dxa"/>
+              <w:bottom w:w="60" w:type="dxa"/>
               <w:left w:w="100" w:type="dxa"/>
               <w:right w:w="100" w:type="dxa"/>
             </w:tcMar>
@@ -3703,31 +4420,31 @@
           <w:p>
             <w:r>
               <w:rPr>
-                <w:rFonts w:ascii="Inter" w:hAnsi="Inter" w:eastAsia="Inter"/>
+                <w:rFonts w:ascii="Calibri" w:hAnsi="Calibri" w:eastAsia="Calibri"/>
                 <w:b w:val="0"/>
                 <w:i w:val="0"/>
                 <w:color w:val="0F172A"/>
                 <w:sz w:val="17"/>
               </w:rPr>
-              <w:t>[ ] Shared</w:t>
+              <w:t>☐  Confirmed</w:t>
             </w:r>
           </w:p>
         </w:tc>
         <w:tc>
           <w:tcPr>
-            <w:tcW w:type="dxa" w:w="4252"/>
+            <w:tcW w:type="dxa" w:w="3402"/>
             <w:shd w:val="clear" w:color="auto" w:fill="F8FAFC"/>
             <w:tcBorders>
-              <w:top w:val="single" w:sz="4" w:color="CBD5E1"/>
-              <w:bottom w:val="single" w:sz="4" w:color="CBD5E1"/>
-              <w:left w:val="single" w:sz="4" w:color="CBD5E1"/>
-              <w:right w:val="single" w:sz="4" w:color="CBD5E1"/>
+              <w:top w:val="single" w:sz="3" w:color="CBD5E1"/>
+              <w:bottom w:val="single" w:sz="3" w:color="CBD5E1"/>
+              <w:left w:val="single" w:sz="3" w:color="CBD5E1"/>
+              <w:right w:val="single" w:sz="3" w:color="CBD5E1"/>
               <w:insideH w:val="none" w:sz="0" w:color="auto"/>
               <w:insideV w:val="none" w:sz="0" w:color="auto"/>
             </w:tcBorders>
             <w:tcMar>
-              <w:top w:w="55" w:type="dxa"/>
-              <w:bottom w:w="55" w:type="dxa"/>
+              <w:top w:w="60" w:type="dxa"/>
+              <w:bottom w:w="60" w:type="dxa"/>
               <w:left w:w="100" w:type="dxa"/>
               <w:right w:w="100" w:type="dxa"/>
             </w:tcMar>
@@ -3735,7 +4452,7 @@
           <w:p>
             <w:r>
               <w:rPr>
-                <w:rFonts w:ascii="Inter" w:hAnsi="Inter" w:eastAsia="Inter"/>
+                <w:rFonts w:ascii="Calibri" w:hAnsi="Calibri" w:eastAsia="Calibri"/>
                 <w:b w:val="0"/>
                 <w:i w:val="0"/>
                 <w:color w:val="0F172A"/>
@@ -3748,14 +4465,14 @@
     </w:tbl>
     <w:p>
       <w:pPr>
-        <w:spacing w:before="0" w:after="120"/>
+        <w:spacing w:before="0" w:after="160" w:line="276" w:lineRule="auto"/>
       </w:pPr>
     </w:p>
     <w:sectPr>
       <w:headerReference w:type="default" r:id="rId9"/>
       <w:footerReference w:type="default" r:id="rId10"/>
       <w:pgSz w:w="12240" w:h="15840"/>
-      <w:pgMar w:top="1361" w:right="1417" w:bottom="1361" w:left="1417" w:header="720" w:footer="720" w:gutter="0"/>
+      <w:pgMar w:top="1247" w:right="1361" w:bottom="1247" w:left="1361" w:header="720" w:footer="720" w:gutter="0"/>
       <w:cols w:space="720"/>
       <w:titlePg/>
       <w:docGrid w:linePitch="360"/>
@@ -3794,8 +4511,8 @@
             <w:insideV w:val="none" w:sz="0" w:color="auto"/>
           </w:tcBorders>
           <w:tcMar>
-            <w:top w:w="50" w:type="dxa"/>
-            <w:bottom w:w="50" w:type="dxa"/>
+            <w:top w:w="55" w:type="dxa"/>
+            <w:bottom w:w="55" w:type="dxa"/>
             <w:left w:w="0" w:type="dxa"/>
             <w:right w:w="0" w:type="dxa"/>
           </w:tcMar>
@@ -3810,9 +4527,9 @@
               <w:b w:val="0"/>
               <w:i w:val="0"/>
               <w:color w:val="64748B"/>
-              <w:sz w:val="14"/>
+              <w:sz w:val="13"/>
             </w:rPr>
-            <w:t>Confidential  ·  Commercial Use Licence  ·  © 2025 Bookkeeper Practice Launch System</w:t>
+            <w:t>© 2025 NovaOps  ·  Commercial Use License  ·  Bookkeeper Practice Launch System</w:t>
           </w:r>
         </w:p>
       </w:tc>
@@ -3828,8 +4545,8 @@
             <w:insideV w:val="none" w:sz="0" w:color="auto"/>
           </w:tcBorders>
           <w:tcMar>
-            <w:top w:w="50" w:type="dxa"/>
-            <w:bottom w:w="50" w:type="dxa"/>
+            <w:top w:w="55" w:type="dxa"/>
+            <w:bottom w:w="55" w:type="dxa"/>
             <w:left w:w="0" w:type="dxa"/>
             <w:right w:w="0" w:type="dxa"/>
           </w:tcMar>
@@ -3844,7 +4561,7 @@
               <w:b w:val="0"/>
               <w:i w:val="0"/>
               <w:color w:val="64748B"/>
-              <w:sz w:val="16"/>
+              <w:sz w:val="15"/>
             </w:rPr>
             <w:t xml:space="preserve">Page </w:t>
           </w:r>
@@ -3854,7 +4571,7 @@
               <w:b/>
               <w:i w:val="0"/>
               <w:color w:val="0F766E"/>
-              <w:sz w:val="16"/>
+              <w:sz w:val="15"/>
             </w:rPr>
             <w:fldChar w:fldCharType="begin"/>
             <w:instrText>PAGE</w:instrText>
@@ -3890,14 +4607,14 @@
         <w:tcPr>
           <w:tcW w:type="dxa" w:w="4536"/>
           <w:tcMar>
-            <w:top w:w="60" w:type="dxa"/>
-            <w:bottom w:w="60" w:type="dxa"/>
+            <w:top w:w="55" w:type="dxa"/>
+            <w:bottom w:w="55" w:type="dxa"/>
             <w:left w:w="0" w:type="dxa"/>
             <w:right w:w="60" w:type="dxa"/>
           </w:tcMar>
           <w:tcBorders>
             <w:top w:val="none" w:sz="0" w:color="auto"/>
-            <w:bottom w:val="single" w:sz="12" w:color="0F766E"/>
+            <w:bottom w:val="single" w:sz="8" w:color="0F766E"/>
             <w:left w:val="none" w:sz="0" w:color="auto"/>
             <w:right w:val="none" w:sz="0" w:color="auto"/>
             <w:insideH w:val="none" w:sz="0" w:color="auto"/>
@@ -3910,13 +4627,23 @@
           </w:pPr>
           <w:r>
             <w:rPr>
+              <w:rFonts w:ascii="Poppins" w:hAnsi="Poppins" w:eastAsia="Poppins"/>
+              <w:b/>
+              <w:i w:val="0"/>
+              <w:color w:val="0F766E"/>
+              <w:sz w:val="14"/>
+            </w:rPr>
+            <w:t>NOVAOPS</w:t>
+          </w:r>
+          <w:r>
+            <w:rPr>
               <w:rFonts w:ascii="Inter" w:hAnsi="Inter" w:eastAsia="Inter"/>
               <w:b w:val="0"/>
               <w:i w:val="0"/>
               <w:color w:val="64748B"/>
-              <w:sz w:val="14"/>
+              <w:sz w:val="13"/>
             </w:rPr>
-            <w:t>BOOKKEEPER PRACTICE LAUNCH SYSTEM  ·  v2.0</w:t>
+            <w:t xml:space="preserve">  ·  Bookkeeper Practice Launch System  ·  v2.0</w:t>
           </w:r>
         </w:p>
       </w:tc>
@@ -3924,14 +4651,14 @@
         <w:tcPr>
           <w:tcW w:type="dxa" w:w="4536"/>
           <w:tcMar>
-            <w:top w:w="60" w:type="dxa"/>
-            <w:bottom w:w="60" w:type="dxa"/>
+            <w:top w:w="55" w:type="dxa"/>
+            <w:bottom w:w="55" w:type="dxa"/>
             <w:left w:w="60" w:type="dxa"/>
             <w:right w:w="0" w:type="dxa"/>
           </w:tcMar>
           <w:tcBorders>
             <w:top w:val="none" w:sz="0" w:color="auto"/>
-            <w:bottom w:val="single" w:sz="12" w:color="0F766E"/>
+            <w:bottom w:val="single" w:sz="8" w:color="0F766E"/>
             <w:left w:val="none" w:sz="0" w:color="auto"/>
             <w:right w:val="none" w:sz="0" w:color="auto"/>
             <w:insideH w:val="none" w:sz="0" w:color="auto"/>
@@ -4323,7 +5050,7 @@
     <w:qFormat/>
     <w:rsid w:val="00FC693F"/>
     <w:rPr>
-      <w:rFonts w:ascii="Inter" w:hAnsi="Inter"/>
+      <w:rFonts w:ascii="Calibri" w:hAnsi="Calibri"/>
       <w:sz w:val="19"/>
     </w:rPr>
   </w:style>
